--- a/flow/20230914_vu_template/drafts/2024-11-u/12-ВТ-Йосафата.docx
+++ b/flow/20230914_vu_template/drafts/2024-11-u/12-ВТ-Йосафата.docx
@@ -11379,11 +11379,22 @@
           <w:color w:val="000000"/>
           <w:sz w:val="24"/>
         </w:rPr>
-        <w:t>Го</w:t>
-      </w:r>
-      <w:r>
-        <w:rPr>
-          <w:rFonts w:ascii="Times New Roman" w:hAnsi="Times New Roman"/>
+        <w:t xml:space="preserve">Го́споди, взива́ю я до Те́бе, ви́слухай мене́.* </w:t>
+      </w:r>
+      <w:r>
+        <w:rPr>
+          <w:rFonts w:ascii="Times New Roman" w:hAnsi="Times New Roman"/>
+          <w:b/>
+          <w:color w:val="000000"/>
+          <w:sz w:val="24"/>
+        </w:rPr>
+        <w:t>Ви</w:t>
+      </w:r>
+      <w:r>
+        <w:rPr>
+          <w:rFonts w:ascii="Times New Roman" w:hAnsi="Times New Roman"/>
+          <w:b/>
+          <w:color w:val="000000"/>
           <w:sz w:val="24"/>
         </w:rPr>
         <w:t>́</w:t>
@@ -11395,7 +11406,7 @@
           <w:color w:val="000000"/>
           <w:sz w:val="24"/>
         </w:rPr>
-        <w:t>споди,</w:t>
+        <w:t>слухай мене</w:t>
       </w:r>
       <w:r>
         <w:rPr>
@@ -11404,7 +11415,7 @@
           <w:color w:val="000000"/>
           <w:sz w:val="24"/>
         </w:rPr>
-        <w:t xml:space="preserve"> </w:t>
+        <w:t>́</w:t>
       </w:r>
       <w:r>
         <w:rPr>
@@ -11413,11 +11424,13 @@
           <w:color w:val="000000"/>
           <w:sz w:val="24"/>
         </w:rPr>
-        <w:t>взива</w:t>
-      </w:r>
-      <w:r>
-        <w:rPr>
-          <w:rFonts w:ascii="Times New Roman" w:hAnsi="Times New Roman"/>
+        <w:t>, Го</w:t>
+      </w:r>
+      <w:r>
+        <w:rPr>
+          <w:rFonts w:ascii="Times New Roman" w:hAnsi="Times New Roman"/>
+          <w:b/>
+          <w:color w:val="000000"/>
           <w:sz w:val="24"/>
         </w:rPr>
         <w:t>́</w:t>
@@ -11429,7 +11442,7 @@
           <w:color w:val="000000"/>
           <w:sz w:val="24"/>
         </w:rPr>
-        <w:t>ю</w:t>
+        <w:t>споди.* Го</w:t>
       </w:r>
       <w:r>
         <w:rPr>
@@ -11438,7 +11451,7 @@
           <w:color w:val="000000"/>
           <w:sz w:val="24"/>
         </w:rPr>
-        <w:t xml:space="preserve"> </w:t>
+        <w:t>́</w:t>
       </w:r>
       <w:r>
         <w:rPr>
@@ -11447,7 +11460,7 @@
           <w:color w:val="000000"/>
           <w:sz w:val="24"/>
         </w:rPr>
-        <w:t>я</w:t>
+        <w:t>споди, взива</w:t>
       </w:r>
       <w:r>
         <w:rPr>
@@ -11456,7 +11469,7 @@
           <w:color w:val="000000"/>
           <w:sz w:val="24"/>
         </w:rPr>
-        <w:t xml:space="preserve"> </w:t>
+        <w:t>́</w:t>
       </w:r>
       <w:r>
         <w:rPr>
@@ -11465,7 +11478,7 @@
           <w:color w:val="000000"/>
           <w:sz w:val="24"/>
         </w:rPr>
-        <w:t>до</w:t>
+        <w:t>ю я до Те</w:t>
       </w:r>
       <w:r>
         <w:rPr>
@@ -11474,7 +11487,7 @@
           <w:color w:val="000000"/>
           <w:sz w:val="24"/>
         </w:rPr>
-        <w:t xml:space="preserve"> </w:t>
+        <w:t>́</w:t>
       </w:r>
       <w:r>
         <w:rPr>
@@ -11483,11 +11496,13 @@
           <w:color w:val="000000"/>
           <w:sz w:val="24"/>
         </w:rPr>
-        <w:t>Те</w:t>
-      </w:r>
-      <w:r>
-        <w:rPr>
-          <w:rFonts w:ascii="Times New Roman" w:hAnsi="Times New Roman"/>
+        <w:t>бе, ви</w:t>
+      </w:r>
+      <w:r>
+        <w:rPr>
+          <w:rFonts w:ascii="Times New Roman" w:hAnsi="Times New Roman"/>
+          <w:b/>
+          <w:color w:val="000000"/>
           <w:sz w:val="24"/>
         </w:rPr>
         <w:t>́</w:t>
@@ -11499,7 +11514,7 @@
           <w:color w:val="000000"/>
           <w:sz w:val="24"/>
         </w:rPr>
-        <w:t>бе,</w:t>
+        <w:t>слухай мене</w:t>
       </w:r>
       <w:r>
         <w:rPr>
@@ -11508,7 +11523,7 @@
           <w:color w:val="000000"/>
           <w:sz w:val="24"/>
         </w:rPr>
-        <w:t xml:space="preserve"> </w:t>
+        <w:t>́</w:t>
       </w:r>
       <w:r>
         <w:rPr>
@@ -11517,11 +11532,13 @@
           <w:color w:val="000000"/>
           <w:sz w:val="24"/>
         </w:rPr>
-        <w:t>ви</w:t>
-      </w:r>
-      <w:r>
-        <w:rPr>
-          <w:rFonts w:ascii="Times New Roman" w:hAnsi="Times New Roman"/>
+        <w:t>.* Почу</w:t>
+      </w:r>
+      <w:r>
+        <w:rPr>
+          <w:rFonts w:ascii="Times New Roman" w:hAnsi="Times New Roman"/>
+          <w:b/>
+          <w:color w:val="000000"/>
           <w:sz w:val="24"/>
         </w:rPr>
         <w:t>́</w:t>
@@ -11533,7 +11550,7 @@
           <w:color w:val="000000"/>
           <w:sz w:val="24"/>
         </w:rPr>
-        <w:t>слухай</w:t>
+        <w:t>й го</w:t>
       </w:r>
       <w:r>
         <w:rPr>
@@ -11542,7 +11559,7 @@
           <w:color w:val="000000"/>
           <w:sz w:val="24"/>
         </w:rPr>
-        <w:t xml:space="preserve"> </w:t>
+        <w:t>́</w:t>
       </w:r>
       <w:r>
         <w:rPr>
@@ -11551,11 +11568,13 @@
           <w:color w:val="000000"/>
           <w:sz w:val="24"/>
         </w:rPr>
-        <w:t>мене</w:t>
-      </w:r>
-      <w:r>
-        <w:rPr>
-          <w:rFonts w:ascii="Times New Roman" w:hAnsi="Times New Roman"/>
+        <w:t>лос молі</w:t>
+      </w:r>
+      <w:r>
+        <w:rPr>
+          <w:rFonts w:ascii="Times New Roman" w:hAnsi="Times New Roman"/>
+          <w:b/>
+          <w:color w:val="000000"/>
           <w:sz w:val="24"/>
         </w:rPr>
         <w:t>́</w:t>
@@ -11567,7 +11586,7 @@
           <w:color w:val="000000"/>
           <w:sz w:val="24"/>
         </w:rPr>
-        <w:t>.*</w:t>
+        <w:t>ння мого</w:t>
       </w:r>
       <w:r>
         <w:rPr>
@@ -11576,7 +11595,7 @@
           <w:color w:val="000000"/>
           <w:sz w:val="24"/>
         </w:rPr>
-        <w:t xml:space="preserve"> </w:t>
+        <w:t>́</w:t>
       </w:r>
       <w:r>
         <w:rPr>
@@ -11585,11 +11604,343 @@
           <w:color w:val="000000"/>
           <w:sz w:val="24"/>
         </w:rPr>
+        <w:t>,* коли</w:t>
+      </w:r>
+      <w:r>
+        <w:rPr>
+          <w:rFonts w:ascii="Times New Roman" w:hAnsi="Times New Roman"/>
+          <w:b/>
+          <w:color w:val="000000"/>
+          <w:sz w:val="24"/>
+        </w:rPr>
+        <w:t>́</w:t>
+      </w:r>
+      <w:r>
+        <w:rPr>
+          <w:rFonts w:ascii="Times New Roman" w:hAnsi="Times New Roman"/>
+          <w:b/>
+          <w:color w:val="000000"/>
+          <w:sz w:val="24"/>
+        </w:rPr>
+        <w:t xml:space="preserve"> взива</w:t>
+      </w:r>
+      <w:r>
+        <w:rPr>
+          <w:rFonts w:ascii="Times New Roman" w:hAnsi="Times New Roman"/>
+          <w:b/>
+          <w:color w:val="000000"/>
+          <w:sz w:val="24"/>
+        </w:rPr>
+        <w:t>́</w:t>
+      </w:r>
+      <w:r>
+        <w:rPr>
+          <w:rFonts w:ascii="Times New Roman" w:hAnsi="Times New Roman"/>
+          <w:b/>
+          <w:color w:val="000000"/>
+          <w:sz w:val="24"/>
+        </w:rPr>
+        <w:t>ю до Те</w:t>
+      </w:r>
+      <w:r>
+        <w:rPr>
+          <w:rFonts w:ascii="Times New Roman" w:hAnsi="Times New Roman"/>
+          <w:b/>
+          <w:color w:val="000000"/>
+          <w:sz w:val="24"/>
+        </w:rPr>
+        <w:t>́</w:t>
+      </w:r>
+      <w:r>
+        <w:rPr>
+          <w:rFonts w:ascii="Times New Roman" w:hAnsi="Times New Roman"/>
+          <w:b/>
+          <w:color w:val="000000"/>
+          <w:sz w:val="24"/>
+        </w:rPr>
+        <w:t>бе.* Ви</w:t>
+      </w:r>
+      <w:r>
+        <w:rPr>
+          <w:rFonts w:ascii="Times New Roman" w:hAnsi="Times New Roman"/>
+          <w:b/>
+          <w:color w:val="000000"/>
+          <w:sz w:val="24"/>
+        </w:rPr>
+        <w:t>́</w:t>
+      </w:r>
+      <w:r>
+        <w:rPr>
+          <w:rFonts w:ascii="Times New Roman" w:hAnsi="Times New Roman"/>
+          <w:b/>
+          <w:color w:val="000000"/>
+          <w:sz w:val="24"/>
+        </w:rPr>
+        <w:t>слухай мене</w:t>
+      </w:r>
+      <w:r>
+        <w:rPr>
+          <w:rFonts w:ascii="Times New Roman" w:hAnsi="Times New Roman"/>
+          <w:b/>
+          <w:color w:val="000000"/>
+          <w:sz w:val="24"/>
+        </w:rPr>
+        <w:t>́</w:t>
+      </w:r>
+      <w:r>
+        <w:rPr>
+          <w:rFonts w:ascii="Times New Roman" w:hAnsi="Times New Roman"/>
+          <w:b/>
+          <w:color w:val="000000"/>
+          <w:sz w:val="24"/>
+        </w:rPr>
+        <w:t>, Го</w:t>
+      </w:r>
+      <w:r>
+        <w:rPr>
+          <w:rFonts w:ascii="Times New Roman" w:hAnsi="Times New Roman"/>
+          <w:b/>
+          <w:color w:val="000000"/>
+          <w:sz w:val="24"/>
+        </w:rPr>
+        <w:t>́</w:t>
+      </w:r>
+      <w:r>
+        <w:rPr>
+          <w:rFonts w:ascii="Times New Roman" w:hAnsi="Times New Roman"/>
+          <w:b/>
+          <w:color w:val="000000"/>
+          <w:sz w:val="24"/>
+        </w:rPr>
+        <w:t>споди.</w:t>
+      </w:r>
+    </w:p>
+    <w:p>
+      <w:pPr>
+        <w:pStyle w:val="Normal"/>
+        <w:spacing w:after="120"/>
+      </w:pPr>
+      <w:r>
+        <w:rPr>
+          <w:rFonts w:ascii="Times New Roman" w:hAnsi="Times New Roman"/>
+          <w:b/>
+          <w:color w:val="000000"/>
+          <w:sz w:val="24"/>
+        </w:rPr>
+        <w:t>Неха</w:t>
+      </w:r>
+      <w:r>
+        <w:rPr>
+          <w:rFonts w:ascii="Times New Roman" w:hAnsi="Times New Roman"/>
+          <w:b/>
+          <w:color w:val="000000"/>
+          <w:sz w:val="24"/>
+        </w:rPr>
+        <w:t>́</w:t>
+      </w:r>
+      <w:r>
+        <w:rPr>
+          <w:rFonts w:ascii="Times New Roman" w:hAnsi="Times New Roman"/>
+          <w:b/>
+          <w:color w:val="000000"/>
+          <w:sz w:val="24"/>
+        </w:rPr>
+        <w:t>й піднесе</w:t>
+      </w:r>
+      <w:r>
+        <w:rPr>
+          <w:rFonts w:ascii="Times New Roman" w:hAnsi="Times New Roman"/>
+          <w:b/>
+          <w:color w:val="000000"/>
+          <w:sz w:val="24"/>
+        </w:rPr>
+        <w:t>́</w:t>
+      </w:r>
+      <w:r>
+        <w:rPr>
+          <w:rFonts w:ascii="Times New Roman" w:hAnsi="Times New Roman"/>
+          <w:b/>
+          <w:color w:val="000000"/>
+          <w:sz w:val="24"/>
+        </w:rPr>
+        <w:t>ться моли</w:t>
+      </w:r>
+      <w:r>
+        <w:rPr>
+          <w:rFonts w:ascii="Times New Roman" w:hAnsi="Times New Roman"/>
+          <w:b/>
+          <w:color w:val="000000"/>
+          <w:sz w:val="24"/>
+        </w:rPr>
+        <w:t>́</w:t>
+      </w:r>
+      <w:r>
+        <w:rPr>
+          <w:rFonts w:ascii="Times New Roman" w:hAnsi="Times New Roman"/>
+          <w:b/>
+          <w:color w:val="000000"/>
+          <w:sz w:val="24"/>
+        </w:rPr>
+        <w:t>тва моя</w:t>
+      </w:r>
+      <w:r>
+        <w:rPr>
+          <w:rFonts w:ascii="Times New Roman" w:hAnsi="Times New Roman"/>
+          <w:b/>
+          <w:color w:val="000000"/>
+          <w:sz w:val="24"/>
+        </w:rPr>
+        <w:t>́</w:t>
+      </w:r>
+      <w:r>
+        <w:rPr>
+          <w:rFonts w:ascii="Times New Roman" w:hAnsi="Times New Roman"/>
+          <w:b/>
+          <w:color w:val="000000"/>
+          <w:sz w:val="24"/>
+        </w:rPr>
+        <w:t>,* мов кади</w:t>
+      </w:r>
+      <w:r>
+        <w:rPr>
+          <w:rFonts w:ascii="Times New Roman" w:hAnsi="Times New Roman"/>
+          <w:b/>
+          <w:color w:val="000000"/>
+          <w:sz w:val="24"/>
+        </w:rPr>
+        <w:t>́</w:t>
+      </w:r>
+      <w:r>
+        <w:rPr>
+          <w:rFonts w:ascii="Times New Roman" w:hAnsi="Times New Roman"/>
+          <w:b/>
+          <w:color w:val="000000"/>
+          <w:sz w:val="24"/>
+        </w:rPr>
+        <w:t>ло пе</w:t>
+      </w:r>
+      <w:r>
+        <w:rPr>
+          <w:rFonts w:ascii="Times New Roman" w:hAnsi="Times New Roman"/>
+          <w:b/>
+          <w:color w:val="000000"/>
+          <w:sz w:val="24"/>
+        </w:rPr>
+        <w:t>́</w:t>
+      </w:r>
+      <w:r>
+        <w:rPr>
+          <w:rFonts w:ascii="Times New Roman" w:hAnsi="Times New Roman"/>
+          <w:b/>
+          <w:color w:val="000000"/>
+          <w:sz w:val="24"/>
+        </w:rPr>
+        <w:t>ред Тобо</w:t>
+      </w:r>
+      <w:r>
+        <w:rPr>
+          <w:rFonts w:ascii="Times New Roman" w:hAnsi="Times New Roman"/>
+          <w:b/>
+          <w:color w:val="000000"/>
+          <w:sz w:val="24"/>
+        </w:rPr>
+        <w:t>́</w:t>
+      </w:r>
+      <w:r>
+        <w:rPr>
+          <w:rFonts w:ascii="Times New Roman" w:hAnsi="Times New Roman"/>
+          <w:b/>
+          <w:color w:val="000000"/>
+          <w:sz w:val="24"/>
+        </w:rPr>
+        <w:t>ю;* підно</w:t>
+      </w:r>
+      <w:r>
+        <w:rPr>
+          <w:rFonts w:ascii="Times New Roman" w:hAnsi="Times New Roman"/>
+          <w:b/>
+          <w:color w:val="000000"/>
+          <w:sz w:val="24"/>
+        </w:rPr>
+        <w:t>́</w:t>
+      </w:r>
+      <w:r>
+        <w:rPr>
+          <w:rFonts w:ascii="Times New Roman" w:hAnsi="Times New Roman"/>
+          <w:b/>
+          <w:color w:val="000000"/>
+          <w:sz w:val="24"/>
+        </w:rPr>
+        <w:t>шення рук мої</w:t>
+      </w:r>
+      <w:r>
+        <w:rPr>
+          <w:rFonts w:ascii="Times New Roman" w:hAnsi="Times New Roman"/>
+          <w:b/>
+          <w:color w:val="000000"/>
+          <w:sz w:val="24"/>
+        </w:rPr>
+        <w:t>́</w:t>
+      </w:r>
+      <w:r>
+        <w:rPr>
+          <w:rFonts w:ascii="Times New Roman" w:hAnsi="Times New Roman"/>
+          <w:b/>
+          <w:color w:val="000000"/>
+          <w:sz w:val="24"/>
+        </w:rPr>
+        <w:t>х,* як же</w:t>
+      </w:r>
+      <w:r>
+        <w:rPr>
+          <w:rFonts w:ascii="Times New Roman" w:hAnsi="Times New Roman"/>
+          <w:b/>
+          <w:color w:val="000000"/>
+          <w:sz w:val="24"/>
+        </w:rPr>
+        <w:t>́</w:t>
+      </w:r>
+      <w:r>
+        <w:rPr>
+          <w:rFonts w:ascii="Times New Roman" w:hAnsi="Times New Roman"/>
+          <w:b/>
+          <w:color w:val="000000"/>
+          <w:sz w:val="24"/>
+        </w:rPr>
+        <w:t>ртва вечі</w:t>
+      </w:r>
+      <w:r>
+        <w:rPr>
+          <w:rFonts w:ascii="Times New Roman" w:hAnsi="Times New Roman"/>
+          <w:b/>
+          <w:color w:val="000000"/>
+          <w:sz w:val="24"/>
+        </w:rPr>
+        <w:t>́</w:t>
+      </w:r>
+      <w:r>
+        <w:rPr>
+          <w:rFonts w:ascii="Times New Roman" w:hAnsi="Times New Roman"/>
+          <w:b/>
+          <w:color w:val="000000"/>
+          <w:sz w:val="24"/>
+        </w:rPr>
+        <w:t xml:space="preserve">рня.* </w:t>
+      </w:r>
+      <w:r>
+        <w:rPr>
+          <w:rFonts w:ascii="Times New Roman" w:hAnsi="Times New Roman"/>
+          <w:b/>
+          <w:color w:val="000000"/>
+          <w:sz w:val="24"/>
+        </w:rPr>
         <w:t>Ви</w:t>
       </w:r>
       <w:r>
         <w:rPr>
           <w:rFonts w:ascii="Times New Roman" w:hAnsi="Times New Roman"/>
+          <w:b/>
+          <w:color w:val="000000"/>
           <w:sz w:val="24"/>
         </w:rPr>
         <w:t>́</w:t>
@@ -11601,7 +11952,7 @@
           <w:color w:val="000000"/>
           <w:sz w:val="24"/>
         </w:rPr>
-        <w:t>слухай</w:t>
+        <w:t>слухай мене</w:t>
       </w:r>
       <w:r>
         <w:rPr>
@@ -11610,7 +11961,7 @@
           <w:color w:val="000000"/>
           <w:sz w:val="24"/>
         </w:rPr>
-        <w:t xml:space="preserve"> </w:t>
+        <w:t>́</w:t>
       </w:r>
       <w:r>
         <w:rPr>
@@ -11619,1111 +11970,13 @@
           <w:color w:val="000000"/>
           <w:sz w:val="24"/>
         </w:rPr>
-        <w:t>мене,</w:t>
+        <w:t>, Го</w:t>
       </w:r>
       <w:r>
         <w:rPr>
           <w:rFonts w:ascii="Times New Roman" w:hAnsi="Times New Roman"/>
           <w:b/>
           <w:color w:val="000000"/>
-          <w:sz w:val="24"/>
-        </w:rPr>
-        <w:t xml:space="preserve"> </w:t>
-      </w:r>
-      <w:r>
-        <w:rPr>
-          <w:rFonts w:ascii="Times New Roman" w:hAnsi="Times New Roman"/>
-          <w:b/>
-          <w:color w:val="000000"/>
-          <w:sz w:val="24"/>
-        </w:rPr>
-        <w:t>Го</w:t>
-      </w:r>
-      <w:r>
-        <w:rPr>
-          <w:rFonts w:ascii="Times New Roman" w:hAnsi="Times New Roman"/>
-          <w:sz w:val="24"/>
-        </w:rPr>
-        <w:t>́</w:t>
-      </w:r>
-      <w:r>
-        <w:rPr>
-          <w:rFonts w:ascii="Times New Roman" w:hAnsi="Times New Roman"/>
-          <w:b/>
-          <w:color w:val="000000"/>
-          <w:sz w:val="24"/>
-        </w:rPr>
-        <w:t>споди.*</w:t>
-      </w:r>
-      <w:r>
-        <w:rPr>
-          <w:rFonts w:ascii="Times New Roman" w:hAnsi="Times New Roman"/>
-          <w:b/>
-          <w:color w:val="000000"/>
-          <w:sz w:val="24"/>
-        </w:rPr>
-        <w:t xml:space="preserve"> </w:t>
-      </w:r>
-      <w:r>
-        <w:rPr>
-          <w:rFonts w:ascii="Times New Roman" w:hAnsi="Times New Roman"/>
-          <w:b/>
-          <w:color w:val="000000"/>
-          <w:sz w:val="24"/>
-        </w:rPr>
-        <w:t>Го</w:t>
-      </w:r>
-      <w:r>
-        <w:rPr>
-          <w:rFonts w:ascii="Times New Roman" w:hAnsi="Times New Roman"/>
-          <w:sz w:val="24"/>
-        </w:rPr>
-        <w:t>́</w:t>
-      </w:r>
-      <w:r>
-        <w:rPr>
-          <w:rFonts w:ascii="Times New Roman" w:hAnsi="Times New Roman"/>
-          <w:b/>
-          <w:color w:val="000000"/>
-          <w:sz w:val="24"/>
-        </w:rPr>
-        <w:t>споди,</w:t>
-      </w:r>
-      <w:r>
-        <w:rPr>
-          <w:rFonts w:ascii="Times New Roman" w:hAnsi="Times New Roman"/>
-          <w:b/>
-          <w:color w:val="000000"/>
-          <w:sz w:val="24"/>
-        </w:rPr>
-        <w:t xml:space="preserve"> </w:t>
-      </w:r>
-      <w:r>
-        <w:rPr>
-          <w:rFonts w:ascii="Times New Roman" w:hAnsi="Times New Roman"/>
-          <w:b/>
-          <w:color w:val="000000"/>
-          <w:sz w:val="24"/>
-        </w:rPr>
-        <w:t>взива</w:t>
-      </w:r>
-      <w:r>
-        <w:rPr>
-          <w:rFonts w:ascii="Times New Roman" w:hAnsi="Times New Roman"/>
-          <w:sz w:val="24"/>
-        </w:rPr>
-        <w:t>́</w:t>
-      </w:r>
-      <w:r>
-        <w:rPr>
-          <w:rFonts w:ascii="Times New Roman" w:hAnsi="Times New Roman"/>
-          <w:b/>
-          <w:color w:val="000000"/>
-          <w:sz w:val="24"/>
-        </w:rPr>
-        <w:t>ю</w:t>
-      </w:r>
-      <w:r>
-        <w:rPr>
-          <w:rFonts w:ascii="Times New Roman" w:hAnsi="Times New Roman"/>
-          <w:b/>
-          <w:color w:val="000000"/>
-          <w:sz w:val="24"/>
-        </w:rPr>
-        <w:t xml:space="preserve"> </w:t>
-      </w:r>
-      <w:r>
-        <w:rPr>
-          <w:rFonts w:ascii="Times New Roman" w:hAnsi="Times New Roman"/>
-          <w:b/>
-          <w:color w:val="000000"/>
-          <w:sz w:val="24"/>
-        </w:rPr>
-        <w:t>я</w:t>
-      </w:r>
-      <w:r>
-        <w:rPr>
-          <w:rFonts w:ascii="Times New Roman" w:hAnsi="Times New Roman"/>
-          <w:b/>
-          <w:color w:val="000000"/>
-          <w:sz w:val="24"/>
-        </w:rPr>
-        <w:t xml:space="preserve"> </w:t>
-      </w:r>
-      <w:r>
-        <w:rPr>
-          <w:rFonts w:ascii="Times New Roman" w:hAnsi="Times New Roman"/>
-          <w:b/>
-          <w:color w:val="000000"/>
-          <w:sz w:val="24"/>
-        </w:rPr>
-        <w:t>до</w:t>
-      </w:r>
-      <w:r>
-        <w:rPr>
-          <w:rFonts w:ascii="Times New Roman" w:hAnsi="Times New Roman"/>
-          <w:b/>
-          <w:color w:val="000000"/>
-          <w:sz w:val="24"/>
-        </w:rPr>
-        <w:t xml:space="preserve"> </w:t>
-      </w:r>
-      <w:r>
-        <w:rPr>
-          <w:rFonts w:ascii="Times New Roman" w:hAnsi="Times New Roman"/>
-          <w:b/>
-          <w:color w:val="000000"/>
-          <w:sz w:val="24"/>
-        </w:rPr>
-        <w:t>Те</w:t>
-      </w:r>
-      <w:r>
-        <w:rPr>
-          <w:rFonts w:ascii="Times New Roman" w:hAnsi="Times New Roman"/>
-          <w:sz w:val="24"/>
-        </w:rPr>
-        <w:t>́</w:t>
-      </w:r>
-      <w:r>
-        <w:rPr>
-          <w:rFonts w:ascii="Times New Roman" w:hAnsi="Times New Roman"/>
-          <w:b/>
-          <w:color w:val="000000"/>
-          <w:sz w:val="24"/>
-        </w:rPr>
-        <w:t>бе,</w:t>
-      </w:r>
-      <w:r>
-        <w:rPr>
-          <w:rFonts w:ascii="Times New Roman" w:hAnsi="Times New Roman"/>
-          <w:b/>
-          <w:color w:val="000000"/>
-          <w:sz w:val="24"/>
-        </w:rPr>
-        <w:t xml:space="preserve"> </w:t>
-      </w:r>
-      <w:r>
-        <w:rPr>
-          <w:rFonts w:ascii="Times New Roman" w:hAnsi="Times New Roman"/>
-          <w:b/>
-          <w:color w:val="000000"/>
-          <w:sz w:val="24"/>
-        </w:rPr>
-        <w:t>ви</w:t>
-      </w:r>
-      <w:r>
-        <w:rPr>
-          <w:rFonts w:ascii="Times New Roman" w:hAnsi="Times New Roman"/>
-          <w:sz w:val="24"/>
-        </w:rPr>
-        <w:t>́</w:t>
-      </w:r>
-      <w:r>
-        <w:rPr>
-          <w:rFonts w:ascii="Times New Roman" w:hAnsi="Times New Roman"/>
-          <w:b/>
-          <w:color w:val="000000"/>
-          <w:sz w:val="24"/>
-        </w:rPr>
-        <w:t>слухай</w:t>
-      </w:r>
-      <w:r>
-        <w:rPr>
-          <w:rFonts w:ascii="Times New Roman" w:hAnsi="Times New Roman"/>
-          <w:b/>
-          <w:color w:val="000000"/>
-          <w:sz w:val="24"/>
-        </w:rPr>
-        <w:t xml:space="preserve"> </w:t>
-      </w:r>
-      <w:r>
-        <w:rPr>
-          <w:rFonts w:ascii="Times New Roman" w:hAnsi="Times New Roman"/>
-          <w:b/>
-          <w:color w:val="000000"/>
-          <w:sz w:val="24"/>
-        </w:rPr>
-        <w:t>мене</w:t>
-      </w:r>
-      <w:r>
-        <w:rPr>
-          <w:rFonts w:ascii="Times New Roman" w:hAnsi="Times New Roman"/>
-          <w:sz w:val="24"/>
-        </w:rPr>
-        <w:t>́</w:t>
-      </w:r>
-      <w:r>
-        <w:rPr>
-          <w:rFonts w:ascii="Times New Roman" w:hAnsi="Times New Roman"/>
-          <w:b/>
-          <w:color w:val="000000"/>
-          <w:sz w:val="24"/>
-        </w:rPr>
-        <w:t>.*</w:t>
-      </w:r>
-      <w:r>
-        <w:rPr>
-          <w:rFonts w:ascii="Times New Roman" w:hAnsi="Times New Roman"/>
-          <w:b/>
-          <w:color w:val="000000"/>
-          <w:sz w:val="24"/>
-        </w:rPr>
-        <w:t xml:space="preserve"> </w:t>
-      </w:r>
-      <w:r>
-        <w:rPr>
-          <w:rFonts w:ascii="Times New Roman" w:hAnsi="Times New Roman"/>
-          <w:b/>
-          <w:color w:val="000000"/>
-          <w:sz w:val="24"/>
-        </w:rPr>
-        <w:t>Почу</w:t>
-      </w:r>
-      <w:r>
-        <w:rPr>
-          <w:rFonts w:ascii="Times New Roman" w:hAnsi="Times New Roman"/>
-          <w:sz w:val="24"/>
-        </w:rPr>
-        <w:t>́</w:t>
-      </w:r>
-      <w:r>
-        <w:rPr>
-          <w:rFonts w:ascii="Times New Roman" w:hAnsi="Times New Roman"/>
-          <w:b/>
-          <w:color w:val="000000"/>
-          <w:sz w:val="24"/>
-        </w:rPr>
-        <w:t>й</w:t>
-      </w:r>
-      <w:r>
-        <w:rPr>
-          <w:rFonts w:ascii="Times New Roman" w:hAnsi="Times New Roman"/>
-          <w:b/>
-          <w:color w:val="000000"/>
-          <w:sz w:val="24"/>
-        </w:rPr>
-        <w:t xml:space="preserve"> </w:t>
-      </w:r>
-      <w:r>
-        <w:rPr>
-          <w:rFonts w:ascii="Times New Roman" w:hAnsi="Times New Roman"/>
-          <w:b/>
-          <w:color w:val="000000"/>
-          <w:sz w:val="24"/>
-        </w:rPr>
-        <w:t>го</w:t>
-      </w:r>
-      <w:r>
-        <w:rPr>
-          <w:rFonts w:ascii="Times New Roman" w:hAnsi="Times New Roman"/>
-          <w:sz w:val="24"/>
-        </w:rPr>
-        <w:t>́</w:t>
-      </w:r>
-      <w:r>
-        <w:rPr>
-          <w:rFonts w:ascii="Times New Roman" w:hAnsi="Times New Roman"/>
-          <w:b/>
-          <w:color w:val="000000"/>
-          <w:sz w:val="24"/>
-        </w:rPr>
-        <w:t>лос</w:t>
-      </w:r>
-      <w:r>
-        <w:rPr>
-          <w:rFonts w:ascii="Times New Roman" w:hAnsi="Times New Roman"/>
-          <w:b/>
-          <w:color w:val="000000"/>
-          <w:sz w:val="24"/>
-        </w:rPr>
-        <w:t xml:space="preserve"> </w:t>
-      </w:r>
-      <w:r>
-        <w:rPr>
-          <w:rFonts w:ascii="Times New Roman" w:hAnsi="Times New Roman"/>
-          <w:b/>
-          <w:color w:val="000000"/>
-          <w:sz w:val="24"/>
-        </w:rPr>
-        <w:t>молі</w:t>
-      </w:r>
-      <w:r>
-        <w:rPr>
-          <w:rFonts w:ascii="Times New Roman" w:hAnsi="Times New Roman"/>
-          <w:sz w:val="24"/>
-        </w:rPr>
-        <w:t>́</w:t>
-      </w:r>
-      <w:r>
-        <w:rPr>
-          <w:rFonts w:ascii="Times New Roman" w:hAnsi="Times New Roman"/>
-          <w:b/>
-          <w:color w:val="000000"/>
-          <w:sz w:val="24"/>
-        </w:rPr>
-        <w:t>ння</w:t>
-      </w:r>
-      <w:r>
-        <w:rPr>
-          <w:rFonts w:ascii="Times New Roman" w:hAnsi="Times New Roman"/>
-          <w:b/>
-          <w:color w:val="000000"/>
-          <w:sz w:val="24"/>
-        </w:rPr>
-        <w:t xml:space="preserve"> </w:t>
-      </w:r>
-      <w:r>
-        <w:rPr>
-          <w:rFonts w:ascii="Times New Roman" w:hAnsi="Times New Roman"/>
-          <w:b/>
-          <w:color w:val="000000"/>
-          <w:sz w:val="24"/>
-        </w:rPr>
-        <w:t>мого</w:t>
-      </w:r>
-      <w:r>
-        <w:rPr>
-          <w:rFonts w:ascii="Times New Roman" w:hAnsi="Times New Roman"/>
-          <w:sz w:val="24"/>
-        </w:rPr>
-        <w:t>́</w:t>
-      </w:r>
-      <w:r>
-        <w:rPr>
-          <w:rFonts w:ascii="Times New Roman" w:hAnsi="Times New Roman"/>
-          <w:b/>
-          <w:color w:val="000000"/>
-          <w:sz w:val="24"/>
-        </w:rPr>
-        <w:t>,*</w:t>
-      </w:r>
-      <w:r>
-        <w:rPr>
-          <w:rFonts w:ascii="Times New Roman" w:hAnsi="Times New Roman"/>
-          <w:b/>
-          <w:color w:val="000000"/>
-          <w:sz w:val="24"/>
-        </w:rPr>
-        <w:t xml:space="preserve"> </w:t>
-      </w:r>
-      <w:r>
-        <w:rPr>
-          <w:rFonts w:ascii="Times New Roman" w:hAnsi="Times New Roman"/>
-          <w:b/>
-          <w:color w:val="000000"/>
-          <w:sz w:val="24"/>
-        </w:rPr>
-        <w:t>коли</w:t>
-      </w:r>
-      <w:r>
-        <w:rPr>
-          <w:rFonts w:ascii="Times New Roman" w:hAnsi="Times New Roman"/>
-          <w:sz w:val="24"/>
-        </w:rPr>
-        <w:t>́</w:t>
-      </w:r>
-      <w:r>
-        <w:rPr>
-          <w:rFonts w:ascii="Times New Roman" w:hAnsi="Times New Roman"/>
-          <w:b/>
-          <w:color w:val="000000"/>
-          <w:sz w:val="24"/>
-        </w:rPr>
-        <w:t xml:space="preserve"> </w:t>
-      </w:r>
-      <w:r>
-        <w:rPr>
-          <w:rFonts w:ascii="Times New Roman" w:hAnsi="Times New Roman"/>
-          <w:b/>
-          <w:color w:val="000000"/>
-          <w:sz w:val="24"/>
-        </w:rPr>
-        <w:t>взива</w:t>
-      </w:r>
-      <w:r>
-        <w:rPr>
-          <w:rFonts w:ascii="Times New Roman" w:hAnsi="Times New Roman"/>
-          <w:sz w:val="24"/>
-        </w:rPr>
-        <w:t>́</w:t>
-      </w:r>
-      <w:r>
-        <w:rPr>
-          <w:rFonts w:ascii="Times New Roman" w:hAnsi="Times New Roman"/>
-          <w:b/>
-          <w:color w:val="000000"/>
-          <w:sz w:val="24"/>
-        </w:rPr>
-        <w:t>ю</w:t>
-      </w:r>
-      <w:r>
-        <w:rPr>
-          <w:rFonts w:ascii="Times New Roman" w:hAnsi="Times New Roman"/>
-          <w:b/>
-          <w:color w:val="000000"/>
-          <w:sz w:val="24"/>
-        </w:rPr>
-        <w:t xml:space="preserve"> </w:t>
-      </w:r>
-      <w:r>
-        <w:rPr>
-          <w:rFonts w:ascii="Times New Roman" w:hAnsi="Times New Roman"/>
-          <w:b/>
-          <w:color w:val="000000"/>
-          <w:sz w:val="24"/>
-        </w:rPr>
-        <w:t>до</w:t>
-      </w:r>
-      <w:r>
-        <w:rPr>
-          <w:rFonts w:ascii="Times New Roman" w:hAnsi="Times New Roman"/>
-          <w:b/>
-          <w:color w:val="000000"/>
-          <w:sz w:val="24"/>
-        </w:rPr>
-        <w:t xml:space="preserve"> </w:t>
-      </w:r>
-      <w:r>
-        <w:rPr>
-          <w:rFonts w:ascii="Times New Roman" w:hAnsi="Times New Roman"/>
-          <w:b/>
-          <w:color w:val="000000"/>
-          <w:sz w:val="24"/>
-        </w:rPr>
-        <w:t>Те</w:t>
-      </w:r>
-      <w:r>
-        <w:rPr>
-          <w:rFonts w:ascii="Times New Roman" w:hAnsi="Times New Roman"/>
-          <w:sz w:val="24"/>
-        </w:rPr>
-        <w:t>́</w:t>
-      </w:r>
-      <w:r>
-        <w:rPr>
-          <w:rFonts w:ascii="Times New Roman" w:hAnsi="Times New Roman"/>
-          <w:b/>
-          <w:color w:val="000000"/>
-          <w:sz w:val="24"/>
-        </w:rPr>
-        <w:t>бе.*</w:t>
-      </w:r>
-      <w:r>
-        <w:rPr>
-          <w:rFonts w:ascii="Times New Roman" w:hAnsi="Times New Roman"/>
-          <w:b/>
-          <w:color w:val="000000"/>
-          <w:sz w:val="24"/>
-        </w:rPr>
-        <w:t xml:space="preserve"> </w:t>
-      </w:r>
-      <w:r>
-        <w:rPr>
-          <w:rFonts w:ascii="Times New Roman" w:hAnsi="Times New Roman"/>
-          <w:b/>
-          <w:color w:val="000000"/>
-          <w:sz w:val="24"/>
-        </w:rPr>
-        <w:t>Ви</w:t>
-      </w:r>
-      <w:r>
-        <w:rPr>
-          <w:rFonts w:ascii="Times New Roman" w:hAnsi="Times New Roman"/>
-          <w:sz w:val="24"/>
-        </w:rPr>
-        <w:t>́</w:t>
-      </w:r>
-      <w:r>
-        <w:rPr>
-          <w:rFonts w:ascii="Times New Roman" w:hAnsi="Times New Roman"/>
-          <w:b/>
-          <w:color w:val="000000"/>
-          <w:sz w:val="24"/>
-        </w:rPr>
-        <w:t>слухай</w:t>
-      </w:r>
-      <w:r>
-        <w:rPr>
-          <w:rFonts w:ascii="Times New Roman" w:hAnsi="Times New Roman"/>
-          <w:b/>
-          <w:color w:val="000000"/>
-          <w:sz w:val="24"/>
-        </w:rPr>
-        <w:t xml:space="preserve"> </w:t>
-      </w:r>
-      <w:r>
-        <w:rPr>
-          <w:rFonts w:ascii="Times New Roman" w:hAnsi="Times New Roman"/>
-          <w:b/>
-          <w:color w:val="000000"/>
-          <w:sz w:val="24"/>
-        </w:rPr>
-        <w:t>мене</w:t>
-      </w:r>
-      <w:r>
-        <w:rPr>
-          <w:rFonts w:ascii="Times New Roman" w:hAnsi="Times New Roman"/>
-          <w:sz w:val="24"/>
-        </w:rPr>
-        <w:t>́</w:t>
-      </w:r>
-      <w:r>
-        <w:rPr>
-          <w:rFonts w:ascii="Times New Roman" w:hAnsi="Times New Roman"/>
-          <w:b/>
-          <w:color w:val="000000"/>
-          <w:sz w:val="24"/>
-        </w:rPr>
-        <w:t>,</w:t>
-      </w:r>
-      <w:r>
-        <w:rPr>
-          <w:rFonts w:ascii="Times New Roman" w:hAnsi="Times New Roman"/>
-          <w:b/>
-          <w:color w:val="000000"/>
-          <w:sz w:val="24"/>
-        </w:rPr>
-        <w:t xml:space="preserve"> </w:t>
-      </w:r>
-      <w:r>
-        <w:rPr>
-          <w:rFonts w:ascii="Times New Roman" w:hAnsi="Times New Roman"/>
-          <w:b/>
-          <w:color w:val="000000"/>
-          <w:sz w:val="24"/>
-        </w:rPr>
-        <w:t>Го</w:t>
-      </w:r>
-      <w:r>
-        <w:rPr>
-          <w:rFonts w:ascii="Times New Roman" w:hAnsi="Times New Roman"/>
-          <w:sz w:val="24"/>
-        </w:rPr>
-        <w:t>́</w:t>
-      </w:r>
-      <w:r>
-        <w:rPr>
-          <w:rFonts w:ascii="Times New Roman" w:hAnsi="Times New Roman"/>
-          <w:b/>
-          <w:color w:val="000000"/>
-          <w:sz w:val="24"/>
-        </w:rPr>
-        <w:t>споди.</w:t>
-      </w:r>
-    </w:p>
-    <w:p>
-      <w:pPr>
-        <w:pStyle w:val="Normal"/>
-        <w:spacing w:after="120"/>
-      </w:pPr>
-      <w:r>
-        <w:rPr>
-          <w:rFonts w:ascii="Times New Roman" w:hAnsi="Times New Roman"/>
-          <w:b/>
-          <w:color w:val="000000"/>
-          <w:sz w:val="24"/>
-        </w:rPr>
-        <w:t>Неха</w:t>
-      </w:r>
-      <w:r>
-        <w:rPr>
-          <w:rFonts w:ascii="Times New Roman" w:hAnsi="Times New Roman"/>
-          <w:sz w:val="24"/>
-        </w:rPr>
-        <w:t>́</w:t>
-      </w:r>
-      <w:r>
-        <w:rPr>
-          <w:rFonts w:ascii="Times New Roman" w:hAnsi="Times New Roman"/>
-          <w:b/>
-          <w:color w:val="000000"/>
-          <w:sz w:val="24"/>
-        </w:rPr>
-        <w:t>й</w:t>
-      </w:r>
-      <w:r>
-        <w:rPr>
-          <w:rFonts w:ascii="Times New Roman" w:hAnsi="Times New Roman"/>
-          <w:b/>
-          <w:color w:val="000000"/>
-          <w:sz w:val="24"/>
-        </w:rPr>
-        <w:t xml:space="preserve"> </w:t>
-      </w:r>
-      <w:r>
-        <w:rPr>
-          <w:rFonts w:ascii="Times New Roman" w:hAnsi="Times New Roman"/>
-          <w:b/>
-          <w:color w:val="000000"/>
-          <w:sz w:val="24"/>
-        </w:rPr>
-        <w:t>піднесе</w:t>
-      </w:r>
-      <w:r>
-        <w:rPr>
-          <w:rFonts w:ascii="Times New Roman" w:hAnsi="Times New Roman"/>
-          <w:sz w:val="24"/>
-        </w:rPr>
-        <w:t>́</w:t>
-      </w:r>
-      <w:r>
-        <w:rPr>
-          <w:rFonts w:ascii="Times New Roman" w:hAnsi="Times New Roman"/>
-          <w:b/>
-          <w:color w:val="000000"/>
-          <w:sz w:val="24"/>
-        </w:rPr>
-        <w:t>ться</w:t>
-      </w:r>
-      <w:r>
-        <w:rPr>
-          <w:rFonts w:ascii="Times New Roman" w:hAnsi="Times New Roman"/>
-          <w:b/>
-          <w:color w:val="000000"/>
-          <w:sz w:val="24"/>
-        </w:rPr>
-        <w:t xml:space="preserve"> </w:t>
-      </w:r>
-      <w:r>
-        <w:rPr>
-          <w:rFonts w:ascii="Times New Roman" w:hAnsi="Times New Roman"/>
-          <w:b/>
-          <w:color w:val="000000"/>
-          <w:sz w:val="24"/>
-        </w:rPr>
-        <w:t>моли</w:t>
-      </w:r>
-      <w:r>
-        <w:rPr>
-          <w:rFonts w:ascii="Times New Roman" w:hAnsi="Times New Roman"/>
-          <w:sz w:val="24"/>
-        </w:rPr>
-        <w:t>́</w:t>
-      </w:r>
-      <w:r>
-        <w:rPr>
-          <w:rFonts w:ascii="Times New Roman" w:hAnsi="Times New Roman"/>
-          <w:b/>
-          <w:color w:val="000000"/>
-          <w:sz w:val="24"/>
-        </w:rPr>
-        <w:t>тва</w:t>
-      </w:r>
-      <w:r>
-        <w:rPr>
-          <w:rFonts w:ascii="Times New Roman" w:hAnsi="Times New Roman"/>
-          <w:b/>
-          <w:color w:val="000000"/>
-          <w:sz w:val="24"/>
-        </w:rPr>
-        <w:t xml:space="preserve"> </w:t>
-      </w:r>
-      <w:r>
-        <w:rPr>
-          <w:rFonts w:ascii="Times New Roman" w:hAnsi="Times New Roman"/>
-          <w:b/>
-          <w:color w:val="000000"/>
-          <w:sz w:val="24"/>
-        </w:rPr>
-        <w:t>моя</w:t>
-      </w:r>
-      <w:r>
-        <w:rPr>
-          <w:rFonts w:ascii="Times New Roman" w:hAnsi="Times New Roman"/>
-          <w:sz w:val="24"/>
-        </w:rPr>
-        <w:t>́</w:t>
-      </w:r>
-      <w:r>
-        <w:rPr>
-          <w:rFonts w:ascii="Times New Roman" w:hAnsi="Times New Roman"/>
-          <w:b/>
-          <w:color w:val="000000"/>
-          <w:sz w:val="24"/>
-        </w:rPr>
-        <w:t>,*</w:t>
-      </w:r>
-      <w:r>
-        <w:rPr>
-          <w:rFonts w:ascii="Times New Roman" w:hAnsi="Times New Roman"/>
-          <w:b/>
-          <w:color w:val="000000"/>
-          <w:sz w:val="24"/>
-        </w:rPr>
-        <w:t xml:space="preserve"> </w:t>
-      </w:r>
-      <w:r>
-        <w:rPr>
-          <w:rFonts w:ascii="Times New Roman" w:hAnsi="Times New Roman"/>
-          <w:b/>
-          <w:color w:val="000000"/>
-          <w:sz w:val="24"/>
-        </w:rPr>
-        <w:t>мов</w:t>
-      </w:r>
-      <w:r>
-        <w:rPr>
-          <w:rFonts w:ascii="Times New Roman" w:hAnsi="Times New Roman"/>
-          <w:b/>
-          <w:color w:val="000000"/>
-          <w:sz w:val="24"/>
-        </w:rPr>
-        <w:t xml:space="preserve"> </w:t>
-      </w:r>
-      <w:r>
-        <w:rPr>
-          <w:rFonts w:ascii="Times New Roman" w:hAnsi="Times New Roman"/>
-          <w:b/>
-          <w:color w:val="000000"/>
-          <w:sz w:val="24"/>
-        </w:rPr>
-        <w:t>кади</w:t>
-      </w:r>
-      <w:r>
-        <w:rPr>
-          <w:rFonts w:ascii="Times New Roman" w:hAnsi="Times New Roman"/>
-          <w:sz w:val="24"/>
-        </w:rPr>
-        <w:t>́</w:t>
-      </w:r>
-      <w:r>
-        <w:rPr>
-          <w:rFonts w:ascii="Times New Roman" w:hAnsi="Times New Roman"/>
-          <w:b/>
-          <w:color w:val="000000"/>
-          <w:sz w:val="24"/>
-        </w:rPr>
-        <w:t>ло</w:t>
-      </w:r>
-      <w:r>
-        <w:rPr>
-          <w:rFonts w:ascii="Times New Roman" w:hAnsi="Times New Roman"/>
-          <w:b/>
-          <w:color w:val="000000"/>
-          <w:sz w:val="24"/>
-        </w:rPr>
-        <w:t xml:space="preserve"> </w:t>
-      </w:r>
-      <w:r>
-        <w:rPr>
-          <w:rFonts w:ascii="Times New Roman" w:hAnsi="Times New Roman"/>
-          <w:b/>
-          <w:color w:val="000000"/>
-          <w:sz w:val="24"/>
-        </w:rPr>
-        <w:t>пе</w:t>
-      </w:r>
-      <w:r>
-        <w:rPr>
-          <w:rFonts w:ascii="Times New Roman" w:hAnsi="Times New Roman"/>
-          <w:sz w:val="24"/>
-        </w:rPr>
-        <w:t>́</w:t>
-      </w:r>
-      <w:r>
-        <w:rPr>
-          <w:rFonts w:ascii="Times New Roman" w:hAnsi="Times New Roman"/>
-          <w:b/>
-          <w:color w:val="000000"/>
-          <w:sz w:val="24"/>
-        </w:rPr>
-        <w:t>ред</w:t>
-      </w:r>
-      <w:r>
-        <w:rPr>
-          <w:rFonts w:ascii="Times New Roman" w:hAnsi="Times New Roman"/>
-          <w:b/>
-          <w:color w:val="000000"/>
-          <w:sz w:val="24"/>
-        </w:rPr>
-        <w:t xml:space="preserve"> </w:t>
-      </w:r>
-      <w:r>
-        <w:rPr>
-          <w:rFonts w:ascii="Times New Roman" w:hAnsi="Times New Roman"/>
-          <w:b/>
-          <w:color w:val="000000"/>
-          <w:sz w:val="24"/>
-        </w:rPr>
-        <w:t>Тобо</w:t>
-      </w:r>
-      <w:r>
-        <w:rPr>
-          <w:rFonts w:ascii="Times New Roman" w:hAnsi="Times New Roman"/>
-          <w:sz w:val="24"/>
-        </w:rPr>
-        <w:t>́</w:t>
-      </w:r>
-      <w:r>
-        <w:rPr>
-          <w:rFonts w:ascii="Times New Roman" w:hAnsi="Times New Roman"/>
-          <w:b/>
-          <w:color w:val="000000"/>
-          <w:sz w:val="24"/>
-        </w:rPr>
-        <w:t>ю;*</w:t>
-      </w:r>
-      <w:r>
-        <w:rPr>
-          <w:rFonts w:ascii="Times New Roman" w:hAnsi="Times New Roman"/>
-          <w:b/>
-          <w:color w:val="000000"/>
-          <w:sz w:val="24"/>
-        </w:rPr>
-        <w:t xml:space="preserve"> </w:t>
-      </w:r>
-      <w:r>
-        <w:rPr>
-          <w:rFonts w:ascii="Times New Roman" w:hAnsi="Times New Roman"/>
-          <w:b/>
-          <w:color w:val="000000"/>
-          <w:sz w:val="24"/>
-        </w:rPr>
-        <w:t>підно</w:t>
-      </w:r>
-      <w:r>
-        <w:rPr>
-          <w:rFonts w:ascii="Times New Roman" w:hAnsi="Times New Roman"/>
-          <w:sz w:val="24"/>
-        </w:rPr>
-        <w:t>́</w:t>
-      </w:r>
-      <w:r>
-        <w:rPr>
-          <w:rFonts w:ascii="Times New Roman" w:hAnsi="Times New Roman"/>
-          <w:b/>
-          <w:color w:val="000000"/>
-          <w:sz w:val="24"/>
-        </w:rPr>
-        <w:t>шення</w:t>
-      </w:r>
-      <w:r>
-        <w:rPr>
-          <w:rFonts w:ascii="Times New Roman" w:hAnsi="Times New Roman"/>
-          <w:b/>
-          <w:color w:val="000000"/>
-          <w:sz w:val="24"/>
-        </w:rPr>
-        <w:t xml:space="preserve"> </w:t>
-      </w:r>
-      <w:r>
-        <w:rPr>
-          <w:rFonts w:ascii="Times New Roman" w:hAnsi="Times New Roman"/>
-          <w:b/>
-          <w:color w:val="000000"/>
-          <w:sz w:val="24"/>
-        </w:rPr>
-        <w:t>рук</w:t>
-      </w:r>
-      <w:r>
-        <w:rPr>
-          <w:rFonts w:ascii="Times New Roman" w:hAnsi="Times New Roman"/>
-          <w:b/>
-          <w:color w:val="000000"/>
-          <w:sz w:val="24"/>
-        </w:rPr>
-        <w:t xml:space="preserve"> </w:t>
-      </w:r>
-      <w:r>
-        <w:rPr>
-          <w:rFonts w:ascii="Times New Roman" w:hAnsi="Times New Roman"/>
-          <w:b/>
-          <w:color w:val="000000"/>
-          <w:sz w:val="24"/>
-        </w:rPr>
-        <w:t>мої</w:t>
-      </w:r>
-      <w:r>
-        <w:rPr>
-          <w:rFonts w:ascii="Times New Roman" w:hAnsi="Times New Roman"/>
-          <w:sz w:val="24"/>
-        </w:rPr>
-        <w:t>́</w:t>
-      </w:r>
-      <w:r>
-        <w:rPr>
-          <w:rFonts w:ascii="Times New Roman" w:hAnsi="Times New Roman"/>
-          <w:b/>
-          <w:color w:val="000000"/>
-          <w:sz w:val="24"/>
-        </w:rPr>
-        <w:t>х,*</w:t>
-      </w:r>
-      <w:r>
-        <w:rPr>
-          <w:rFonts w:ascii="Times New Roman" w:hAnsi="Times New Roman"/>
-          <w:b/>
-          <w:color w:val="000000"/>
-          <w:sz w:val="24"/>
-        </w:rPr>
-        <w:t xml:space="preserve"> </w:t>
-      </w:r>
-      <w:r>
-        <w:rPr>
-          <w:rFonts w:ascii="Times New Roman" w:hAnsi="Times New Roman"/>
-          <w:b/>
-          <w:color w:val="000000"/>
-          <w:sz w:val="24"/>
-        </w:rPr>
-        <w:t>як</w:t>
-      </w:r>
-      <w:r>
-        <w:rPr>
-          <w:rFonts w:ascii="Times New Roman" w:hAnsi="Times New Roman"/>
-          <w:b/>
-          <w:color w:val="000000"/>
-          <w:sz w:val="24"/>
-        </w:rPr>
-        <w:t xml:space="preserve"> </w:t>
-      </w:r>
-      <w:r>
-        <w:rPr>
-          <w:rFonts w:ascii="Times New Roman" w:hAnsi="Times New Roman"/>
-          <w:b/>
-          <w:color w:val="000000"/>
-          <w:sz w:val="24"/>
-        </w:rPr>
-        <w:t>же</w:t>
-      </w:r>
-      <w:r>
-        <w:rPr>
-          <w:rFonts w:ascii="Times New Roman" w:hAnsi="Times New Roman"/>
-          <w:sz w:val="24"/>
-        </w:rPr>
-        <w:t>́</w:t>
-      </w:r>
-      <w:r>
-        <w:rPr>
-          <w:rFonts w:ascii="Times New Roman" w:hAnsi="Times New Roman"/>
-          <w:b/>
-          <w:color w:val="000000"/>
-          <w:sz w:val="24"/>
-        </w:rPr>
-        <w:t>ртва</w:t>
-      </w:r>
-      <w:r>
-        <w:rPr>
-          <w:rFonts w:ascii="Times New Roman" w:hAnsi="Times New Roman"/>
-          <w:b/>
-          <w:color w:val="000000"/>
-          <w:sz w:val="24"/>
-        </w:rPr>
-        <w:t xml:space="preserve"> </w:t>
-      </w:r>
-      <w:r>
-        <w:rPr>
-          <w:rFonts w:ascii="Times New Roman" w:hAnsi="Times New Roman"/>
-          <w:b/>
-          <w:color w:val="000000"/>
-          <w:sz w:val="24"/>
-        </w:rPr>
-        <w:t>вечі</w:t>
-      </w:r>
-      <w:r>
-        <w:rPr>
-          <w:rFonts w:ascii="Times New Roman" w:hAnsi="Times New Roman"/>
-          <w:sz w:val="24"/>
-        </w:rPr>
-        <w:t>́</w:t>
-      </w:r>
-      <w:r>
-        <w:rPr>
-          <w:rFonts w:ascii="Times New Roman" w:hAnsi="Times New Roman"/>
-          <w:b/>
-          <w:color w:val="000000"/>
-          <w:sz w:val="24"/>
-        </w:rPr>
-        <w:t>рня.*</w:t>
-      </w:r>
-      <w:r>
-        <w:rPr>
-          <w:rFonts w:ascii="Times New Roman" w:hAnsi="Times New Roman"/>
-          <w:b/>
-          <w:color w:val="000000"/>
-          <w:sz w:val="24"/>
-        </w:rPr>
-        <w:t xml:space="preserve"> </w:t>
-      </w:r>
-      <w:r>
-        <w:rPr>
-          <w:rFonts w:ascii="Times New Roman" w:hAnsi="Times New Roman"/>
-          <w:b/>
-          <w:color w:val="000000"/>
-          <w:sz w:val="24"/>
-        </w:rPr>
-        <w:t>Ви</w:t>
-      </w:r>
-      <w:r>
-        <w:rPr>
-          <w:rFonts w:ascii="Times New Roman" w:hAnsi="Times New Roman"/>
-          <w:sz w:val="24"/>
-        </w:rPr>
-        <w:t>́</w:t>
-      </w:r>
-      <w:r>
-        <w:rPr>
-          <w:rFonts w:ascii="Times New Roman" w:hAnsi="Times New Roman"/>
-          <w:b/>
-          <w:color w:val="000000"/>
-          <w:sz w:val="24"/>
-        </w:rPr>
-        <w:t>слухай</w:t>
-      </w:r>
-      <w:r>
-        <w:rPr>
-          <w:rFonts w:ascii="Times New Roman" w:hAnsi="Times New Roman"/>
-          <w:b/>
-          <w:color w:val="000000"/>
-          <w:sz w:val="24"/>
-        </w:rPr>
-        <w:t xml:space="preserve"> </w:t>
-      </w:r>
-      <w:r>
-        <w:rPr>
-          <w:rFonts w:ascii="Times New Roman" w:hAnsi="Times New Roman"/>
-          <w:b/>
-          <w:color w:val="000000"/>
-          <w:sz w:val="24"/>
-        </w:rPr>
-        <w:t>мене</w:t>
-      </w:r>
-      <w:r>
-        <w:rPr>
-          <w:rFonts w:ascii="Times New Roman" w:hAnsi="Times New Roman"/>
-          <w:sz w:val="24"/>
-        </w:rPr>
-        <w:t>́</w:t>
-      </w:r>
-      <w:r>
-        <w:rPr>
-          <w:rFonts w:ascii="Times New Roman" w:hAnsi="Times New Roman"/>
-          <w:b/>
-          <w:color w:val="000000"/>
-          <w:sz w:val="24"/>
-        </w:rPr>
-        <w:t>,</w:t>
-      </w:r>
-      <w:r>
-        <w:rPr>
-          <w:rFonts w:ascii="Times New Roman" w:hAnsi="Times New Roman"/>
-          <w:b/>
-          <w:color w:val="000000"/>
-          <w:sz w:val="24"/>
-        </w:rPr>
-        <w:t xml:space="preserve"> </w:t>
-      </w:r>
-      <w:r>
-        <w:rPr>
-          <w:rFonts w:ascii="Times New Roman" w:hAnsi="Times New Roman"/>
-          <w:b/>
-          <w:color w:val="000000"/>
-          <w:sz w:val="24"/>
-        </w:rPr>
-        <w:t>Го</w:t>
-      </w:r>
-      <w:r>
-        <w:rPr>
-          <w:rFonts w:ascii="Times New Roman" w:hAnsi="Times New Roman"/>
           <w:sz w:val="24"/>
         </w:rPr>
         <w:t>́</w:t>
@@ -24477,91 +23730,91 @@
           <w:rFonts w:ascii="Times New Roman" w:hAnsi="Times New Roman"/>
           <w:sz w:val="24"/>
         </w:rPr>
-        <w:t>Святий</w:t>
-      </w:r>
-      <w:r>
-        <w:rPr>
-          <w:rFonts w:ascii="Times New Roman" w:hAnsi="Times New Roman"/>
-          <w:sz w:val="24"/>
-        </w:rPr>
-        <w:t xml:space="preserve"> </w:t>
-      </w:r>
-      <w:r>
-        <w:rPr>
-          <w:rFonts w:ascii="Times New Roman" w:hAnsi="Times New Roman"/>
-          <w:sz w:val="24"/>
-        </w:rPr>
-        <w:t>Боже,</w:t>
-      </w:r>
-      <w:r>
-        <w:rPr>
-          <w:rFonts w:ascii="Times New Roman" w:hAnsi="Times New Roman"/>
-          <w:sz w:val="24"/>
-        </w:rPr>
-        <w:t xml:space="preserve"> </w:t>
-      </w:r>
-      <w:r>
-        <w:rPr>
-          <w:rFonts w:ascii="Times New Roman" w:hAnsi="Times New Roman"/>
-          <w:sz w:val="24"/>
-        </w:rPr>
-        <w:t>святий</w:t>
-      </w:r>
-      <w:r>
-        <w:rPr>
-          <w:rFonts w:ascii="Times New Roman" w:hAnsi="Times New Roman"/>
-          <w:sz w:val="24"/>
-        </w:rPr>
-        <w:t xml:space="preserve"> </w:t>
-      </w:r>
-      <w:r>
-        <w:rPr>
-          <w:rFonts w:ascii="Times New Roman" w:hAnsi="Times New Roman"/>
-          <w:sz w:val="24"/>
-        </w:rPr>
-        <w:t>Кріпкий,</w:t>
-      </w:r>
-      <w:r>
-        <w:rPr>
-          <w:rFonts w:ascii="Times New Roman" w:hAnsi="Times New Roman"/>
-          <w:sz w:val="24"/>
-        </w:rPr>
-        <w:t xml:space="preserve"> </w:t>
-      </w:r>
-      <w:r>
-        <w:rPr>
-          <w:rFonts w:ascii="Times New Roman" w:hAnsi="Times New Roman"/>
-          <w:sz w:val="24"/>
-        </w:rPr>
-        <w:t>святий</w:t>
-      </w:r>
-      <w:r>
-        <w:rPr>
-          <w:rFonts w:ascii="Times New Roman" w:hAnsi="Times New Roman"/>
-          <w:sz w:val="24"/>
-        </w:rPr>
-        <w:t xml:space="preserve"> </w:t>
-      </w:r>
-      <w:r>
-        <w:rPr>
-          <w:rFonts w:ascii="Times New Roman" w:hAnsi="Times New Roman"/>
-          <w:sz w:val="24"/>
-        </w:rPr>
-        <w:t>Безсмертний,</w:t>
-      </w:r>
-      <w:r>
-        <w:rPr>
-          <w:rFonts w:ascii="Times New Roman" w:hAnsi="Times New Roman"/>
-          <w:sz w:val="24"/>
-        </w:rPr>
-        <w:t xml:space="preserve"> </w:t>
-      </w:r>
-      <w:r>
-        <w:rPr>
-          <w:rFonts w:ascii="Times New Roman" w:hAnsi="Times New Roman"/>
-          <w:sz w:val="24"/>
-        </w:rPr>
-        <w:t>помилуй</w:t>
+        <w:t>Святи́й</w:t>
+      </w:r>
+      <w:r>
+        <w:rPr>
+          <w:rFonts w:ascii="Times New Roman" w:hAnsi="Times New Roman"/>
+          <w:sz w:val="24"/>
+        </w:rPr>
+        <w:t xml:space="preserve"> </w:t>
+      </w:r>
+      <w:r>
+        <w:rPr>
+          <w:rFonts w:ascii="Times New Roman" w:hAnsi="Times New Roman"/>
+          <w:sz w:val="24"/>
+        </w:rPr>
+        <w:t>Бо́же,</w:t>
+      </w:r>
+      <w:r>
+        <w:rPr>
+          <w:rFonts w:ascii="Times New Roman" w:hAnsi="Times New Roman"/>
+          <w:sz w:val="24"/>
+        </w:rPr>
+        <w:t xml:space="preserve"> </w:t>
+      </w:r>
+      <w:r>
+        <w:rPr>
+          <w:rFonts w:ascii="Times New Roman" w:hAnsi="Times New Roman"/>
+          <w:sz w:val="24"/>
+        </w:rPr>
+        <w:t>святи́й</w:t>
+      </w:r>
+      <w:r>
+        <w:rPr>
+          <w:rFonts w:ascii="Times New Roman" w:hAnsi="Times New Roman"/>
+          <w:sz w:val="24"/>
+        </w:rPr>
+        <w:t xml:space="preserve"> </w:t>
+      </w:r>
+      <w:r>
+        <w:rPr>
+          <w:rFonts w:ascii="Times New Roman" w:hAnsi="Times New Roman"/>
+          <w:sz w:val="24"/>
+        </w:rPr>
+        <w:t>Крі́пкий,</w:t>
+      </w:r>
+      <w:r>
+        <w:rPr>
+          <w:rFonts w:ascii="Times New Roman" w:hAnsi="Times New Roman"/>
+          <w:sz w:val="24"/>
+        </w:rPr>
+        <w:t xml:space="preserve"> </w:t>
+      </w:r>
+      <w:r>
+        <w:rPr>
+          <w:rFonts w:ascii="Times New Roman" w:hAnsi="Times New Roman"/>
+          <w:sz w:val="24"/>
+        </w:rPr>
+        <w:t>святи́й</w:t>
+      </w:r>
+      <w:r>
+        <w:rPr>
+          <w:rFonts w:ascii="Times New Roman" w:hAnsi="Times New Roman"/>
+          <w:sz w:val="24"/>
+        </w:rPr>
+        <w:t xml:space="preserve"> </w:t>
+      </w:r>
+      <w:r>
+        <w:rPr>
+          <w:rFonts w:ascii="Times New Roman" w:hAnsi="Times New Roman"/>
+          <w:sz w:val="24"/>
+        </w:rPr>
+        <w:t>Безсме́ртний,</w:t>
+      </w:r>
+      <w:r>
+        <w:rPr>
+          <w:rFonts w:ascii="Times New Roman" w:hAnsi="Times New Roman"/>
+          <w:sz w:val="24"/>
+        </w:rPr>
+        <w:t xml:space="preserve"> </w:t>
+      </w:r>
+      <w:r>
+        <w:rPr>
+          <w:rFonts w:ascii="Times New Roman" w:hAnsi="Times New Roman"/>
+          <w:sz w:val="24"/>
+        </w:rPr>
+        <w:t>поми́луй</w:t>
       </w:r>
       <w:r>
         <w:rPr>
@@ -24614,52 +23867,6 @@
     </w:p>
     <w:p>
       <w:pPr>
-        <w:spacing w:after="120"/>
-        <w:jc w:val="both"/>
-        <w:rPr>
-          <w:rFonts w:ascii="Times New Roman" w:hAnsi="Times New Roman" w:cs="Times New Roman"/>
-          <w:sz w:val="24"/>
-          <w:szCs w:val="24"/>
-        </w:rPr>
-      </w:pPr>
-      <w:r>
-        <w:rPr>
-          <w:rFonts w:ascii="Times New Roman" w:hAnsi="Times New Roman" w:cs="Times New Roman"/>
-          <w:sz w:val="24"/>
-          <w:szCs w:val="24"/>
-        </w:rPr>
-        <w:t>Слава Отцю, і Сину, і Святому Духові,* і нині і повсякчас, і на віки віків. Амінь.</w:t>
-      </w:r>
-    </w:p>
-    <w:p>
-      <w:pPr>
-        <w:spacing w:after="120"/>
-        <w:jc w:val="both"/>
-        <w:rPr>
-          <w:rFonts w:ascii="Times New Roman" w:hAnsi="Times New Roman" w:cs="Times New Roman"/>
-          <w:sz w:val="24"/>
-          <w:szCs w:val="24"/>
-        </w:rPr>
-      </w:pPr>
-      <w:r>
-        <w:rPr>
-          <w:rFonts w:ascii="Times New Roman" w:hAnsi="Times New Roman" w:cs="Times New Roman"/>
-          <w:sz w:val="24"/>
-          <w:szCs w:val="24"/>
-        </w:rPr>
-        <w:t xml:space="preserve">Пресвята Тройце, помилуй нас;* Господи, очисти </w:t>
-      </w:r>
-      <w:r>
-        <w:rPr>
-          <w:rFonts w:ascii="Times New Roman" w:hAnsi="Times New Roman" w:cs="Times New Roman"/>
-          <w:sz w:val="24"/>
-          <w:szCs w:val="24"/>
-        </w:rPr>
-        <w:t>гріхи наші;* Владико, прости беззаконня наші;* Святий, завітай і зціли немочі наші імени твого ради.</w:t>
-      </w:r>
-    </w:p>
-    <w:p>
-      <w:pPr>
         <w:pStyle w:val="Normal"/>
         <w:spacing w:after="120"/>
       </w:pPr>
@@ -24668,21 +23875,537 @@
           <w:rFonts w:ascii="Times New Roman" w:hAnsi="Times New Roman"/>
           <w:sz w:val="24"/>
         </w:rPr>
-        <w:t>Господи,</w:t>
-      </w:r>
-      <w:r>
-        <w:rPr>
-          <w:rFonts w:ascii="Times New Roman" w:hAnsi="Times New Roman"/>
-          <w:sz w:val="24"/>
-        </w:rPr>
-        <w:t xml:space="preserve"> </w:t>
-      </w:r>
-      <w:r>
-        <w:rPr>
-          <w:rFonts w:ascii="Times New Roman" w:hAnsi="Times New Roman"/>
-          <w:sz w:val="24"/>
-        </w:rPr>
-        <w:t>помилуй.</w:t>
+        <w:t>Сла́ва</w:t>
+      </w:r>
+      <w:r>
+        <w:rPr>
+          <w:rFonts w:ascii="Times New Roman" w:hAnsi="Times New Roman"/>
+          <w:sz w:val="24"/>
+        </w:rPr>
+        <w:t xml:space="preserve"> </w:t>
+      </w:r>
+      <w:r>
+        <w:rPr>
+          <w:rFonts w:ascii="Times New Roman" w:hAnsi="Times New Roman"/>
+          <w:sz w:val="24"/>
+        </w:rPr>
+        <w:t>Отцю́,</w:t>
+      </w:r>
+      <w:r>
+        <w:rPr>
+          <w:rFonts w:ascii="Times New Roman" w:hAnsi="Times New Roman"/>
+          <w:sz w:val="24"/>
+        </w:rPr>
+        <w:t xml:space="preserve"> </w:t>
+      </w:r>
+      <w:r>
+        <w:rPr>
+          <w:rFonts w:ascii="Times New Roman" w:hAnsi="Times New Roman"/>
+          <w:sz w:val="24"/>
+        </w:rPr>
+        <w:t>і</w:t>
+      </w:r>
+      <w:r>
+        <w:rPr>
+          <w:rFonts w:ascii="Times New Roman" w:hAnsi="Times New Roman"/>
+          <w:sz w:val="24"/>
+        </w:rPr>
+        <w:t xml:space="preserve"> </w:t>
+      </w:r>
+      <w:r>
+        <w:rPr>
+          <w:rFonts w:ascii="Times New Roman" w:hAnsi="Times New Roman"/>
+          <w:sz w:val="24"/>
+        </w:rPr>
+        <w:t>Си́ну,</w:t>
+      </w:r>
+      <w:r>
+        <w:rPr>
+          <w:rFonts w:ascii="Times New Roman" w:hAnsi="Times New Roman"/>
+          <w:sz w:val="24"/>
+        </w:rPr>
+        <w:t xml:space="preserve"> </w:t>
+      </w:r>
+      <w:r>
+        <w:rPr>
+          <w:rFonts w:ascii="Times New Roman" w:hAnsi="Times New Roman"/>
+          <w:sz w:val="24"/>
+        </w:rPr>
+        <w:t>і</w:t>
+      </w:r>
+      <w:r>
+        <w:rPr>
+          <w:rFonts w:ascii="Times New Roman" w:hAnsi="Times New Roman"/>
+          <w:sz w:val="24"/>
+        </w:rPr>
+        <w:t xml:space="preserve"> </w:t>
+      </w:r>
+      <w:r>
+        <w:rPr>
+          <w:rFonts w:ascii="Times New Roman" w:hAnsi="Times New Roman"/>
+          <w:sz w:val="24"/>
+        </w:rPr>
+        <w:t>Свято́му</w:t>
+      </w:r>
+      <w:r>
+        <w:rPr>
+          <w:rFonts w:ascii="Times New Roman" w:hAnsi="Times New Roman"/>
+          <w:sz w:val="24"/>
+        </w:rPr>
+        <w:t xml:space="preserve"> </w:t>
+      </w:r>
+      <w:r>
+        <w:rPr>
+          <w:rFonts w:ascii="Times New Roman" w:hAnsi="Times New Roman"/>
+          <w:sz w:val="24"/>
+        </w:rPr>
+        <w:t>Ду́хові,*</w:t>
+      </w:r>
+      <w:r>
+        <w:rPr>
+          <w:rFonts w:ascii="Times New Roman" w:hAnsi="Times New Roman"/>
+          <w:sz w:val="24"/>
+        </w:rPr>
+        <w:t xml:space="preserve"> </w:t>
+      </w:r>
+      <w:r>
+        <w:rPr>
+          <w:rFonts w:ascii="Times New Roman" w:hAnsi="Times New Roman"/>
+          <w:sz w:val="24"/>
+        </w:rPr>
+        <w:t>і</w:t>
+      </w:r>
+      <w:r>
+        <w:rPr>
+          <w:rFonts w:ascii="Times New Roman" w:hAnsi="Times New Roman"/>
+          <w:sz w:val="24"/>
+        </w:rPr>
+        <w:t xml:space="preserve"> </w:t>
+      </w:r>
+      <w:r>
+        <w:rPr>
+          <w:rFonts w:ascii="Times New Roman" w:hAnsi="Times New Roman"/>
+          <w:sz w:val="24"/>
+        </w:rPr>
+        <w:t>ни́ні,</w:t>
+      </w:r>
+      <w:r>
+        <w:rPr>
+          <w:rFonts w:ascii="Times New Roman" w:hAnsi="Times New Roman"/>
+          <w:sz w:val="24"/>
+        </w:rPr>
+        <w:t xml:space="preserve"> </w:t>
+      </w:r>
+      <w:r>
+        <w:rPr>
+          <w:rFonts w:ascii="Times New Roman" w:hAnsi="Times New Roman"/>
+          <w:sz w:val="24"/>
+        </w:rPr>
+        <w:t>і</w:t>
+      </w:r>
+      <w:r>
+        <w:rPr>
+          <w:rFonts w:ascii="Times New Roman" w:hAnsi="Times New Roman"/>
+          <w:sz w:val="24"/>
+        </w:rPr>
+        <w:t xml:space="preserve"> </w:t>
+      </w:r>
+      <w:r>
+        <w:rPr>
+          <w:rFonts w:ascii="Times New Roman" w:hAnsi="Times New Roman"/>
+          <w:sz w:val="24"/>
+        </w:rPr>
+        <w:t>повсякча́с,</w:t>
+      </w:r>
+      <w:r>
+        <w:rPr>
+          <w:rFonts w:ascii="Times New Roman" w:hAnsi="Times New Roman"/>
+          <w:sz w:val="24"/>
+        </w:rPr>
+        <w:t xml:space="preserve"> </w:t>
+      </w:r>
+      <w:r>
+        <w:rPr>
+          <w:rFonts w:ascii="Times New Roman" w:hAnsi="Times New Roman"/>
+          <w:sz w:val="24"/>
+        </w:rPr>
+        <w:t>і</w:t>
+      </w:r>
+      <w:r>
+        <w:rPr>
+          <w:rFonts w:ascii="Times New Roman" w:hAnsi="Times New Roman"/>
+          <w:sz w:val="24"/>
+        </w:rPr>
+        <w:t xml:space="preserve"> </w:t>
+      </w:r>
+      <w:r>
+        <w:rPr>
+          <w:rFonts w:ascii="Times New Roman" w:hAnsi="Times New Roman"/>
+          <w:sz w:val="24"/>
+        </w:rPr>
+        <w:t>на</w:t>
+      </w:r>
+      <w:r>
+        <w:rPr>
+          <w:rFonts w:ascii="Times New Roman" w:hAnsi="Times New Roman"/>
+          <w:sz w:val="24"/>
+        </w:rPr>
+        <w:t xml:space="preserve"> </w:t>
+      </w:r>
+      <w:r>
+        <w:rPr>
+          <w:rFonts w:ascii="Times New Roman" w:hAnsi="Times New Roman"/>
+          <w:sz w:val="24"/>
+        </w:rPr>
+        <w:t>ві́ки</w:t>
+      </w:r>
+      <w:r>
+        <w:rPr>
+          <w:rFonts w:ascii="Times New Roman" w:hAnsi="Times New Roman"/>
+          <w:sz w:val="24"/>
+        </w:rPr>
+        <w:t xml:space="preserve"> </w:t>
+      </w:r>
+      <w:r>
+        <w:rPr>
+          <w:rFonts w:ascii="Times New Roman" w:hAnsi="Times New Roman"/>
+          <w:sz w:val="24"/>
+        </w:rPr>
+        <w:t>вікі́в.</w:t>
+      </w:r>
+      <w:r>
+        <w:rPr>
+          <w:rFonts w:ascii="Times New Roman" w:hAnsi="Times New Roman"/>
+          <w:sz w:val="24"/>
+        </w:rPr>
+        <w:t xml:space="preserve"> </w:t>
+      </w:r>
+      <w:r>
+        <w:rPr>
+          <w:rFonts w:ascii="Times New Roman" w:hAnsi="Times New Roman"/>
+          <w:sz w:val="24"/>
+        </w:rPr>
+        <w:t>Амі́нь.</w:t>
+      </w:r>
+    </w:p>
+    <w:p>
+      <w:pPr>
+        <w:pStyle w:val="Normal"/>
+        <w:spacing w:after="120"/>
+      </w:pPr>
+      <w:r>
+        <w:rPr>
+          <w:rFonts w:ascii="Times New Roman" w:hAnsi="Times New Roman"/>
+          <w:sz w:val="24"/>
+        </w:rPr>
+        <w:t>Пресвята́</w:t>
+      </w:r>
+      <w:r>
+        <w:rPr>
+          <w:rFonts w:ascii="Times New Roman" w:hAnsi="Times New Roman"/>
+          <w:sz w:val="24"/>
+        </w:rPr>
+        <w:t xml:space="preserve"> </w:t>
+      </w:r>
+      <w:r>
+        <w:rPr>
+          <w:rFonts w:ascii="Times New Roman" w:hAnsi="Times New Roman"/>
+          <w:sz w:val="24"/>
+        </w:rPr>
+        <w:t>Тро́йце,</w:t>
+      </w:r>
+      <w:r>
+        <w:rPr>
+          <w:rFonts w:ascii="Times New Roman" w:hAnsi="Times New Roman"/>
+          <w:sz w:val="24"/>
+        </w:rPr>
+        <w:t xml:space="preserve"> </w:t>
+      </w:r>
+      <w:r>
+        <w:rPr>
+          <w:rFonts w:ascii="Times New Roman" w:hAnsi="Times New Roman"/>
+          <w:sz w:val="24"/>
+        </w:rPr>
+        <w:t>поми́луй</w:t>
+      </w:r>
+      <w:r>
+        <w:rPr>
+          <w:rFonts w:ascii="Times New Roman" w:hAnsi="Times New Roman"/>
+          <w:sz w:val="24"/>
+        </w:rPr>
+        <w:t xml:space="preserve"> </w:t>
+      </w:r>
+      <w:r>
+        <w:rPr>
+          <w:rFonts w:ascii="Times New Roman" w:hAnsi="Times New Roman"/>
+          <w:sz w:val="24"/>
+        </w:rPr>
+        <w:t>нас;</w:t>
+      </w:r>
+      <w:r>
+        <w:rPr>
+          <w:rFonts w:ascii="Times New Roman" w:hAnsi="Times New Roman"/>
+          <w:sz w:val="24"/>
+        </w:rPr>
+        <w:t xml:space="preserve"> </w:t>
+      </w:r>
+      <w:r>
+        <w:rPr>
+          <w:rFonts w:ascii="Times New Roman" w:hAnsi="Times New Roman"/>
+          <w:sz w:val="24"/>
+        </w:rPr>
+        <w:t>Го́споди,</w:t>
+      </w:r>
+      <w:r>
+        <w:rPr>
+          <w:rFonts w:ascii="Times New Roman" w:hAnsi="Times New Roman"/>
+          <w:sz w:val="24"/>
+        </w:rPr>
+        <w:t xml:space="preserve"> </w:t>
+      </w:r>
+      <w:r>
+        <w:rPr>
+          <w:rFonts w:ascii="Times New Roman" w:hAnsi="Times New Roman"/>
+          <w:sz w:val="24"/>
+        </w:rPr>
+        <w:t>очи́сти</w:t>
+      </w:r>
+      <w:r>
+        <w:rPr>
+          <w:rFonts w:ascii="Times New Roman" w:hAnsi="Times New Roman"/>
+          <w:sz w:val="24"/>
+        </w:rPr>
+        <w:t xml:space="preserve"> </w:t>
+      </w:r>
+      <w:r>
+        <w:rPr>
+          <w:rFonts w:ascii="Times New Roman" w:hAnsi="Times New Roman"/>
+          <w:sz w:val="24"/>
+        </w:rPr>
+        <w:t>гріхи́</w:t>
+      </w:r>
+      <w:r>
+        <w:rPr>
+          <w:rFonts w:ascii="Times New Roman" w:hAnsi="Times New Roman"/>
+          <w:sz w:val="24"/>
+        </w:rPr>
+        <w:t xml:space="preserve"> </w:t>
+      </w:r>
+      <w:r>
+        <w:rPr>
+          <w:rFonts w:ascii="Times New Roman" w:hAnsi="Times New Roman"/>
+          <w:sz w:val="24"/>
+        </w:rPr>
+        <w:t>на́ші;</w:t>
+      </w:r>
+      <w:r>
+        <w:rPr>
+          <w:rFonts w:ascii="Times New Roman" w:hAnsi="Times New Roman"/>
+          <w:sz w:val="24"/>
+        </w:rPr>
+        <w:t xml:space="preserve"> </w:t>
+      </w:r>
+      <w:r>
+        <w:rPr>
+          <w:rFonts w:ascii="Times New Roman" w:hAnsi="Times New Roman"/>
+          <w:sz w:val="24"/>
+        </w:rPr>
+        <w:t>Влади́ко,</w:t>
+      </w:r>
+      <w:r>
+        <w:rPr>
+          <w:rFonts w:ascii="Times New Roman" w:hAnsi="Times New Roman"/>
+          <w:sz w:val="24"/>
+        </w:rPr>
+        <w:t xml:space="preserve"> </w:t>
+      </w:r>
+      <w:r>
+        <w:rPr>
+          <w:rFonts w:ascii="Times New Roman" w:hAnsi="Times New Roman"/>
+          <w:sz w:val="24"/>
+        </w:rPr>
+        <w:t>прости́</w:t>
+      </w:r>
+      <w:r>
+        <w:rPr>
+          <w:rFonts w:ascii="Times New Roman" w:hAnsi="Times New Roman"/>
+          <w:sz w:val="24"/>
+        </w:rPr>
+        <w:t xml:space="preserve"> </w:t>
+      </w:r>
+      <w:r>
+        <w:rPr>
+          <w:rFonts w:ascii="Times New Roman" w:hAnsi="Times New Roman"/>
+          <w:sz w:val="24"/>
+        </w:rPr>
+        <w:t>беззако́ння</w:t>
+      </w:r>
+      <w:r>
+        <w:rPr>
+          <w:rFonts w:ascii="Times New Roman" w:hAnsi="Times New Roman"/>
+          <w:sz w:val="24"/>
+        </w:rPr>
+        <w:t xml:space="preserve"> </w:t>
+      </w:r>
+      <w:r>
+        <w:rPr>
+          <w:rFonts w:ascii="Times New Roman" w:hAnsi="Times New Roman"/>
+          <w:sz w:val="24"/>
+        </w:rPr>
+        <w:t>на́ші;</w:t>
+      </w:r>
+      <w:r>
+        <w:rPr>
+          <w:rFonts w:ascii="Times New Roman" w:hAnsi="Times New Roman"/>
+          <w:sz w:val="24"/>
+        </w:rPr>
+        <w:t xml:space="preserve"> </w:t>
+      </w:r>
+      <w:r>
+        <w:rPr>
+          <w:rFonts w:ascii="Times New Roman" w:hAnsi="Times New Roman"/>
+          <w:sz w:val="24"/>
+        </w:rPr>
+        <w:t>Святи́й,</w:t>
+      </w:r>
+      <w:r>
+        <w:rPr>
+          <w:rFonts w:ascii="Times New Roman" w:hAnsi="Times New Roman"/>
+          <w:sz w:val="24"/>
+        </w:rPr>
+        <w:t xml:space="preserve"> </w:t>
+      </w:r>
+      <w:r>
+        <w:rPr>
+          <w:rFonts w:ascii="Times New Roman" w:hAnsi="Times New Roman"/>
+          <w:sz w:val="24"/>
+        </w:rPr>
+        <w:t>завіта́й</w:t>
+      </w:r>
+      <w:r>
+        <w:rPr>
+          <w:rFonts w:ascii="Times New Roman" w:hAnsi="Times New Roman"/>
+          <w:sz w:val="24"/>
+        </w:rPr>
+        <w:t xml:space="preserve"> </w:t>
+      </w:r>
+      <w:r>
+        <w:rPr>
+          <w:rFonts w:ascii="Times New Roman" w:hAnsi="Times New Roman"/>
+          <w:sz w:val="24"/>
+        </w:rPr>
+        <w:t>і</w:t>
+      </w:r>
+      <w:r>
+        <w:rPr>
+          <w:rFonts w:ascii="Times New Roman" w:hAnsi="Times New Roman"/>
+          <w:sz w:val="24"/>
+        </w:rPr>
+        <w:t xml:space="preserve"> </w:t>
+      </w:r>
+      <w:r>
+        <w:rPr>
+          <w:rFonts w:ascii="Times New Roman" w:hAnsi="Times New Roman"/>
+          <w:sz w:val="24"/>
+        </w:rPr>
+        <w:t>зціли́</w:t>
+      </w:r>
+      <w:r>
+        <w:rPr>
+          <w:rFonts w:ascii="Times New Roman" w:hAnsi="Times New Roman"/>
+          <w:sz w:val="24"/>
+        </w:rPr>
+        <w:t xml:space="preserve"> </w:t>
+      </w:r>
+      <w:r>
+        <w:rPr>
+          <w:rFonts w:ascii="Times New Roman" w:hAnsi="Times New Roman"/>
+          <w:sz w:val="24"/>
+        </w:rPr>
+        <w:t>не́мочі</w:t>
+      </w:r>
+      <w:r>
+        <w:rPr>
+          <w:rFonts w:ascii="Times New Roman" w:hAnsi="Times New Roman"/>
+          <w:sz w:val="24"/>
+        </w:rPr>
+        <w:t xml:space="preserve"> </w:t>
+      </w:r>
+      <w:r>
+        <w:rPr>
+          <w:rFonts w:ascii="Times New Roman" w:hAnsi="Times New Roman"/>
+          <w:sz w:val="24"/>
+        </w:rPr>
+        <w:t>на́ші,</w:t>
+      </w:r>
+      <w:r>
+        <w:rPr>
+          <w:rFonts w:ascii="Times New Roman" w:hAnsi="Times New Roman"/>
+          <w:sz w:val="24"/>
+        </w:rPr>
+        <w:t xml:space="preserve"> </w:t>
+      </w:r>
+      <w:r>
+        <w:rPr>
+          <w:rFonts w:ascii="Times New Roman" w:hAnsi="Times New Roman"/>
+          <w:sz w:val="24"/>
+        </w:rPr>
+        <w:t>І́мени</w:t>
+      </w:r>
+      <w:r>
+        <w:rPr>
+          <w:rFonts w:ascii="Times New Roman" w:hAnsi="Times New Roman"/>
+          <w:sz w:val="24"/>
+        </w:rPr>
+        <w:t xml:space="preserve"> </w:t>
+      </w:r>
+      <w:r>
+        <w:rPr>
+          <w:rFonts w:ascii="Times New Roman" w:hAnsi="Times New Roman"/>
+          <w:sz w:val="24"/>
+        </w:rPr>
+        <w:t>Твого́</w:t>
+      </w:r>
+      <w:r>
+        <w:rPr>
+          <w:rFonts w:ascii="Times New Roman" w:hAnsi="Times New Roman"/>
+          <w:sz w:val="24"/>
+        </w:rPr>
+        <w:t xml:space="preserve"> </w:t>
+      </w:r>
+      <w:r>
+        <w:rPr>
+          <w:rFonts w:ascii="Times New Roman" w:hAnsi="Times New Roman"/>
+          <w:sz w:val="24"/>
+        </w:rPr>
+        <w:t>ра́ди.</w:t>
+      </w:r>
+    </w:p>
+    <w:p>
+      <w:pPr>
+        <w:pStyle w:val="Normal"/>
+        <w:spacing w:after="120"/>
+      </w:pPr>
+      <w:r>
+        <w:rPr>
+          <w:rFonts w:ascii="Times New Roman" w:hAnsi="Times New Roman"/>
+          <w:sz w:val="24"/>
+        </w:rPr>
+        <w:t>Го́споди,</w:t>
+      </w:r>
+      <w:r>
+        <w:rPr>
+          <w:rFonts w:ascii="Times New Roman" w:hAnsi="Times New Roman"/>
+          <w:sz w:val="24"/>
+        </w:rPr>
+        <w:t xml:space="preserve"> </w:t>
+      </w:r>
+      <w:r>
+        <w:rPr>
+          <w:rFonts w:ascii="Times New Roman" w:hAnsi="Times New Roman"/>
+          <w:sz w:val="24"/>
+        </w:rPr>
+        <w:t>поми́луй.</w:t>
       </w:r>
       <w:r>
         <w:rPr>
@@ -24729,21 +24452,21 @@
           <w:rFonts w:ascii="Times New Roman" w:hAnsi="Times New Roman"/>
           <w:sz w:val="24"/>
         </w:rPr>
-        <w:t>Слава</w:t>
-      </w:r>
-      <w:r>
-        <w:rPr>
-          <w:rFonts w:ascii="Times New Roman" w:hAnsi="Times New Roman"/>
-          <w:sz w:val="24"/>
-        </w:rPr>
-        <w:t xml:space="preserve"> </w:t>
-      </w:r>
-      <w:r>
-        <w:rPr>
-          <w:rFonts w:ascii="Times New Roman" w:hAnsi="Times New Roman"/>
-          <w:sz w:val="24"/>
-        </w:rPr>
-        <w:t>Отцю,</w:t>
+        <w:t>Сла́ва</w:t>
+      </w:r>
+      <w:r>
+        <w:rPr>
+          <w:rFonts w:ascii="Times New Roman" w:hAnsi="Times New Roman"/>
+          <w:sz w:val="24"/>
+        </w:rPr>
+        <w:t xml:space="preserve"> </w:t>
+      </w:r>
+      <w:r>
+        <w:rPr>
+          <w:rFonts w:ascii="Times New Roman" w:hAnsi="Times New Roman"/>
+          <w:sz w:val="24"/>
+        </w:rPr>
+        <w:t>Отцю́,</w:t>
       </w:r>
       <w:r>
         <w:rPr>
@@ -24771,7 +24494,7 @@
           <w:rFonts w:ascii="Times New Roman" w:hAnsi="Times New Roman"/>
           <w:sz w:val="24"/>
         </w:rPr>
-        <w:t>Сину,</w:t>
+        <w:t>Си́ну,</w:t>
       </w:r>
       <w:r>
         <w:rPr>
@@ -24799,21 +24522,21 @@
           <w:rFonts w:ascii="Times New Roman" w:hAnsi="Times New Roman"/>
           <w:sz w:val="24"/>
         </w:rPr>
-        <w:t>Святому</w:t>
-      </w:r>
-      <w:r>
-        <w:rPr>
-          <w:rFonts w:ascii="Times New Roman" w:hAnsi="Times New Roman"/>
-          <w:sz w:val="24"/>
-        </w:rPr>
-        <w:t xml:space="preserve"> </w:t>
-      </w:r>
-      <w:r>
-        <w:rPr>
-          <w:rFonts w:ascii="Times New Roman" w:hAnsi="Times New Roman"/>
-          <w:sz w:val="24"/>
-        </w:rPr>
-        <w:t>Духові,*</w:t>
+        <w:t>Свято́му</w:t>
+      </w:r>
+      <w:r>
+        <w:rPr>
+          <w:rFonts w:ascii="Times New Roman" w:hAnsi="Times New Roman"/>
+          <w:sz w:val="24"/>
+        </w:rPr>
+        <w:t xml:space="preserve"> </w:t>
+      </w:r>
+      <w:r>
+        <w:rPr>
+          <w:rFonts w:ascii="Times New Roman" w:hAnsi="Times New Roman"/>
+          <w:sz w:val="24"/>
+        </w:rPr>
+        <w:t>Ду́хові,*</w:t>
       </w:r>
       <w:r>
         <w:rPr>
@@ -24841,7 +24564,7 @@
           <w:rFonts w:ascii="Times New Roman" w:hAnsi="Times New Roman"/>
           <w:sz w:val="24"/>
         </w:rPr>
-        <w:t>нині</w:t>
+        <w:t>ни́ні,</w:t>
       </w:r>
       <w:r>
         <w:rPr>
@@ -24869,7 +24592,7 @@
           <w:rFonts w:ascii="Times New Roman" w:hAnsi="Times New Roman"/>
           <w:sz w:val="24"/>
         </w:rPr>
-        <w:t>повсякчас,</w:t>
+        <w:t>повсякча́с,</w:t>
       </w:r>
       <w:r>
         <w:rPr>
@@ -24911,62 +24634,776 @@
           <w:rFonts w:ascii="Times New Roman" w:hAnsi="Times New Roman"/>
           <w:sz w:val="24"/>
         </w:rPr>
-        <w:t>віки</w:t>
-      </w:r>
-      <w:r>
-        <w:rPr>
-          <w:rFonts w:ascii="Times New Roman" w:hAnsi="Times New Roman"/>
-          <w:sz w:val="24"/>
-        </w:rPr>
-        <w:t xml:space="preserve"> </w:t>
-      </w:r>
-      <w:r>
-        <w:rPr>
-          <w:rFonts w:ascii="Times New Roman" w:hAnsi="Times New Roman"/>
-          <w:sz w:val="24"/>
-        </w:rPr>
-        <w:t>віків.</w:t>
-      </w:r>
-      <w:r>
-        <w:rPr>
-          <w:rFonts w:ascii="Times New Roman" w:hAnsi="Times New Roman"/>
-          <w:sz w:val="24"/>
-        </w:rPr>
-        <w:t xml:space="preserve"> </w:t>
-      </w:r>
-      <w:r>
-        <w:rPr>
-          <w:rFonts w:ascii="Times New Roman" w:hAnsi="Times New Roman"/>
-          <w:sz w:val="24"/>
-        </w:rPr>
-        <w:t>Амінь.</w:t>
-      </w:r>
-    </w:p>
-    <w:p>
-      <w:pPr>
-        <w:spacing w:after="120"/>
-        <w:jc w:val="both"/>
-        <w:rPr>
-          <w:rFonts w:ascii="Times New Roman" w:hAnsi="Times New Roman" w:cs="Times New Roman"/>
-          <w:sz w:val="24"/>
-          <w:szCs w:val="24"/>
-        </w:rPr>
-      </w:pPr>
-      <w:r>
-        <w:rPr>
-          <w:rFonts w:ascii="Times New Roman" w:hAnsi="Times New Roman" w:cs="Times New Roman"/>
-          <w:sz w:val="24"/>
-          <w:szCs w:val="24"/>
-        </w:rPr>
-        <w:t>Отче наш, що єси на небесах,* нехай святиться ім</w:t>
-      </w:r>
-      <w:r>
-        <w:rPr>
-          <w:rFonts w:ascii="Times New Roman" w:hAnsi="Times New Roman" w:cs="Times New Roman"/>
-          <w:sz w:val="24"/>
-          <w:szCs w:val="24"/>
-        </w:rPr>
-        <w:t>’я твоє,* нехай прийде царство твоє,* нехай буде воля твоя, як на небі, так і на землі.* Хліб наш насущний дай нам сьогодні,* і прости нам провини наші,* як і ми прощаємо винуватцям нашим,* і не введи нас у спокусу,* але визволи нас від лукавого.</w:t>
+        <w:t>ві́ки</w:t>
+      </w:r>
+      <w:r>
+        <w:rPr>
+          <w:rFonts w:ascii="Times New Roman" w:hAnsi="Times New Roman"/>
+          <w:sz w:val="24"/>
+        </w:rPr>
+        <w:t xml:space="preserve"> </w:t>
+      </w:r>
+      <w:r>
+        <w:rPr>
+          <w:rFonts w:ascii="Times New Roman" w:hAnsi="Times New Roman"/>
+          <w:sz w:val="24"/>
+        </w:rPr>
+        <w:t>вікі́в.</w:t>
+      </w:r>
+      <w:r>
+        <w:rPr>
+          <w:rFonts w:ascii="Times New Roman" w:hAnsi="Times New Roman"/>
+          <w:sz w:val="24"/>
+        </w:rPr>
+        <w:t xml:space="preserve"> </w:t>
+      </w:r>
+      <w:r>
+        <w:rPr>
+          <w:rFonts w:ascii="Times New Roman" w:hAnsi="Times New Roman"/>
+          <w:sz w:val="24"/>
+        </w:rPr>
+        <w:t>Амі́нь.</w:t>
+      </w:r>
+    </w:p>
+    <w:p>
+      <w:pPr>
+        <w:pStyle w:val="Normal"/>
+        <w:spacing w:after="120"/>
+      </w:pPr>
+      <w:r>
+        <w:rPr>
+          <w:rFonts w:ascii="Times New Roman" w:hAnsi="Times New Roman"/>
+          <w:sz w:val="24"/>
+        </w:rPr>
+        <w:t>О́тче</w:t>
+      </w:r>
+      <w:r>
+        <w:rPr>
+          <w:rFonts w:ascii="Times New Roman" w:hAnsi="Times New Roman"/>
+          <w:sz w:val="24"/>
+        </w:rPr>
+        <w:t xml:space="preserve"> </w:t>
+      </w:r>
+      <w:r>
+        <w:rPr>
+          <w:rFonts w:ascii="Times New Roman" w:hAnsi="Times New Roman"/>
+          <w:sz w:val="24"/>
+        </w:rPr>
+        <w:t>наш,</w:t>
+      </w:r>
+      <w:r>
+        <w:rPr>
+          <w:rFonts w:ascii="Times New Roman" w:hAnsi="Times New Roman"/>
+          <w:sz w:val="24"/>
+        </w:rPr>
+        <w:t xml:space="preserve"> </w:t>
+      </w:r>
+      <w:r>
+        <w:rPr>
+          <w:rFonts w:ascii="Times New Roman" w:hAnsi="Times New Roman"/>
+          <w:sz w:val="24"/>
+        </w:rPr>
+        <w:t>що</w:t>
+      </w:r>
+      <w:r>
+        <w:rPr>
+          <w:rFonts w:ascii="Times New Roman" w:hAnsi="Times New Roman"/>
+          <w:sz w:val="24"/>
+        </w:rPr>
+        <w:t xml:space="preserve"> </w:t>
+      </w:r>
+      <w:r>
+        <w:rPr>
+          <w:rFonts w:ascii="Times New Roman" w:hAnsi="Times New Roman"/>
+          <w:sz w:val="24"/>
+        </w:rPr>
+        <w:t>єси́</w:t>
+      </w:r>
+      <w:r>
+        <w:rPr>
+          <w:rFonts w:ascii="Times New Roman" w:hAnsi="Times New Roman"/>
+          <w:sz w:val="24"/>
+        </w:rPr>
+        <w:t xml:space="preserve"> </w:t>
+      </w:r>
+      <w:r>
+        <w:rPr>
+          <w:rFonts w:ascii="Times New Roman" w:hAnsi="Times New Roman"/>
+          <w:sz w:val="24"/>
+        </w:rPr>
+        <w:t>на</w:t>
+      </w:r>
+      <w:r>
+        <w:rPr>
+          <w:rFonts w:ascii="Times New Roman" w:hAnsi="Times New Roman"/>
+          <w:sz w:val="24"/>
+        </w:rPr>
+        <w:t xml:space="preserve"> </w:t>
+      </w:r>
+      <w:r>
+        <w:rPr>
+          <w:rFonts w:ascii="Times New Roman" w:hAnsi="Times New Roman"/>
+          <w:sz w:val="24"/>
+        </w:rPr>
+        <w:t>небеса́х,*</w:t>
+      </w:r>
+      <w:r>
+        <w:rPr>
+          <w:rFonts w:ascii="Times New Roman" w:hAnsi="Times New Roman"/>
+          <w:sz w:val="24"/>
+        </w:rPr>
+        <w:t xml:space="preserve"> </w:t>
+      </w:r>
+      <w:r>
+        <w:rPr>
+          <w:rFonts w:ascii="Times New Roman" w:hAnsi="Times New Roman"/>
+          <w:sz w:val="24"/>
+        </w:rPr>
+        <w:t>неха́й</w:t>
+      </w:r>
+      <w:r>
+        <w:rPr>
+          <w:rFonts w:ascii="Times New Roman" w:hAnsi="Times New Roman"/>
+          <w:sz w:val="24"/>
+        </w:rPr>
+        <w:t xml:space="preserve"> </w:t>
+      </w:r>
+      <w:r>
+        <w:rPr>
+          <w:rFonts w:ascii="Times New Roman" w:hAnsi="Times New Roman"/>
+          <w:sz w:val="24"/>
+        </w:rPr>
+        <w:t>святи́ться</w:t>
+      </w:r>
+      <w:r>
+        <w:rPr>
+          <w:rFonts w:ascii="Times New Roman" w:hAnsi="Times New Roman"/>
+          <w:sz w:val="24"/>
+        </w:rPr>
+        <w:t xml:space="preserve"> </w:t>
+      </w:r>
+      <w:r>
+        <w:rPr>
+          <w:rFonts w:ascii="Times New Roman" w:hAnsi="Times New Roman"/>
+          <w:sz w:val="24"/>
+        </w:rPr>
+        <w:t>ім’я́</w:t>
+      </w:r>
+      <w:r>
+        <w:rPr>
+          <w:rFonts w:ascii="Times New Roman" w:hAnsi="Times New Roman"/>
+          <w:sz w:val="24"/>
+        </w:rPr>
+        <w:t xml:space="preserve"> </w:t>
+      </w:r>
+      <w:r>
+        <w:rPr>
+          <w:rFonts w:ascii="Times New Roman" w:hAnsi="Times New Roman"/>
+          <w:sz w:val="24"/>
+        </w:rPr>
+        <w:t>Твоє́,*</w:t>
+      </w:r>
+      <w:r>
+        <w:rPr>
+          <w:rFonts w:ascii="Times New Roman" w:hAnsi="Times New Roman"/>
+          <w:sz w:val="24"/>
+        </w:rPr>
+        <w:t xml:space="preserve"> </w:t>
+      </w:r>
+      <w:r>
+        <w:rPr>
+          <w:rFonts w:ascii="Times New Roman" w:hAnsi="Times New Roman"/>
+          <w:sz w:val="24"/>
+        </w:rPr>
+        <w:t>неха́й</w:t>
+      </w:r>
+      <w:r>
+        <w:rPr>
+          <w:rFonts w:ascii="Times New Roman" w:hAnsi="Times New Roman"/>
+          <w:sz w:val="24"/>
+        </w:rPr>
+        <w:t xml:space="preserve"> </w:t>
+      </w:r>
+      <w:r>
+        <w:rPr>
+          <w:rFonts w:ascii="Times New Roman" w:hAnsi="Times New Roman"/>
+          <w:sz w:val="24"/>
+        </w:rPr>
+        <w:t>при́йде</w:t>
+      </w:r>
+      <w:r>
+        <w:rPr>
+          <w:rFonts w:ascii="Times New Roman" w:hAnsi="Times New Roman"/>
+          <w:sz w:val="24"/>
+        </w:rPr>
+        <w:t xml:space="preserve"> </w:t>
+      </w:r>
+      <w:r>
+        <w:rPr>
+          <w:rFonts w:ascii="Times New Roman" w:hAnsi="Times New Roman"/>
+          <w:sz w:val="24"/>
+        </w:rPr>
+        <w:t>ца́рство</w:t>
+      </w:r>
+      <w:r>
+        <w:rPr>
+          <w:rFonts w:ascii="Times New Roman" w:hAnsi="Times New Roman"/>
+          <w:sz w:val="24"/>
+        </w:rPr>
+        <w:t xml:space="preserve"> </w:t>
+      </w:r>
+      <w:r>
+        <w:rPr>
+          <w:rFonts w:ascii="Times New Roman" w:hAnsi="Times New Roman"/>
+          <w:sz w:val="24"/>
+        </w:rPr>
+        <w:t>Твоє́,*</w:t>
+      </w:r>
+      <w:r>
+        <w:rPr>
+          <w:rFonts w:ascii="Times New Roman" w:hAnsi="Times New Roman"/>
+          <w:sz w:val="24"/>
+        </w:rPr>
+        <w:t xml:space="preserve"> </w:t>
+      </w:r>
+      <w:r>
+        <w:rPr>
+          <w:rFonts w:ascii="Times New Roman" w:hAnsi="Times New Roman"/>
+          <w:sz w:val="24"/>
+        </w:rPr>
+        <w:t>неха́й</w:t>
+      </w:r>
+      <w:r>
+        <w:rPr>
+          <w:rFonts w:ascii="Times New Roman" w:hAnsi="Times New Roman"/>
+          <w:sz w:val="24"/>
+        </w:rPr>
+        <w:t xml:space="preserve"> </w:t>
+      </w:r>
+      <w:r>
+        <w:rPr>
+          <w:rFonts w:ascii="Times New Roman" w:hAnsi="Times New Roman"/>
+          <w:sz w:val="24"/>
+        </w:rPr>
+        <w:t>бу́де</w:t>
+      </w:r>
+      <w:r>
+        <w:rPr>
+          <w:rFonts w:ascii="Times New Roman" w:hAnsi="Times New Roman"/>
+          <w:sz w:val="24"/>
+        </w:rPr>
+        <w:t xml:space="preserve"> </w:t>
+      </w:r>
+      <w:r>
+        <w:rPr>
+          <w:rFonts w:ascii="Times New Roman" w:hAnsi="Times New Roman"/>
+          <w:sz w:val="24"/>
+        </w:rPr>
+        <w:t>во́ля</w:t>
+      </w:r>
+      <w:r>
+        <w:rPr>
+          <w:rFonts w:ascii="Times New Roman" w:hAnsi="Times New Roman"/>
+          <w:sz w:val="24"/>
+        </w:rPr>
+        <w:t xml:space="preserve"> </w:t>
+      </w:r>
+      <w:r>
+        <w:rPr>
+          <w:rFonts w:ascii="Times New Roman" w:hAnsi="Times New Roman"/>
+          <w:sz w:val="24"/>
+        </w:rPr>
+        <w:t>Твоя́,</w:t>
+      </w:r>
+      <w:r>
+        <w:rPr>
+          <w:rFonts w:ascii="Times New Roman" w:hAnsi="Times New Roman"/>
+          <w:sz w:val="24"/>
+        </w:rPr>
+        <w:t xml:space="preserve"> </w:t>
+      </w:r>
+      <w:r>
+        <w:rPr>
+          <w:rFonts w:ascii="Times New Roman" w:hAnsi="Times New Roman"/>
+          <w:sz w:val="24"/>
+        </w:rPr>
+        <w:t>як</w:t>
+      </w:r>
+      <w:r>
+        <w:rPr>
+          <w:rFonts w:ascii="Times New Roman" w:hAnsi="Times New Roman"/>
+          <w:sz w:val="24"/>
+        </w:rPr>
+        <w:t xml:space="preserve"> </w:t>
+      </w:r>
+      <w:r>
+        <w:rPr>
+          <w:rFonts w:ascii="Times New Roman" w:hAnsi="Times New Roman"/>
+          <w:sz w:val="24"/>
+        </w:rPr>
+        <w:t>на</w:t>
+      </w:r>
+      <w:r>
+        <w:rPr>
+          <w:rFonts w:ascii="Times New Roman" w:hAnsi="Times New Roman"/>
+          <w:sz w:val="24"/>
+        </w:rPr>
+        <w:t xml:space="preserve"> </w:t>
+      </w:r>
+      <w:r>
+        <w:rPr>
+          <w:rFonts w:ascii="Times New Roman" w:hAnsi="Times New Roman"/>
+          <w:sz w:val="24"/>
+        </w:rPr>
+        <w:t>не́бі,</w:t>
+      </w:r>
+      <w:r>
+        <w:rPr>
+          <w:rFonts w:ascii="Times New Roman" w:hAnsi="Times New Roman"/>
+          <w:sz w:val="24"/>
+        </w:rPr>
+        <w:t xml:space="preserve"> </w:t>
+      </w:r>
+      <w:r>
+        <w:rPr>
+          <w:rFonts w:ascii="Times New Roman" w:hAnsi="Times New Roman"/>
+          <w:sz w:val="24"/>
+        </w:rPr>
+        <w:t>так</w:t>
+      </w:r>
+      <w:r>
+        <w:rPr>
+          <w:rFonts w:ascii="Times New Roman" w:hAnsi="Times New Roman"/>
+          <w:sz w:val="24"/>
+        </w:rPr>
+        <w:t xml:space="preserve"> </w:t>
+      </w:r>
+      <w:r>
+        <w:rPr>
+          <w:rFonts w:ascii="Times New Roman" w:hAnsi="Times New Roman"/>
+          <w:sz w:val="24"/>
+        </w:rPr>
+        <w:t>і</w:t>
+      </w:r>
+      <w:r>
+        <w:rPr>
+          <w:rFonts w:ascii="Times New Roman" w:hAnsi="Times New Roman"/>
+          <w:sz w:val="24"/>
+        </w:rPr>
+        <w:t xml:space="preserve"> </w:t>
+      </w:r>
+      <w:r>
+        <w:rPr>
+          <w:rFonts w:ascii="Times New Roman" w:hAnsi="Times New Roman"/>
+          <w:sz w:val="24"/>
+        </w:rPr>
+        <w:t>на</w:t>
+      </w:r>
+      <w:r>
+        <w:rPr>
+          <w:rFonts w:ascii="Times New Roman" w:hAnsi="Times New Roman"/>
+          <w:sz w:val="24"/>
+        </w:rPr>
+        <w:t xml:space="preserve"> </w:t>
+      </w:r>
+      <w:r>
+        <w:rPr>
+          <w:rFonts w:ascii="Times New Roman" w:hAnsi="Times New Roman"/>
+          <w:sz w:val="24"/>
+        </w:rPr>
+        <w:t>землі́.*</w:t>
+      </w:r>
+      <w:r>
+        <w:rPr>
+          <w:rFonts w:ascii="Times New Roman" w:hAnsi="Times New Roman"/>
+          <w:sz w:val="24"/>
+        </w:rPr>
+        <w:t xml:space="preserve"> </w:t>
+      </w:r>
+      <w:r>
+        <w:rPr>
+          <w:rFonts w:ascii="Times New Roman" w:hAnsi="Times New Roman"/>
+          <w:sz w:val="24"/>
+        </w:rPr>
+        <w:t>Хліб</w:t>
+      </w:r>
+      <w:r>
+        <w:rPr>
+          <w:rFonts w:ascii="Times New Roman" w:hAnsi="Times New Roman"/>
+          <w:sz w:val="24"/>
+        </w:rPr>
+        <w:t xml:space="preserve"> </w:t>
+      </w:r>
+      <w:r>
+        <w:rPr>
+          <w:rFonts w:ascii="Times New Roman" w:hAnsi="Times New Roman"/>
+          <w:sz w:val="24"/>
+        </w:rPr>
+        <w:t>наш</w:t>
+      </w:r>
+      <w:r>
+        <w:rPr>
+          <w:rFonts w:ascii="Times New Roman" w:hAnsi="Times New Roman"/>
+          <w:sz w:val="24"/>
+        </w:rPr>
+        <w:t xml:space="preserve"> </w:t>
+      </w:r>
+      <w:r>
+        <w:rPr>
+          <w:rFonts w:ascii="Times New Roman" w:hAnsi="Times New Roman"/>
+          <w:sz w:val="24"/>
+        </w:rPr>
+        <w:t>насу́щний</w:t>
+      </w:r>
+      <w:r>
+        <w:rPr>
+          <w:rFonts w:ascii="Times New Roman" w:hAnsi="Times New Roman"/>
+          <w:sz w:val="24"/>
+        </w:rPr>
+        <w:t xml:space="preserve"> </w:t>
+      </w:r>
+      <w:r>
+        <w:rPr>
+          <w:rFonts w:ascii="Times New Roman" w:hAnsi="Times New Roman"/>
+          <w:sz w:val="24"/>
+        </w:rPr>
+        <w:t>дай</w:t>
+      </w:r>
+      <w:r>
+        <w:rPr>
+          <w:rFonts w:ascii="Times New Roman" w:hAnsi="Times New Roman"/>
+          <w:sz w:val="24"/>
+        </w:rPr>
+        <w:t xml:space="preserve"> </w:t>
+      </w:r>
+      <w:r>
+        <w:rPr>
+          <w:rFonts w:ascii="Times New Roman" w:hAnsi="Times New Roman"/>
+          <w:sz w:val="24"/>
+        </w:rPr>
+        <w:t>нам</w:t>
+      </w:r>
+      <w:r>
+        <w:rPr>
+          <w:rFonts w:ascii="Times New Roman" w:hAnsi="Times New Roman"/>
+          <w:sz w:val="24"/>
+        </w:rPr>
+        <w:t xml:space="preserve"> </w:t>
+      </w:r>
+      <w:r>
+        <w:rPr>
+          <w:rFonts w:ascii="Times New Roman" w:hAnsi="Times New Roman"/>
+          <w:sz w:val="24"/>
+        </w:rPr>
+        <w:t>сього́дні;*</w:t>
+      </w:r>
+      <w:r>
+        <w:rPr>
+          <w:rFonts w:ascii="Times New Roman" w:hAnsi="Times New Roman"/>
+          <w:sz w:val="24"/>
+        </w:rPr>
+        <w:t xml:space="preserve"> </w:t>
+      </w:r>
+      <w:r>
+        <w:rPr>
+          <w:rFonts w:ascii="Times New Roman" w:hAnsi="Times New Roman"/>
+          <w:sz w:val="24"/>
+        </w:rPr>
+        <w:t>і</w:t>
+      </w:r>
+      <w:r>
+        <w:rPr>
+          <w:rFonts w:ascii="Times New Roman" w:hAnsi="Times New Roman"/>
+          <w:sz w:val="24"/>
+        </w:rPr>
+        <w:t xml:space="preserve"> </w:t>
+      </w:r>
+      <w:r>
+        <w:rPr>
+          <w:rFonts w:ascii="Times New Roman" w:hAnsi="Times New Roman"/>
+          <w:sz w:val="24"/>
+        </w:rPr>
+        <w:t>прости́</w:t>
+      </w:r>
+      <w:r>
+        <w:rPr>
+          <w:rFonts w:ascii="Times New Roman" w:hAnsi="Times New Roman"/>
+          <w:sz w:val="24"/>
+        </w:rPr>
+        <w:t xml:space="preserve"> </w:t>
+      </w:r>
+      <w:r>
+        <w:rPr>
+          <w:rFonts w:ascii="Times New Roman" w:hAnsi="Times New Roman"/>
+          <w:sz w:val="24"/>
+        </w:rPr>
+        <w:t>нам</w:t>
+      </w:r>
+      <w:r>
+        <w:rPr>
+          <w:rFonts w:ascii="Times New Roman" w:hAnsi="Times New Roman"/>
+          <w:sz w:val="24"/>
+        </w:rPr>
+        <w:t xml:space="preserve"> </w:t>
+      </w:r>
+      <w:r>
+        <w:rPr>
+          <w:rFonts w:ascii="Times New Roman" w:hAnsi="Times New Roman"/>
+          <w:sz w:val="24"/>
+        </w:rPr>
+        <w:t>прови́ни</w:t>
+      </w:r>
+      <w:r>
+        <w:rPr>
+          <w:rFonts w:ascii="Times New Roman" w:hAnsi="Times New Roman"/>
+          <w:sz w:val="24"/>
+        </w:rPr>
+        <w:t xml:space="preserve"> </w:t>
+      </w:r>
+      <w:r>
+        <w:rPr>
+          <w:rFonts w:ascii="Times New Roman" w:hAnsi="Times New Roman"/>
+          <w:sz w:val="24"/>
+        </w:rPr>
+        <w:t>на́ші,*</w:t>
+      </w:r>
+      <w:r>
+        <w:rPr>
+          <w:rFonts w:ascii="Times New Roman" w:hAnsi="Times New Roman"/>
+          <w:sz w:val="24"/>
+        </w:rPr>
+        <w:t xml:space="preserve"> </w:t>
+      </w:r>
+      <w:r>
+        <w:rPr>
+          <w:rFonts w:ascii="Times New Roman" w:hAnsi="Times New Roman"/>
+          <w:sz w:val="24"/>
+        </w:rPr>
+        <w:t>як</w:t>
+      </w:r>
+      <w:r>
+        <w:rPr>
+          <w:rFonts w:ascii="Times New Roman" w:hAnsi="Times New Roman"/>
+          <w:sz w:val="24"/>
+        </w:rPr>
+        <w:t xml:space="preserve"> </w:t>
+      </w:r>
+      <w:r>
+        <w:rPr>
+          <w:rFonts w:ascii="Times New Roman" w:hAnsi="Times New Roman"/>
+          <w:sz w:val="24"/>
+        </w:rPr>
+        <w:t>і</w:t>
+      </w:r>
+      <w:r>
+        <w:rPr>
+          <w:rFonts w:ascii="Times New Roman" w:hAnsi="Times New Roman"/>
+          <w:sz w:val="24"/>
+        </w:rPr>
+        <w:t xml:space="preserve"> </w:t>
+      </w:r>
+      <w:r>
+        <w:rPr>
+          <w:rFonts w:ascii="Times New Roman" w:hAnsi="Times New Roman"/>
+          <w:sz w:val="24"/>
+        </w:rPr>
+        <w:t>ми</w:t>
+      </w:r>
+      <w:r>
+        <w:rPr>
+          <w:rFonts w:ascii="Times New Roman" w:hAnsi="Times New Roman"/>
+          <w:sz w:val="24"/>
+        </w:rPr>
+        <w:t xml:space="preserve"> </w:t>
+      </w:r>
+      <w:r>
+        <w:rPr>
+          <w:rFonts w:ascii="Times New Roman" w:hAnsi="Times New Roman"/>
+          <w:sz w:val="24"/>
+        </w:rPr>
+        <w:t>проща́ємо</w:t>
+      </w:r>
+      <w:r>
+        <w:rPr>
+          <w:rFonts w:ascii="Times New Roman" w:hAnsi="Times New Roman"/>
+          <w:sz w:val="24"/>
+        </w:rPr>
+        <w:t xml:space="preserve"> </w:t>
+      </w:r>
+      <w:r>
+        <w:rPr>
+          <w:rFonts w:ascii="Times New Roman" w:hAnsi="Times New Roman"/>
+          <w:sz w:val="24"/>
+        </w:rPr>
+        <w:t>винува́тцям</w:t>
+      </w:r>
+      <w:r>
+        <w:rPr>
+          <w:rFonts w:ascii="Times New Roman" w:hAnsi="Times New Roman"/>
+          <w:sz w:val="24"/>
+        </w:rPr>
+        <w:t xml:space="preserve"> </w:t>
+      </w:r>
+      <w:r>
+        <w:rPr>
+          <w:rFonts w:ascii="Times New Roman" w:hAnsi="Times New Roman"/>
+          <w:sz w:val="24"/>
+        </w:rPr>
+        <w:t>на́шим;*</w:t>
+      </w:r>
+      <w:r>
+        <w:rPr>
+          <w:rFonts w:ascii="Times New Roman" w:hAnsi="Times New Roman"/>
+          <w:sz w:val="24"/>
+        </w:rPr>
+        <w:t xml:space="preserve"> </w:t>
+      </w:r>
+      <w:r>
+        <w:rPr>
+          <w:rFonts w:ascii="Times New Roman" w:hAnsi="Times New Roman"/>
+          <w:sz w:val="24"/>
+        </w:rPr>
+        <w:t>і</w:t>
+      </w:r>
+      <w:r>
+        <w:rPr>
+          <w:rFonts w:ascii="Times New Roman" w:hAnsi="Times New Roman"/>
+          <w:sz w:val="24"/>
+        </w:rPr>
+        <w:t xml:space="preserve"> </w:t>
+      </w:r>
+      <w:r>
+        <w:rPr>
+          <w:rFonts w:ascii="Times New Roman" w:hAnsi="Times New Roman"/>
+          <w:sz w:val="24"/>
+        </w:rPr>
+        <w:t>не</w:t>
+      </w:r>
+      <w:r>
+        <w:rPr>
+          <w:rFonts w:ascii="Times New Roman" w:hAnsi="Times New Roman"/>
+          <w:sz w:val="24"/>
+        </w:rPr>
+        <w:t xml:space="preserve"> </w:t>
+      </w:r>
+      <w:r>
+        <w:rPr>
+          <w:rFonts w:ascii="Times New Roman" w:hAnsi="Times New Roman"/>
+          <w:sz w:val="24"/>
+        </w:rPr>
+        <w:t>введи́</w:t>
+      </w:r>
+      <w:r>
+        <w:rPr>
+          <w:rFonts w:ascii="Times New Roman" w:hAnsi="Times New Roman"/>
+          <w:sz w:val="24"/>
+        </w:rPr>
+        <w:t xml:space="preserve"> </w:t>
+      </w:r>
+      <w:r>
+        <w:rPr>
+          <w:rFonts w:ascii="Times New Roman" w:hAnsi="Times New Roman"/>
+          <w:sz w:val="24"/>
+        </w:rPr>
+        <w:t>нас</w:t>
+      </w:r>
+      <w:r>
+        <w:rPr>
+          <w:rFonts w:ascii="Times New Roman" w:hAnsi="Times New Roman"/>
+          <w:sz w:val="24"/>
+        </w:rPr>
+        <w:t xml:space="preserve"> </w:t>
+      </w:r>
+      <w:r>
+        <w:rPr>
+          <w:rFonts w:ascii="Times New Roman" w:hAnsi="Times New Roman"/>
+          <w:sz w:val="24"/>
+        </w:rPr>
+        <w:t>у</w:t>
+      </w:r>
+      <w:r>
+        <w:rPr>
+          <w:rFonts w:ascii="Times New Roman" w:hAnsi="Times New Roman"/>
+          <w:sz w:val="24"/>
+        </w:rPr>
+        <w:t xml:space="preserve"> </w:t>
+      </w:r>
+      <w:r>
+        <w:rPr>
+          <w:rFonts w:ascii="Times New Roman" w:hAnsi="Times New Roman"/>
+          <w:sz w:val="24"/>
+        </w:rPr>
+        <w:t>споку́су,*</w:t>
+      </w:r>
+      <w:r>
+        <w:rPr>
+          <w:rFonts w:ascii="Times New Roman" w:hAnsi="Times New Roman"/>
+          <w:sz w:val="24"/>
+        </w:rPr>
+        <w:t xml:space="preserve"> </w:t>
+      </w:r>
+      <w:r>
+        <w:rPr>
+          <w:rFonts w:ascii="Times New Roman" w:hAnsi="Times New Roman"/>
+          <w:sz w:val="24"/>
+        </w:rPr>
+        <w:t>але́</w:t>
+      </w:r>
+      <w:r>
+        <w:rPr>
+          <w:rFonts w:ascii="Times New Roman" w:hAnsi="Times New Roman"/>
+          <w:sz w:val="24"/>
+        </w:rPr>
+        <w:t xml:space="preserve"> </w:t>
+      </w:r>
+      <w:r>
+        <w:rPr>
+          <w:rFonts w:ascii="Times New Roman" w:hAnsi="Times New Roman"/>
+          <w:sz w:val="24"/>
+        </w:rPr>
+        <w:t>ви́зволи</w:t>
+      </w:r>
+      <w:r>
+        <w:rPr>
+          <w:rFonts w:ascii="Times New Roman" w:hAnsi="Times New Roman"/>
+          <w:sz w:val="24"/>
+        </w:rPr>
+        <w:t xml:space="preserve"> </w:t>
+      </w:r>
+      <w:r>
+        <w:rPr>
+          <w:rFonts w:ascii="Times New Roman" w:hAnsi="Times New Roman"/>
+          <w:sz w:val="24"/>
+        </w:rPr>
+        <w:t>нас</w:t>
+      </w:r>
+      <w:r>
+        <w:rPr>
+          <w:rFonts w:ascii="Times New Roman" w:hAnsi="Times New Roman"/>
+          <w:sz w:val="24"/>
+        </w:rPr>
+        <w:t xml:space="preserve"> </w:t>
+      </w:r>
+      <w:r>
+        <w:rPr>
+          <w:rFonts w:ascii="Times New Roman" w:hAnsi="Times New Roman"/>
+          <w:sz w:val="24"/>
+        </w:rPr>
+        <w:t>від</w:t>
+      </w:r>
+      <w:r>
+        <w:rPr>
+          <w:rFonts w:ascii="Times New Roman" w:hAnsi="Times New Roman"/>
+          <w:sz w:val="24"/>
+        </w:rPr>
+        <w:t xml:space="preserve"> </w:t>
+      </w:r>
+      <w:r>
+        <w:rPr>
+          <w:rFonts w:ascii="Times New Roman" w:hAnsi="Times New Roman"/>
+          <w:sz w:val="24"/>
+        </w:rPr>
+        <w:t>лука́вого.</w:t>
       </w:r>
     </w:p>
     <w:p>

--- a/flow/20230914_vu_template/drafts/2024-11-u/12-ВТ-Йосафата.docx
+++ b/flow/20230914_vu_template/drafts/2024-11-u/12-ВТ-Йосафата.docx
@@ -8236,29 +8236,19 @@
       </w:pPr>
       <w:r>
         <w:rPr>
-          <w:rFonts w:ascii="Times New Roman" w:hAnsi="Times New Roman" w:cs="Times New Roman"/>
+          <w:rFonts w:ascii="Times New Roman" w:hAnsi="Times New Roman"/>
           <w:i/>
           <w:color w:val="FF4400"/>
           <w:sz w:val="24"/>
-          <w:szCs w:val="24"/>
         </w:rPr>
         <w:t>Священник:</w:t>
       </w:r>
       <w:r>
         <w:rPr>
-          <w:rFonts w:ascii="Times New Roman" w:hAnsi="Times New Roman" w:cs="Times New Roman"/>
-          <w:sz w:val="24"/>
-          <w:szCs w:val="24"/>
-        </w:rPr>
-        <w:t xml:space="preserve"> Бо Тобі належить усяка слава, честь і пок</w:t>
-      </w:r>
-      <w:r>
-        <w:rPr>
-          <w:rFonts w:ascii="Times New Roman" w:hAnsi="Times New Roman" w:cs="Times New Roman"/>
-          <w:sz w:val="24"/>
-          <w:szCs w:val="24"/>
-        </w:rPr>
-        <w:t>лоніння, Отцю, і Сину, і Святому Духові, нині, і повсякчас, і на віки віків.</w:t>
+          <w:rFonts w:ascii="Times New Roman" w:hAnsi="Times New Roman"/>
+          <w:sz w:val="24"/>
+        </w:rPr>
+        <w:t xml:space="preserve"> Бо Тобі належить усяка слава, честь і поклоніння, Отцю, і Сину, і Святому Духові, нині, і повсякчас, і на віки віків.</w:t>
       </w:r>
     </w:p>
     <w:p>
@@ -10873,402 +10863,9 @@
       <w:r>
         <w:rPr>
           <w:rFonts w:ascii="Times New Roman" w:hAnsi="Times New Roman"/>
-          <w:color w:val="000000"/>
-          <w:sz w:val="24"/>
-        </w:rPr>
-        <w:t xml:space="preserve"> </w:t>
-      </w:r>
-      <w:r>
-        <w:rPr>
-          <w:rFonts w:ascii="Times New Roman" w:hAnsi="Times New Roman"/>
-          <w:color w:val="000000"/>
-          <w:sz w:val="24"/>
-        </w:rPr>
-        <w:t>Бо</w:t>
-      </w:r>
-      <w:r>
-        <w:rPr>
-          <w:rFonts w:ascii="Times New Roman" w:hAnsi="Times New Roman"/>
-          <w:color w:val="000000"/>
-          <w:sz w:val="24"/>
-        </w:rPr>
-        <w:t xml:space="preserve"> </w:t>
-      </w:r>
-      <w:r>
-        <w:rPr>
-          <w:rFonts w:ascii="Times New Roman" w:hAnsi="Times New Roman"/>
-          <w:color w:val="000000"/>
-          <w:sz w:val="24"/>
-        </w:rPr>
-        <w:t>Твоя</w:t>
-      </w:r>
-      <w:r>
-        <w:rPr>
-          <w:rFonts w:ascii="Times New Roman" w:hAnsi="Times New Roman"/>
-          <w:color w:val="000000"/>
-          <w:sz w:val="24"/>
-        </w:rPr>
-        <w:t xml:space="preserve"> </w:t>
-      </w:r>
-      <w:r>
-        <w:rPr>
-          <w:rFonts w:ascii="Times New Roman" w:hAnsi="Times New Roman"/>
-          <w:color w:val="000000"/>
-          <w:sz w:val="24"/>
-        </w:rPr>
-        <w:t>є</w:t>
-      </w:r>
-      <w:r>
-        <w:rPr>
-          <w:rFonts w:ascii="Times New Roman" w:hAnsi="Times New Roman"/>
-          <w:color w:val="000000"/>
-          <w:sz w:val="24"/>
-        </w:rPr>
-        <w:t xml:space="preserve"> </w:t>
-      </w:r>
-      <w:r>
-        <w:rPr>
-          <w:rFonts w:ascii="Times New Roman" w:hAnsi="Times New Roman"/>
-          <w:color w:val="000000"/>
-          <w:sz w:val="24"/>
-        </w:rPr>
-        <w:t>влада</w:t>
-      </w:r>
-      <w:r>
-        <w:rPr>
-          <w:rFonts w:ascii="Times New Roman" w:hAnsi="Times New Roman"/>
-          <w:color w:val="000000"/>
-          <w:sz w:val="24"/>
-        </w:rPr>
-        <w:t xml:space="preserve"> </w:t>
-      </w:r>
-      <w:r>
-        <w:rPr>
-          <w:rFonts w:ascii="Times New Roman" w:hAnsi="Times New Roman"/>
-          <w:color w:val="000000"/>
-          <w:sz w:val="24"/>
-        </w:rPr>
-        <w:t>і</w:t>
-      </w:r>
-      <w:r>
-        <w:rPr>
-          <w:rFonts w:ascii="Times New Roman" w:hAnsi="Times New Roman"/>
-          <w:color w:val="000000"/>
-          <w:sz w:val="24"/>
-        </w:rPr>
-        <w:t xml:space="preserve"> </w:t>
-      </w:r>
-      <w:r>
-        <w:rPr>
-          <w:rFonts w:ascii="Times New Roman" w:hAnsi="Times New Roman"/>
-          <w:color w:val="000000"/>
-          <w:sz w:val="24"/>
-        </w:rPr>
-        <w:t>Твоє</w:t>
-      </w:r>
-      <w:r>
-        <w:rPr>
-          <w:rFonts w:ascii="Times New Roman" w:hAnsi="Times New Roman"/>
-          <w:color w:val="000000"/>
-          <w:sz w:val="24"/>
-        </w:rPr>
-        <w:t xml:space="preserve"> </w:t>
-      </w:r>
-      <w:r>
-        <w:rPr>
-          <w:rFonts w:ascii="Times New Roman" w:hAnsi="Times New Roman"/>
-          <w:color w:val="000000"/>
-          <w:sz w:val="24"/>
-        </w:rPr>
-        <w:t>є</w:t>
-      </w:r>
-      <w:r>
-        <w:rPr>
-          <w:rFonts w:ascii="Times New Roman" w:hAnsi="Times New Roman"/>
-          <w:color w:val="000000"/>
-          <w:sz w:val="24"/>
-        </w:rPr>
-        <w:t xml:space="preserve"> </w:t>
-      </w:r>
-      <w:r>
-        <w:rPr>
-          <w:rFonts w:ascii="Times New Roman" w:hAnsi="Times New Roman"/>
-          <w:color w:val="000000"/>
-          <w:sz w:val="24"/>
-        </w:rPr>
-        <w:t>царство,</w:t>
-      </w:r>
-      <w:r>
-        <w:rPr>
-          <w:rFonts w:ascii="Times New Roman" w:hAnsi="Times New Roman"/>
-          <w:color w:val="000000"/>
-          <w:sz w:val="24"/>
-        </w:rPr>
-        <w:t xml:space="preserve"> </w:t>
-      </w:r>
-      <w:r>
-        <w:rPr>
-          <w:rFonts w:ascii="Times New Roman" w:hAnsi="Times New Roman"/>
-          <w:color w:val="000000"/>
-          <w:sz w:val="24"/>
-        </w:rPr>
-        <w:t>і</w:t>
-      </w:r>
-      <w:r>
-        <w:rPr>
-          <w:rFonts w:ascii="Times New Roman" w:hAnsi="Times New Roman"/>
-          <w:color w:val="000000"/>
-          <w:sz w:val="24"/>
-        </w:rPr>
-        <w:t xml:space="preserve"> </w:t>
-      </w:r>
-      <w:r>
-        <w:rPr>
-          <w:rFonts w:ascii="Times New Roman" w:hAnsi="Times New Roman"/>
-          <w:color w:val="000000"/>
-          <w:sz w:val="24"/>
-        </w:rPr>
-        <w:t>сила,</w:t>
-      </w:r>
-      <w:r>
-        <w:rPr>
-          <w:rFonts w:ascii="Times New Roman" w:hAnsi="Times New Roman"/>
-          <w:color w:val="000000"/>
-          <w:sz w:val="24"/>
-        </w:rPr>
-        <w:t xml:space="preserve"> </w:t>
-      </w:r>
-      <w:r>
-        <w:rPr>
-          <w:rFonts w:ascii="Times New Roman" w:hAnsi="Times New Roman"/>
-          <w:color w:val="000000"/>
-          <w:sz w:val="24"/>
-        </w:rPr>
-        <w:t>і</w:t>
-      </w:r>
-      <w:r>
-        <w:rPr>
-          <w:rFonts w:ascii="Times New Roman" w:hAnsi="Times New Roman"/>
-          <w:color w:val="000000"/>
-          <w:sz w:val="24"/>
-        </w:rPr>
-        <w:t xml:space="preserve"> </w:t>
-      </w:r>
-      <w:r>
-        <w:rPr>
-          <w:rFonts w:ascii="Times New Roman" w:hAnsi="Times New Roman"/>
-          <w:color w:val="000000"/>
-          <w:sz w:val="24"/>
-        </w:rPr>
-        <w:t>слава,</w:t>
-      </w:r>
-      <w:r>
-        <w:rPr>
-          <w:rFonts w:ascii="Times New Roman" w:hAnsi="Times New Roman"/>
-          <w:color w:val="000000"/>
-          <w:sz w:val="24"/>
-        </w:rPr>
-        <w:t xml:space="preserve"> </w:t>
-      </w:r>
-      <w:r>
-        <w:rPr>
-          <w:rFonts w:ascii="Times New Roman" w:hAnsi="Times New Roman"/>
-          <w:color w:val="000000"/>
-          <w:sz w:val="24"/>
-        </w:rPr>
-        <w:t>Отця,</w:t>
-      </w:r>
-      <w:r>
-        <w:rPr>
-          <w:rFonts w:ascii="Times New Roman" w:hAnsi="Times New Roman"/>
-          <w:color w:val="000000"/>
-          <w:sz w:val="24"/>
-        </w:rPr>
-        <w:t xml:space="preserve"> </w:t>
-      </w:r>
-      <w:r>
-        <w:rPr>
-          <w:rFonts w:ascii="Times New Roman" w:hAnsi="Times New Roman"/>
-          <w:color w:val="000000"/>
-          <w:sz w:val="24"/>
-        </w:rPr>
-        <w:t>і</w:t>
-      </w:r>
-      <w:r>
-        <w:rPr>
-          <w:rFonts w:ascii="Times New Roman" w:hAnsi="Times New Roman"/>
-          <w:color w:val="000000"/>
-          <w:sz w:val="24"/>
-        </w:rPr>
-        <w:t xml:space="preserve"> </w:t>
-      </w:r>
-      <w:r>
-        <w:rPr>
-          <w:rFonts w:ascii="Times New Roman" w:hAnsi="Times New Roman"/>
-          <w:color w:val="000000"/>
-          <w:sz w:val="24"/>
-        </w:rPr>
-        <w:t>Сина,</w:t>
-      </w:r>
-      <w:r>
-        <w:rPr>
-          <w:rFonts w:ascii="Times New Roman" w:hAnsi="Times New Roman"/>
-          <w:color w:val="000000"/>
-          <w:sz w:val="24"/>
-        </w:rPr>
-        <w:t xml:space="preserve"> </w:t>
-      </w:r>
-      <w:r>
-        <w:rPr>
-          <w:rFonts w:ascii="Times New Roman" w:hAnsi="Times New Roman"/>
-          <w:color w:val="000000"/>
-          <w:sz w:val="24"/>
-        </w:rPr>
-        <w:t>і</w:t>
-      </w:r>
-      <w:r>
-        <w:rPr>
-          <w:rFonts w:ascii="Times New Roman" w:hAnsi="Times New Roman"/>
-          <w:color w:val="000000"/>
-          <w:sz w:val="24"/>
-        </w:rPr>
-        <w:t xml:space="preserve"> </w:t>
-      </w:r>
-      <w:r>
-        <w:rPr>
-          <w:rFonts w:ascii="Times New Roman" w:hAnsi="Times New Roman"/>
-          <w:color w:val="000000"/>
-          <w:sz w:val="24"/>
-        </w:rPr>
-        <w:t>Святого</w:t>
-      </w:r>
-      <w:r>
-        <w:rPr>
-          <w:rFonts w:ascii="Times New Roman" w:hAnsi="Times New Roman"/>
-          <w:color w:val="000000"/>
-          <w:sz w:val="24"/>
-        </w:rPr>
-        <w:t xml:space="preserve"> </w:t>
-      </w:r>
-      <w:r>
-        <w:rPr>
-          <w:rFonts w:ascii="Times New Roman" w:hAnsi="Times New Roman"/>
-          <w:color w:val="000000"/>
-          <w:sz w:val="24"/>
-        </w:rPr>
-        <w:t>Духа,</w:t>
-      </w:r>
-      <w:r>
-        <w:rPr>
-          <w:rFonts w:ascii="Times New Roman" w:hAnsi="Times New Roman"/>
-          <w:color w:val="000000"/>
-          <w:sz w:val="24"/>
-        </w:rPr>
-        <w:t xml:space="preserve"> </w:t>
-      </w:r>
-      <w:r>
-        <w:rPr>
-          <w:rFonts w:ascii="Times New Roman" w:hAnsi="Times New Roman"/>
-          <w:color w:val="000000"/>
-          <w:sz w:val="24"/>
-        </w:rPr>
-        <w:t>нині,</w:t>
-      </w:r>
-      <w:r>
-        <w:rPr>
-          <w:rFonts w:ascii="Times New Roman" w:hAnsi="Times New Roman"/>
-          <w:color w:val="000000"/>
-          <w:sz w:val="24"/>
-        </w:rPr>
-        <w:t xml:space="preserve"> </w:t>
-      </w:r>
-      <w:r>
-        <w:rPr>
-          <w:rFonts w:ascii="Times New Roman" w:hAnsi="Times New Roman"/>
-          <w:color w:val="000000"/>
-          <w:sz w:val="24"/>
-        </w:rPr>
-        <w:t>і</w:t>
-      </w:r>
-      <w:r>
-        <w:rPr>
-          <w:rFonts w:ascii="Times New Roman" w:hAnsi="Times New Roman"/>
-          <w:color w:val="000000"/>
-          <w:sz w:val="24"/>
-        </w:rPr>
-        <w:t xml:space="preserve"> </w:t>
-      </w:r>
-      <w:r>
-        <w:rPr>
-          <w:rFonts w:ascii="Times New Roman" w:hAnsi="Times New Roman"/>
-          <w:color w:val="000000"/>
-          <w:sz w:val="24"/>
-        </w:rPr>
-        <w:t>повсякчас,</w:t>
-      </w:r>
-      <w:r>
-        <w:rPr>
-          <w:rFonts w:ascii="Times New Roman" w:hAnsi="Times New Roman"/>
-          <w:color w:val="000000"/>
-          <w:sz w:val="24"/>
-        </w:rPr>
-        <w:t xml:space="preserve"> </w:t>
-      </w:r>
-      <w:r>
-        <w:rPr>
-          <w:rFonts w:ascii="Times New Roman" w:hAnsi="Times New Roman"/>
-          <w:color w:val="000000"/>
-          <w:sz w:val="24"/>
-        </w:rPr>
-        <w:t>і</w:t>
-      </w:r>
-      <w:r>
-        <w:rPr>
-          <w:rFonts w:ascii="Times New Roman" w:hAnsi="Times New Roman"/>
-          <w:color w:val="000000"/>
-          <w:sz w:val="24"/>
-        </w:rPr>
-        <w:t xml:space="preserve"> </w:t>
-      </w:r>
-      <w:r>
-        <w:rPr>
-          <w:rFonts w:ascii="Times New Roman" w:hAnsi="Times New Roman"/>
-          <w:color w:val="000000"/>
-          <w:sz w:val="24"/>
-        </w:rPr>
-        <w:t>на</w:t>
-      </w:r>
-      <w:r>
-        <w:rPr>
-          <w:rFonts w:ascii="Times New Roman" w:hAnsi="Times New Roman"/>
-          <w:color w:val="000000"/>
-          <w:sz w:val="24"/>
-        </w:rPr>
-        <w:t xml:space="preserve"> </w:t>
-      </w:r>
-      <w:r>
-        <w:rPr>
-          <w:rFonts w:ascii="Times New Roman" w:hAnsi="Times New Roman"/>
-          <w:color w:val="000000"/>
-          <w:sz w:val="24"/>
-        </w:rPr>
-        <w:t>віки</w:t>
-      </w:r>
-      <w:r>
-        <w:rPr>
-          <w:rFonts w:ascii="Times New Roman" w:hAnsi="Times New Roman"/>
-          <w:color w:val="000000"/>
-          <w:sz w:val="24"/>
-        </w:rPr>
-        <w:t xml:space="preserve"> </w:t>
-      </w:r>
-      <w:r>
-        <w:rPr>
-          <w:rFonts w:ascii="Times New Roman" w:hAnsi="Times New Roman"/>
-          <w:color w:val="000000"/>
-          <w:sz w:val="24"/>
-        </w:rPr>
-        <w:t>віків.</w:t>
+          <w:sz w:val="24"/>
+        </w:rPr>
+        <w:t xml:space="preserve"> Бо Твоя є влада і Твоє є царство, і сила, і слава, Отця, і Сина, і Святого Духа, нині, і повсякчас, і на віки віків.</w:t>
       </w:r>
     </w:p>
     <w:p>
@@ -19539,21 +19136,19 @@
       </w:pPr>
       <w:r>
         <w:rPr>
-          <w:rFonts w:ascii="Times New Roman" w:hAnsi="Times New Roman" w:cs="Times New Roman"/>
+          <w:rFonts w:ascii="Times New Roman" w:hAnsi="Times New Roman"/>
           <w:i/>
           <w:color w:val="FF4400"/>
           <w:sz w:val="24"/>
-          <w:szCs w:val="24"/>
-        </w:rPr>
-        <w:t xml:space="preserve">Священник: </w:t>
-      </w:r>
-      <w:r>
-        <w:rPr>
-          <w:rFonts w:ascii="Times New Roman" w:hAnsi="Times New Roman" w:cs="Times New Roman"/>
-          <w:sz w:val="24"/>
-          <w:szCs w:val="24"/>
-        </w:rPr>
-        <w:t>Бо милостивий і людинолюбний Бог єси, і Тобі славу возсилаємо, Отцю, і Сину, і Святому Духові, нині, і повсякчас, і на віки віків.</w:t>
+        </w:rPr>
+        <w:t>Священник:</w:t>
+      </w:r>
+      <w:r>
+        <w:rPr>
+          <w:rFonts w:ascii="Times New Roman" w:hAnsi="Times New Roman"/>
+          <w:sz w:val="24"/>
+        </w:rPr>
+        <w:t xml:space="preserve"> Бо милостивий і людинолюбний Бог єси, і Тобі славу возсилаємо, Отцю, і Сину, і Святому Духові, нині, і повсякчас, і на віки віків.</w:t>
       </w:r>
     </w:p>
     <w:p>
@@ -25415,7 +25010,7 @@
         <w:rPr>
           <w:rFonts w:ascii="Times New Roman" w:hAnsi="Times New Roman"/>
           <w:i/>
-          <w:color w:val="FF0000"/>
+          <w:color w:val="FF4400"/>
           <w:sz w:val="24"/>
         </w:rPr>
         <w:t>Священник:</w:t>
@@ -25425,294 +25020,7 @@
           <w:rFonts w:ascii="Times New Roman" w:hAnsi="Times New Roman"/>
           <w:sz w:val="24"/>
         </w:rPr>
-        <w:t xml:space="preserve"> </w:t>
-      </w:r>
-      <w:r>
-        <w:rPr>
-          <w:rFonts w:ascii="Times New Roman" w:hAnsi="Times New Roman"/>
-          <w:sz w:val="24"/>
-        </w:rPr>
-        <w:t>Бо</w:t>
-      </w:r>
-      <w:r>
-        <w:rPr>
-          <w:rFonts w:ascii="Times New Roman" w:hAnsi="Times New Roman"/>
-          <w:sz w:val="24"/>
-        </w:rPr>
-        <w:t xml:space="preserve"> </w:t>
-      </w:r>
-      <w:r>
-        <w:rPr>
-          <w:rFonts w:ascii="Times New Roman" w:hAnsi="Times New Roman"/>
-          <w:sz w:val="24"/>
-        </w:rPr>
-        <w:t>Твоє</w:t>
-      </w:r>
-      <w:r>
-        <w:rPr>
-          <w:rFonts w:ascii="Times New Roman" w:hAnsi="Times New Roman"/>
-          <w:sz w:val="24"/>
-        </w:rPr>
-        <w:t xml:space="preserve"> </w:t>
-      </w:r>
-      <w:r>
-        <w:rPr>
-          <w:rFonts w:ascii="Times New Roman" w:hAnsi="Times New Roman"/>
-          <w:sz w:val="24"/>
-        </w:rPr>
-        <w:t>є</w:t>
-      </w:r>
-      <w:r>
-        <w:rPr>
-          <w:rFonts w:ascii="Times New Roman" w:hAnsi="Times New Roman"/>
-          <w:sz w:val="24"/>
-        </w:rPr>
-        <w:t xml:space="preserve"> </w:t>
-      </w:r>
-      <w:r>
-        <w:rPr>
-          <w:rFonts w:ascii="Times New Roman" w:hAnsi="Times New Roman"/>
-          <w:sz w:val="24"/>
-        </w:rPr>
-        <w:t>царство,</w:t>
-      </w:r>
-      <w:r>
-        <w:rPr>
-          <w:rFonts w:ascii="Times New Roman" w:hAnsi="Times New Roman"/>
-          <w:sz w:val="24"/>
-        </w:rPr>
-        <w:t xml:space="preserve"> </w:t>
-      </w:r>
-      <w:r>
-        <w:rPr>
-          <w:rFonts w:ascii="Times New Roman" w:hAnsi="Times New Roman"/>
-          <w:sz w:val="24"/>
-        </w:rPr>
-        <w:t>і</w:t>
-      </w:r>
-      <w:r>
-        <w:rPr>
-          <w:rFonts w:ascii="Times New Roman" w:hAnsi="Times New Roman"/>
-          <w:sz w:val="24"/>
-        </w:rPr>
-        <w:t xml:space="preserve"> </w:t>
-      </w:r>
-      <w:r>
-        <w:rPr>
-          <w:rFonts w:ascii="Times New Roman" w:hAnsi="Times New Roman"/>
-          <w:sz w:val="24"/>
-        </w:rPr>
-        <w:t>сила,</w:t>
-      </w:r>
-      <w:r>
-        <w:rPr>
-          <w:rFonts w:ascii="Times New Roman" w:hAnsi="Times New Roman"/>
-          <w:sz w:val="24"/>
-        </w:rPr>
-        <w:t xml:space="preserve"> </w:t>
-      </w:r>
-      <w:r>
-        <w:rPr>
-          <w:rFonts w:ascii="Times New Roman" w:hAnsi="Times New Roman"/>
-          <w:sz w:val="24"/>
-        </w:rPr>
-        <w:t>і</w:t>
-      </w:r>
-      <w:r>
-        <w:rPr>
-          <w:rFonts w:ascii="Times New Roman" w:hAnsi="Times New Roman"/>
-          <w:sz w:val="24"/>
-        </w:rPr>
-        <w:t xml:space="preserve"> </w:t>
-      </w:r>
-      <w:r>
-        <w:rPr>
-          <w:rFonts w:ascii="Times New Roman" w:hAnsi="Times New Roman"/>
-          <w:sz w:val="24"/>
-        </w:rPr>
-        <w:t>слава,</w:t>
-      </w:r>
-      <w:r>
-        <w:rPr>
-          <w:rFonts w:ascii="Times New Roman" w:hAnsi="Times New Roman"/>
-          <w:sz w:val="24"/>
-        </w:rPr>
-        <w:t xml:space="preserve"> </w:t>
-      </w:r>
-      <w:r>
-        <w:rPr>
-          <w:rFonts w:ascii="Times New Roman" w:hAnsi="Times New Roman"/>
-          <w:sz w:val="24"/>
-        </w:rPr>
-        <w:t>Отця,</w:t>
-      </w:r>
-      <w:r>
-        <w:rPr>
-          <w:rFonts w:ascii="Times New Roman" w:hAnsi="Times New Roman"/>
-          <w:sz w:val="24"/>
-        </w:rPr>
-        <w:t xml:space="preserve"> </w:t>
-      </w:r>
-      <w:r>
-        <w:rPr>
-          <w:rFonts w:ascii="Times New Roman" w:hAnsi="Times New Roman"/>
-          <w:sz w:val="24"/>
-        </w:rPr>
-        <w:t>і</w:t>
-      </w:r>
-      <w:r>
-        <w:rPr>
-          <w:rFonts w:ascii="Times New Roman" w:hAnsi="Times New Roman"/>
-          <w:sz w:val="24"/>
-        </w:rPr>
-        <w:t xml:space="preserve"> </w:t>
-      </w:r>
-      <w:r>
-        <w:rPr>
-          <w:rFonts w:ascii="Times New Roman" w:hAnsi="Times New Roman"/>
-          <w:sz w:val="24"/>
-        </w:rPr>
-        <w:t>Сина,</w:t>
-      </w:r>
-      <w:r>
-        <w:rPr>
-          <w:rFonts w:ascii="Times New Roman" w:hAnsi="Times New Roman"/>
-          <w:sz w:val="24"/>
-        </w:rPr>
-        <w:t xml:space="preserve"> </w:t>
-      </w:r>
-      <w:r>
-        <w:rPr>
-          <w:rFonts w:ascii="Times New Roman" w:hAnsi="Times New Roman"/>
-          <w:sz w:val="24"/>
-        </w:rPr>
-        <w:t>і</w:t>
-      </w:r>
-      <w:r>
-        <w:rPr>
-          <w:rFonts w:ascii="Times New Roman" w:hAnsi="Times New Roman"/>
-          <w:sz w:val="24"/>
-        </w:rPr>
-        <w:t xml:space="preserve"> </w:t>
-      </w:r>
-      <w:r>
-        <w:rPr>
-          <w:rFonts w:ascii="Times New Roman" w:hAnsi="Times New Roman"/>
-          <w:sz w:val="24"/>
-        </w:rPr>
-        <w:t>Святого</w:t>
-      </w:r>
-      <w:r>
-        <w:rPr>
-          <w:rFonts w:ascii="Times New Roman" w:hAnsi="Times New Roman"/>
-          <w:sz w:val="24"/>
-        </w:rPr>
-        <w:t xml:space="preserve"> </w:t>
-      </w:r>
-      <w:r>
-        <w:rPr>
-          <w:rFonts w:ascii="Times New Roman" w:hAnsi="Times New Roman"/>
-          <w:sz w:val="24"/>
-        </w:rPr>
-        <w:t>Духа,</w:t>
-      </w:r>
-      <w:r>
-        <w:rPr>
-          <w:rFonts w:ascii="Times New Roman" w:hAnsi="Times New Roman"/>
-          <w:sz w:val="24"/>
-        </w:rPr>
-        <w:t xml:space="preserve"> </w:t>
-      </w:r>
-      <w:r>
-        <w:rPr>
-          <w:rFonts w:ascii="Times New Roman" w:hAnsi="Times New Roman"/>
-          <w:sz w:val="24"/>
-        </w:rPr>
-        <w:t>нині,</w:t>
-      </w:r>
-      <w:r>
-        <w:rPr>
-          <w:rFonts w:ascii="Times New Roman" w:hAnsi="Times New Roman"/>
-          <w:sz w:val="24"/>
-        </w:rPr>
-        <w:t xml:space="preserve"> </w:t>
-      </w:r>
-      <w:r>
-        <w:rPr>
-          <w:rFonts w:ascii="Times New Roman" w:hAnsi="Times New Roman"/>
-          <w:sz w:val="24"/>
-        </w:rPr>
-        <w:t>і</w:t>
-      </w:r>
-      <w:r>
-        <w:rPr>
-          <w:rFonts w:ascii="Times New Roman" w:hAnsi="Times New Roman"/>
-          <w:sz w:val="24"/>
-        </w:rPr>
-        <w:t xml:space="preserve"> </w:t>
-      </w:r>
-      <w:r>
-        <w:rPr>
-          <w:rFonts w:ascii="Times New Roman" w:hAnsi="Times New Roman"/>
-          <w:sz w:val="24"/>
-        </w:rPr>
-        <w:t>повсякчас,</w:t>
-      </w:r>
-      <w:r>
-        <w:rPr>
-          <w:rFonts w:ascii="Times New Roman" w:hAnsi="Times New Roman"/>
-          <w:sz w:val="24"/>
-        </w:rPr>
-        <w:t xml:space="preserve"> </w:t>
-      </w:r>
-      <w:r>
-        <w:rPr>
-          <w:rFonts w:ascii="Times New Roman" w:hAnsi="Times New Roman"/>
-          <w:sz w:val="24"/>
-        </w:rPr>
-        <w:t>і</w:t>
-      </w:r>
-      <w:r>
-        <w:rPr>
-          <w:rFonts w:ascii="Times New Roman" w:hAnsi="Times New Roman"/>
-          <w:sz w:val="24"/>
-        </w:rPr>
-        <w:t xml:space="preserve"> </w:t>
-      </w:r>
-      <w:r>
-        <w:rPr>
-          <w:rFonts w:ascii="Times New Roman" w:hAnsi="Times New Roman"/>
-          <w:sz w:val="24"/>
-        </w:rPr>
-        <w:t>на</w:t>
-      </w:r>
-      <w:r>
-        <w:rPr>
-          <w:rFonts w:ascii="Times New Roman" w:hAnsi="Times New Roman"/>
-          <w:sz w:val="24"/>
-        </w:rPr>
-        <w:t xml:space="preserve"> </w:t>
-      </w:r>
-      <w:r>
-        <w:rPr>
-          <w:rFonts w:ascii="Times New Roman" w:hAnsi="Times New Roman"/>
-          <w:sz w:val="24"/>
-        </w:rPr>
-        <w:t>віки</w:t>
-      </w:r>
-      <w:r>
-        <w:rPr>
-          <w:rFonts w:ascii="Times New Roman" w:hAnsi="Times New Roman"/>
-          <w:sz w:val="24"/>
-        </w:rPr>
-        <w:t xml:space="preserve"> </w:t>
-      </w:r>
-      <w:r>
-        <w:rPr>
-          <w:rFonts w:ascii="Times New Roman" w:hAnsi="Times New Roman"/>
-          <w:sz w:val="24"/>
-        </w:rPr>
-        <w:t>віків.</w:t>
+        <w:t xml:space="preserve"> Бо Твоє є царство, і сила, і слава, Отця, і Сина, і Святого Духа, нині, і повсякчас, і на віки віків.</w:t>
       </w:r>
     </w:p>
     <w:p>
@@ -27908,43 +27216,17 @@
         <w:rPr>
           <w:rFonts w:ascii="Times New Roman" w:hAnsi="Times New Roman"/>
           <w:i/>
-          <w:color w:val="FF0000"/>
-          <w:sz w:val="24"/>
-        </w:rPr>
-        <w:t>Священ</w:t>
-      </w:r>
-      <w:r>
-        <w:rPr>
-          <w:rFonts w:ascii="Times New Roman" w:hAnsi="Times New Roman"/>
-          <w:i/>
-          <w:color w:val="FF0000"/>
-          <w:sz w:val="24"/>
-        </w:rPr>
-        <w:t>н</w:t>
-      </w:r>
-      <w:r>
-        <w:rPr>
-          <w:rFonts w:ascii="Times New Roman" w:hAnsi="Times New Roman"/>
-          <w:i/>
-          <w:color w:val="FF0000"/>
-          <w:sz w:val="24"/>
-        </w:rPr>
-        <w:t>ик:</w:t>
-      </w:r>
-      <w:r>
-        <w:rPr>
-          <w:rFonts w:ascii="Times New Roman" w:hAnsi="Times New Roman"/>
-          <w:color w:val="FF0000"/>
-          <w:sz w:val="24"/>
-        </w:rPr>
-        <w:t xml:space="preserve"> </w:t>
-      </w:r>
-      <w:r>
-        <w:rPr>
-          <w:rFonts w:ascii="Times New Roman" w:hAnsi="Times New Roman"/>
-          <w:sz w:val="24"/>
-        </w:rPr>
-        <w:t>Благослове́нний Христо́с Бог наш, за́вжди, ни́ні, і повсякча́с, і на ві́ки вікі́в.</w:t>
+          <w:color w:val="FF4400"/>
+          <w:sz w:val="24"/>
+        </w:rPr>
+        <w:t>Священник:</w:t>
+      </w:r>
+      <w:r>
+        <w:rPr>
+          <w:rFonts w:ascii="Times New Roman" w:hAnsi="Times New Roman"/>
+          <w:sz w:val="24"/>
+        </w:rPr>
+        <w:t xml:space="preserve"> Благослове́нний Христо́с Бог наш, за́вжди, ни́ні, і повсякча́с, і на ві́ки вікі́в.</w:t>
       </w:r>
     </w:p>
     <w:p>
@@ -27986,43 +27268,17 @@
         <w:rPr>
           <w:rFonts w:ascii="Times New Roman" w:hAnsi="Times New Roman"/>
           <w:i/>
-          <w:color w:val="FF0000"/>
-          <w:sz w:val="24"/>
-        </w:rPr>
-        <w:t>Священ</w:t>
-      </w:r>
-      <w:r>
-        <w:rPr>
-          <w:rFonts w:ascii="Times New Roman" w:hAnsi="Times New Roman"/>
-          <w:i/>
-          <w:color w:val="FF0000"/>
-          <w:sz w:val="24"/>
-        </w:rPr>
-        <w:t>н</w:t>
-      </w:r>
-      <w:r>
-        <w:rPr>
-          <w:rFonts w:ascii="Times New Roman" w:hAnsi="Times New Roman"/>
-          <w:i/>
-          <w:color w:val="FF0000"/>
-          <w:sz w:val="24"/>
-        </w:rPr>
-        <w:t>ик:</w:t>
-      </w:r>
-      <w:r>
-        <w:rPr>
-          <w:rFonts w:ascii="Times New Roman" w:hAnsi="Times New Roman"/>
-          <w:color w:val="FF0000"/>
-          <w:sz w:val="24"/>
-        </w:rPr>
-        <w:t xml:space="preserve"> </w:t>
-      </w:r>
-      <w:r>
-        <w:rPr>
-          <w:rFonts w:ascii="Times New Roman" w:hAnsi="Times New Roman"/>
-          <w:sz w:val="24"/>
-        </w:rPr>
-        <w:t>Пресвята́ Богоро́дице, спаси́ нас.</w:t>
+          <w:color w:val="FF4400"/>
+          <w:sz w:val="24"/>
+        </w:rPr>
+        <w:t>Священник:</w:t>
+      </w:r>
+      <w:r>
+        <w:rPr>
+          <w:rFonts w:ascii="Times New Roman" w:hAnsi="Times New Roman"/>
+          <w:sz w:val="24"/>
+        </w:rPr>
+        <w:t xml:space="preserve"> Пресвята́ Богоро́дице, спаси́ нас.</w:t>
       </w:r>
     </w:p>
     <w:p>
@@ -28064,43 +27320,17 @@
         <w:rPr>
           <w:rFonts w:ascii="Times New Roman" w:hAnsi="Times New Roman"/>
           <w:i/>
-          <w:color w:val="FF0000"/>
-          <w:sz w:val="24"/>
-        </w:rPr>
-        <w:t>Священ</w:t>
-      </w:r>
-      <w:r>
-        <w:rPr>
-          <w:rFonts w:ascii="Times New Roman" w:hAnsi="Times New Roman"/>
-          <w:i/>
-          <w:color w:val="FF0000"/>
-          <w:sz w:val="24"/>
-        </w:rPr>
-        <w:t>н</w:t>
-      </w:r>
-      <w:r>
-        <w:rPr>
-          <w:rFonts w:ascii="Times New Roman" w:hAnsi="Times New Roman"/>
-          <w:i/>
-          <w:color w:val="FF0000"/>
-          <w:sz w:val="24"/>
-        </w:rPr>
-        <w:t>ик:</w:t>
-      </w:r>
-      <w:r>
-        <w:rPr>
-          <w:rFonts w:ascii="Times New Roman" w:hAnsi="Times New Roman"/>
-          <w:color w:val="FF0000"/>
-          <w:sz w:val="24"/>
-        </w:rPr>
-        <w:t xml:space="preserve"> </w:t>
-      </w:r>
-      <w:r>
-        <w:rPr>
-          <w:rFonts w:ascii="Times New Roman" w:hAnsi="Times New Roman"/>
-          <w:sz w:val="24"/>
-        </w:rPr>
-        <w:t>Сла́ва Тобі́, Хри́сте Бо́же, упова́ння на́ше, сла́ва Тобі́!</w:t>
+          <w:color w:val="FF4400"/>
+          <w:sz w:val="24"/>
+        </w:rPr>
+        <w:t>Священник:</w:t>
+      </w:r>
+      <w:r>
+        <w:rPr>
+          <w:rFonts w:ascii="Times New Roman" w:hAnsi="Times New Roman"/>
+          <w:sz w:val="24"/>
+        </w:rPr>
+        <w:t xml:space="preserve"> Сла́ва Тобі́, Хри́сте Бо́же, упова́ння на́ше, сла́ва Тобі́!</w:t>
       </w:r>
     </w:p>
     <w:p>
@@ -28152,66 +27382,38 @@
     <w:p>
       <w:pPr>
         <w:spacing w:after="120"/>
-        <w:jc w:val="both"/>
-        <w:rPr>
-          <w:rFonts w:ascii="Times New Roman" w:hAnsi="Times New Roman" w:cs="Times New Roman"/>
-          <w:sz w:val="24"/>
-          <w:szCs w:val="24"/>
-        </w:rPr>
-      </w:pPr>
-      <w:r>
-        <w:rPr>
-          <w:rFonts w:ascii="Times New Roman" w:hAnsi="Times New Roman" w:cs="Times New Roman"/>
-          <w:i/>
-          <w:color w:val="FF0000"/>
-          <w:sz w:val="24"/>
-          <w:szCs w:val="24"/>
-        </w:rPr>
-        <w:t>Свя</w:t>
-      </w:r>
-      <w:r>
-        <w:rPr>
-          <w:rFonts w:ascii="Times New Roman" w:hAnsi="Times New Roman" w:cs="Times New Roman"/>
-          <w:i/>
-          <w:color w:val="FF0000"/>
-          <w:sz w:val="24"/>
-          <w:szCs w:val="24"/>
-        </w:rPr>
-        <w:t>щеник:</w:t>
-      </w:r>
-      <w:r>
-        <w:rPr>
-          <w:rFonts w:ascii="Times New Roman" w:hAnsi="Times New Roman" w:cs="Times New Roman"/>
-          <w:sz w:val="24"/>
-          <w:szCs w:val="24"/>
-        </w:rPr>
-        <w:t xml:space="preserve"> Христос, істинний Бог наш, молитвами пречистої своєї Матері, святих, славних і всехвальних апостолів, і свято́го священному́ченика Йосафа́та, архиєпископа Полоцького, якого світлу пам’ять днесь урочисто святкуємо; і святого </w:t>
-      </w:r>
-      <w:r>
-        <w:rPr>
-          <w:rFonts w:ascii="Times New Roman" w:hAnsi="Times New Roman" w:cs="Times New Roman"/>
-          <w:i/>
-          <w:color w:val="FF0000"/>
-          <w:sz w:val="24"/>
-          <w:szCs w:val="24"/>
-        </w:rPr>
-        <w:t>(ім'я, якого є храм)</w:t>
-      </w:r>
-      <w:r>
-        <w:rPr>
-          <w:rFonts w:ascii="Times New Roman" w:hAnsi="Times New Roman" w:cs="Times New Roman"/>
-          <w:sz w:val="24"/>
-          <w:szCs w:val="24"/>
-        </w:rPr>
-        <w:t>, і в</w:t>
-      </w:r>
-      <w:r>
-        <w:rPr>
-          <w:rFonts w:ascii="Times New Roman" w:hAnsi="Times New Roman" w:cs="Times New Roman"/>
-          <w:sz w:val="24"/>
-          <w:szCs w:val="24"/>
-        </w:rPr>
-        <w:t>сіх святих, помилує і спасе нас, як благий і людинолюбний.</w:t>
+      </w:pPr>
+      <w:r>
+        <w:rPr>
+          <w:rFonts w:ascii="Times New Roman" w:hAnsi="Times New Roman"/>
+          <w:i/>
+          <w:color w:val="FF4400"/>
+          <w:sz w:val="24"/>
+        </w:rPr>
+        <w:t>Священник:</w:t>
+      </w:r>
+      <w:r>
+        <w:rPr>
+          <w:rFonts w:ascii="Times New Roman" w:hAnsi="Times New Roman"/>
+          <w:sz w:val="24"/>
+        </w:rPr>
+        <w:t xml:space="preserve"> Христос, істинний Бог наш - молитвами пречистої Своєї Матері, святих славних і всехвальних апостолів, і святого, </w:t>
+      </w:r>
+      <w:r>
+        <w:rPr>
+          <w:rFonts w:ascii="Times New Roman" w:hAnsi="Times New Roman"/>
+          <w:i/>
+          <w:color w:val="FF4400"/>
+          <w:sz w:val="24"/>
+        </w:rPr>
+        <w:t>якого є храм</w:t>
+      </w:r>
+      <w:r>
+        <w:rPr>
+          <w:rFonts w:ascii="Times New Roman" w:hAnsi="Times New Roman"/>
+          <w:sz w:val="24"/>
+        </w:rPr>
+        <w:t>, і святого священномученика Йосафата, архиєпископа Полоцького, якого сьогодні пам'ять світло звершуємо, святого отця нашого Івана Милостивого, патріарха Олександрійського, преподобного отця нашого Ніла, блаженного священномученика Григорія Лакоти, єпископа, і всіх святих - помилує і спасе нас як благий і людинолюбний.</w:t>
       </w:r>
     </w:p>
     <w:p>
@@ -32370,19 +31572,17 @@
       </w:pPr>
       <w:r>
         <w:rPr>
-          <w:rFonts w:ascii="Times New Roman" w:hAnsi="Times New Roman" w:cs="Times New Roman"/>
+          <w:rFonts w:ascii="Times New Roman" w:hAnsi="Times New Roman"/>
           <w:i/>
           <w:color w:val="FF4400"/>
           <w:sz w:val="24"/>
-          <w:szCs w:val="24"/>
         </w:rPr>
         <w:t>Священник:</w:t>
       </w:r>
       <w:r>
         <w:rPr>
-          <w:rFonts w:ascii="Times New Roman" w:hAnsi="Times New Roman" w:cs="Times New Roman"/>
-          <w:sz w:val="24"/>
-          <w:szCs w:val="24"/>
+          <w:rFonts w:ascii="Times New Roman" w:hAnsi="Times New Roman"/>
+          <w:sz w:val="24"/>
         </w:rPr>
         <w:t xml:space="preserve"> Бо Тобі належить усяка слава, честь і поклоніння, Отцю, і Сину, і Святому Духові, нині, і повсякчас, і на віки віків.</w:t>
       </w:r>
@@ -33667,402 +32867,9 @@
       <w:r>
         <w:rPr>
           <w:rFonts w:ascii="Times New Roman" w:hAnsi="Times New Roman"/>
-          <w:color w:val="000000"/>
-          <w:sz w:val="24"/>
-        </w:rPr>
-        <w:t xml:space="preserve"> </w:t>
-      </w:r>
-      <w:r>
-        <w:rPr>
-          <w:rFonts w:ascii="Times New Roman" w:hAnsi="Times New Roman"/>
-          <w:color w:val="000000"/>
-          <w:sz w:val="24"/>
-        </w:rPr>
-        <w:t>Бо</w:t>
-      </w:r>
-      <w:r>
-        <w:rPr>
-          <w:rFonts w:ascii="Times New Roman" w:hAnsi="Times New Roman"/>
-          <w:color w:val="000000"/>
-          <w:sz w:val="24"/>
-        </w:rPr>
-        <w:t xml:space="preserve"> </w:t>
-      </w:r>
-      <w:r>
-        <w:rPr>
-          <w:rFonts w:ascii="Times New Roman" w:hAnsi="Times New Roman"/>
-          <w:color w:val="000000"/>
-          <w:sz w:val="24"/>
-        </w:rPr>
-        <w:t>Твоя</w:t>
-      </w:r>
-      <w:r>
-        <w:rPr>
-          <w:rFonts w:ascii="Times New Roman" w:hAnsi="Times New Roman"/>
-          <w:color w:val="000000"/>
-          <w:sz w:val="24"/>
-        </w:rPr>
-        <w:t xml:space="preserve"> </w:t>
-      </w:r>
-      <w:r>
-        <w:rPr>
-          <w:rFonts w:ascii="Times New Roman" w:hAnsi="Times New Roman"/>
-          <w:color w:val="000000"/>
-          <w:sz w:val="24"/>
-        </w:rPr>
-        <w:t>є</w:t>
-      </w:r>
-      <w:r>
-        <w:rPr>
-          <w:rFonts w:ascii="Times New Roman" w:hAnsi="Times New Roman"/>
-          <w:color w:val="000000"/>
-          <w:sz w:val="24"/>
-        </w:rPr>
-        <w:t xml:space="preserve"> </w:t>
-      </w:r>
-      <w:r>
-        <w:rPr>
-          <w:rFonts w:ascii="Times New Roman" w:hAnsi="Times New Roman"/>
-          <w:color w:val="000000"/>
-          <w:sz w:val="24"/>
-        </w:rPr>
-        <w:t>влада</w:t>
-      </w:r>
-      <w:r>
-        <w:rPr>
-          <w:rFonts w:ascii="Times New Roman" w:hAnsi="Times New Roman"/>
-          <w:color w:val="000000"/>
-          <w:sz w:val="24"/>
-        </w:rPr>
-        <w:t xml:space="preserve"> </w:t>
-      </w:r>
-      <w:r>
-        <w:rPr>
-          <w:rFonts w:ascii="Times New Roman" w:hAnsi="Times New Roman"/>
-          <w:color w:val="000000"/>
-          <w:sz w:val="24"/>
-        </w:rPr>
-        <w:t>і</w:t>
-      </w:r>
-      <w:r>
-        <w:rPr>
-          <w:rFonts w:ascii="Times New Roman" w:hAnsi="Times New Roman"/>
-          <w:color w:val="000000"/>
-          <w:sz w:val="24"/>
-        </w:rPr>
-        <w:t xml:space="preserve"> </w:t>
-      </w:r>
-      <w:r>
-        <w:rPr>
-          <w:rFonts w:ascii="Times New Roman" w:hAnsi="Times New Roman"/>
-          <w:color w:val="000000"/>
-          <w:sz w:val="24"/>
-        </w:rPr>
-        <w:t>Твоє</w:t>
-      </w:r>
-      <w:r>
-        <w:rPr>
-          <w:rFonts w:ascii="Times New Roman" w:hAnsi="Times New Roman"/>
-          <w:color w:val="000000"/>
-          <w:sz w:val="24"/>
-        </w:rPr>
-        <w:t xml:space="preserve"> </w:t>
-      </w:r>
-      <w:r>
-        <w:rPr>
-          <w:rFonts w:ascii="Times New Roman" w:hAnsi="Times New Roman"/>
-          <w:color w:val="000000"/>
-          <w:sz w:val="24"/>
-        </w:rPr>
-        <w:t>є</w:t>
-      </w:r>
-      <w:r>
-        <w:rPr>
-          <w:rFonts w:ascii="Times New Roman" w:hAnsi="Times New Roman"/>
-          <w:color w:val="000000"/>
-          <w:sz w:val="24"/>
-        </w:rPr>
-        <w:t xml:space="preserve"> </w:t>
-      </w:r>
-      <w:r>
-        <w:rPr>
-          <w:rFonts w:ascii="Times New Roman" w:hAnsi="Times New Roman"/>
-          <w:color w:val="000000"/>
-          <w:sz w:val="24"/>
-        </w:rPr>
-        <w:t>царство,</w:t>
-      </w:r>
-      <w:r>
-        <w:rPr>
-          <w:rFonts w:ascii="Times New Roman" w:hAnsi="Times New Roman"/>
-          <w:color w:val="000000"/>
-          <w:sz w:val="24"/>
-        </w:rPr>
-        <w:t xml:space="preserve"> </w:t>
-      </w:r>
-      <w:r>
-        <w:rPr>
-          <w:rFonts w:ascii="Times New Roman" w:hAnsi="Times New Roman"/>
-          <w:color w:val="000000"/>
-          <w:sz w:val="24"/>
-        </w:rPr>
-        <w:t>і</w:t>
-      </w:r>
-      <w:r>
-        <w:rPr>
-          <w:rFonts w:ascii="Times New Roman" w:hAnsi="Times New Roman"/>
-          <w:color w:val="000000"/>
-          <w:sz w:val="24"/>
-        </w:rPr>
-        <w:t xml:space="preserve"> </w:t>
-      </w:r>
-      <w:r>
-        <w:rPr>
-          <w:rFonts w:ascii="Times New Roman" w:hAnsi="Times New Roman"/>
-          <w:color w:val="000000"/>
-          <w:sz w:val="24"/>
-        </w:rPr>
-        <w:t>сила,</w:t>
-      </w:r>
-      <w:r>
-        <w:rPr>
-          <w:rFonts w:ascii="Times New Roman" w:hAnsi="Times New Roman"/>
-          <w:color w:val="000000"/>
-          <w:sz w:val="24"/>
-        </w:rPr>
-        <w:t xml:space="preserve"> </w:t>
-      </w:r>
-      <w:r>
-        <w:rPr>
-          <w:rFonts w:ascii="Times New Roman" w:hAnsi="Times New Roman"/>
-          <w:color w:val="000000"/>
-          <w:sz w:val="24"/>
-        </w:rPr>
-        <w:t>і</w:t>
-      </w:r>
-      <w:r>
-        <w:rPr>
-          <w:rFonts w:ascii="Times New Roman" w:hAnsi="Times New Roman"/>
-          <w:color w:val="000000"/>
-          <w:sz w:val="24"/>
-        </w:rPr>
-        <w:t xml:space="preserve"> </w:t>
-      </w:r>
-      <w:r>
-        <w:rPr>
-          <w:rFonts w:ascii="Times New Roman" w:hAnsi="Times New Roman"/>
-          <w:color w:val="000000"/>
-          <w:sz w:val="24"/>
-        </w:rPr>
-        <w:t>слава,</w:t>
-      </w:r>
-      <w:r>
-        <w:rPr>
-          <w:rFonts w:ascii="Times New Roman" w:hAnsi="Times New Roman"/>
-          <w:color w:val="000000"/>
-          <w:sz w:val="24"/>
-        </w:rPr>
-        <w:t xml:space="preserve"> </w:t>
-      </w:r>
-      <w:r>
-        <w:rPr>
-          <w:rFonts w:ascii="Times New Roman" w:hAnsi="Times New Roman"/>
-          <w:color w:val="000000"/>
-          <w:sz w:val="24"/>
-        </w:rPr>
-        <w:t>Отця,</w:t>
-      </w:r>
-      <w:r>
-        <w:rPr>
-          <w:rFonts w:ascii="Times New Roman" w:hAnsi="Times New Roman"/>
-          <w:color w:val="000000"/>
-          <w:sz w:val="24"/>
-        </w:rPr>
-        <w:t xml:space="preserve"> </w:t>
-      </w:r>
-      <w:r>
-        <w:rPr>
-          <w:rFonts w:ascii="Times New Roman" w:hAnsi="Times New Roman"/>
-          <w:color w:val="000000"/>
-          <w:sz w:val="24"/>
-        </w:rPr>
-        <w:t>і</w:t>
-      </w:r>
-      <w:r>
-        <w:rPr>
-          <w:rFonts w:ascii="Times New Roman" w:hAnsi="Times New Roman"/>
-          <w:color w:val="000000"/>
-          <w:sz w:val="24"/>
-        </w:rPr>
-        <w:t xml:space="preserve"> </w:t>
-      </w:r>
-      <w:r>
-        <w:rPr>
-          <w:rFonts w:ascii="Times New Roman" w:hAnsi="Times New Roman"/>
-          <w:color w:val="000000"/>
-          <w:sz w:val="24"/>
-        </w:rPr>
-        <w:t>Сина,</w:t>
-      </w:r>
-      <w:r>
-        <w:rPr>
-          <w:rFonts w:ascii="Times New Roman" w:hAnsi="Times New Roman"/>
-          <w:color w:val="000000"/>
-          <w:sz w:val="24"/>
-        </w:rPr>
-        <w:t xml:space="preserve"> </w:t>
-      </w:r>
-      <w:r>
-        <w:rPr>
-          <w:rFonts w:ascii="Times New Roman" w:hAnsi="Times New Roman"/>
-          <w:color w:val="000000"/>
-          <w:sz w:val="24"/>
-        </w:rPr>
-        <w:t>і</w:t>
-      </w:r>
-      <w:r>
-        <w:rPr>
-          <w:rFonts w:ascii="Times New Roman" w:hAnsi="Times New Roman"/>
-          <w:color w:val="000000"/>
-          <w:sz w:val="24"/>
-        </w:rPr>
-        <w:t xml:space="preserve"> </w:t>
-      </w:r>
-      <w:r>
-        <w:rPr>
-          <w:rFonts w:ascii="Times New Roman" w:hAnsi="Times New Roman"/>
-          <w:color w:val="000000"/>
-          <w:sz w:val="24"/>
-        </w:rPr>
-        <w:t>Святого</w:t>
-      </w:r>
-      <w:r>
-        <w:rPr>
-          <w:rFonts w:ascii="Times New Roman" w:hAnsi="Times New Roman"/>
-          <w:color w:val="000000"/>
-          <w:sz w:val="24"/>
-        </w:rPr>
-        <w:t xml:space="preserve"> </w:t>
-      </w:r>
-      <w:r>
-        <w:rPr>
-          <w:rFonts w:ascii="Times New Roman" w:hAnsi="Times New Roman"/>
-          <w:color w:val="000000"/>
-          <w:sz w:val="24"/>
-        </w:rPr>
-        <w:t>Духа,</w:t>
-      </w:r>
-      <w:r>
-        <w:rPr>
-          <w:rFonts w:ascii="Times New Roman" w:hAnsi="Times New Roman"/>
-          <w:color w:val="000000"/>
-          <w:sz w:val="24"/>
-        </w:rPr>
-        <w:t xml:space="preserve"> </w:t>
-      </w:r>
-      <w:r>
-        <w:rPr>
-          <w:rFonts w:ascii="Times New Roman" w:hAnsi="Times New Roman"/>
-          <w:color w:val="000000"/>
-          <w:sz w:val="24"/>
-        </w:rPr>
-        <w:t>нині,</w:t>
-      </w:r>
-      <w:r>
-        <w:rPr>
-          <w:rFonts w:ascii="Times New Roman" w:hAnsi="Times New Roman"/>
-          <w:color w:val="000000"/>
-          <w:sz w:val="24"/>
-        </w:rPr>
-        <w:t xml:space="preserve"> </w:t>
-      </w:r>
-      <w:r>
-        <w:rPr>
-          <w:rFonts w:ascii="Times New Roman" w:hAnsi="Times New Roman"/>
-          <w:color w:val="000000"/>
-          <w:sz w:val="24"/>
-        </w:rPr>
-        <w:t>і</w:t>
-      </w:r>
-      <w:r>
-        <w:rPr>
-          <w:rFonts w:ascii="Times New Roman" w:hAnsi="Times New Roman"/>
-          <w:color w:val="000000"/>
-          <w:sz w:val="24"/>
-        </w:rPr>
-        <w:t xml:space="preserve"> </w:t>
-      </w:r>
-      <w:r>
-        <w:rPr>
-          <w:rFonts w:ascii="Times New Roman" w:hAnsi="Times New Roman"/>
-          <w:color w:val="000000"/>
-          <w:sz w:val="24"/>
-        </w:rPr>
-        <w:t>повсякчас,</w:t>
-      </w:r>
-      <w:r>
-        <w:rPr>
-          <w:rFonts w:ascii="Times New Roman" w:hAnsi="Times New Roman"/>
-          <w:color w:val="000000"/>
-          <w:sz w:val="24"/>
-        </w:rPr>
-        <w:t xml:space="preserve"> </w:t>
-      </w:r>
-      <w:r>
-        <w:rPr>
-          <w:rFonts w:ascii="Times New Roman" w:hAnsi="Times New Roman"/>
-          <w:color w:val="000000"/>
-          <w:sz w:val="24"/>
-        </w:rPr>
-        <w:t>і</w:t>
-      </w:r>
-      <w:r>
-        <w:rPr>
-          <w:rFonts w:ascii="Times New Roman" w:hAnsi="Times New Roman"/>
-          <w:color w:val="000000"/>
-          <w:sz w:val="24"/>
-        </w:rPr>
-        <w:t xml:space="preserve"> </w:t>
-      </w:r>
-      <w:r>
-        <w:rPr>
-          <w:rFonts w:ascii="Times New Roman" w:hAnsi="Times New Roman"/>
-          <w:color w:val="000000"/>
-          <w:sz w:val="24"/>
-        </w:rPr>
-        <w:t>на</w:t>
-      </w:r>
-      <w:r>
-        <w:rPr>
-          <w:rFonts w:ascii="Times New Roman" w:hAnsi="Times New Roman"/>
-          <w:color w:val="000000"/>
-          <w:sz w:val="24"/>
-        </w:rPr>
-        <w:t xml:space="preserve"> </w:t>
-      </w:r>
-      <w:r>
-        <w:rPr>
-          <w:rFonts w:ascii="Times New Roman" w:hAnsi="Times New Roman"/>
-          <w:color w:val="000000"/>
-          <w:sz w:val="24"/>
-        </w:rPr>
-        <w:t>віки</w:t>
-      </w:r>
-      <w:r>
-        <w:rPr>
-          <w:rFonts w:ascii="Times New Roman" w:hAnsi="Times New Roman"/>
-          <w:color w:val="000000"/>
-          <w:sz w:val="24"/>
-        </w:rPr>
-        <w:t xml:space="preserve"> </w:t>
-      </w:r>
-      <w:r>
-        <w:rPr>
-          <w:rFonts w:ascii="Times New Roman" w:hAnsi="Times New Roman"/>
-          <w:color w:val="000000"/>
-          <w:sz w:val="24"/>
-        </w:rPr>
-        <w:t>віків.</w:t>
+          <w:sz w:val="24"/>
+        </w:rPr>
+        <w:t xml:space="preserve"> Бо Твоя є влада і Твоє є царство, і сила, і слава, Отця, і Сина, і Святого Духа, нині, і повсякчас, і на віки віків.</w:t>
       </w:r>
     </w:p>
     <w:p>
@@ -40406,7 +39213,7 @@
         <w:rPr>
           <w:rFonts w:ascii="Times New Roman" w:hAnsi="Times New Roman"/>
           <w:i/>
-          <w:color w:val="FF0000"/>
+          <w:color w:val="FF4400"/>
           <w:sz w:val="24"/>
         </w:rPr>
         <w:t>Священник:</w:t>
@@ -40414,332 +39221,9 @@
       <w:r>
         <w:rPr>
           <w:rFonts w:ascii="Times New Roman" w:hAnsi="Times New Roman"/>
-          <w:i/>
-          <w:color w:val="FF0000"/>
-          <w:sz w:val="24"/>
-        </w:rPr>
-        <w:t xml:space="preserve"> </w:t>
-      </w:r>
-      <w:r>
-        <w:rPr>
-          <w:rFonts w:ascii="Times New Roman" w:hAnsi="Times New Roman"/>
-          <w:color w:val="000000"/>
-          <w:sz w:val="24"/>
-        </w:rPr>
-        <w:t>Бо</w:t>
-      </w:r>
-      <w:r>
-        <w:rPr>
-          <w:rFonts w:ascii="Times New Roman" w:hAnsi="Times New Roman"/>
-          <w:color w:val="000000"/>
-          <w:sz w:val="24"/>
-        </w:rPr>
-        <w:t xml:space="preserve"> </w:t>
-      </w:r>
-      <w:r>
-        <w:rPr>
-          <w:rFonts w:ascii="Times New Roman" w:hAnsi="Times New Roman"/>
-          <w:color w:val="000000"/>
-          <w:sz w:val="24"/>
-        </w:rPr>
-        <w:t>Ти</w:t>
-      </w:r>
-      <w:r>
-        <w:rPr>
-          <w:rFonts w:ascii="Times New Roman" w:hAnsi="Times New Roman"/>
-          <w:color w:val="000000"/>
-          <w:sz w:val="24"/>
-        </w:rPr>
-        <w:t xml:space="preserve"> </w:t>
-      </w:r>
-      <w:r>
-        <w:rPr>
-          <w:rFonts w:ascii="Times New Roman" w:hAnsi="Times New Roman"/>
-          <w:color w:val="000000"/>
-          <w:sz w:val="24"/>
-        </w:rPr>
-        <w:t>Бог</w:t>
-      </w:r>
-      <w:r>
-        <w:rPr>
-          <w:rFonts w:ascii="Times New Roman" w:hAnsi="Times New Roman"/>
-          <w:color w:val="000000"/>
-          <w:sz w:val="24"/>
-        </w:rPr>
-        <w:t xml:space="preserve"> </w:t>
-      </w:r>
-      <w:r>
-        <w:rPr>
-          <w:rFonts w:ascii="Times New Roman" w:hAnsi="Times New Roman"/>
-          <w:color w:val="000000"/>
-          <w:sz w:val="24"/>
-        </w:rPr>
-        <w:t>наш</w:t>
-      </w:r>
-      <w:r>
-        <w:rPr>
-          <w:rFonts w:ascii="Times New Roman" w:hAnsi="Times New Roman"/>
-          <w:color w:val="000000"/>
-          <w:sz w:val="24"/>
-        </w:rPr>
-        <w:t xml:space="preserve"> </w:t>
-      </w:r>
-      <w:r>
-        <w:rPr>
-          <w:rFonts w:ascii="Times New Roman" w:hAnsi="Times New Roman"/>
-          <w:color w:val="000000"/>
-          <w:sz w:val="24"/>
-        </w:rPr>
-        <w:t>і</w:t>
-      </w:r>
-      <w:r>
-        <w:rPr>
-          <w:rFonts w:ascii="Times New Roman" w:hAnsi="Times New Roman"/>
-          <w:color w:val="000000"/>
-          <w:sz w:val="24"/>
-        </w:rPr>
-        <w:t xml:space="preserve"> </w:t>
-      </w:r>
-      <w:r>
-        <w:rPr>
-          <w:rFonts w:ascii="Times New Roman" w:hAnsi="Times New Roman"/>
-          <w:color w:val="000000"/>
-          <w:sz w:val="24"/>
-        </w:rPr>
-        <w:t>Тобі</w:t>
-      </w:r>
-      <w:r>
-        <w:rPr>
-          <w:rFonts w:ascii="Times New Roman" w:hAnsi="Times New Roman"/>
-          <w:color w:val="000000"/>
-          <w:sz w:val="24"/>
-        </w:rPr>
-        <w:t xml:space="preserve"> </w:t>
-      </w:r>
-      <w:r>
-        <w:rPr>
-          <w:rFonts w:ascii="Times New Roman" w:hAnsi="Times New Roman"/>
-          <w:color w:val="000000"/>
-          <w:sz w:val="24"/>
-        </w:rPr>
-        <w:t>славу</w:t>
-      </w:r>
-      <w:r>
-        <w:rPr>
-          <w:rFonts w:ascii="Times New Roman" w:hAnsi="Times New Roman"/>
-          <w:color w:val="000000"/>
-          <w:sz w:val="24"/>
-        </w:rPr>
-        <w:t xml:space="preserve"> </w:t>
-      </w:r>
-      <w:r>
-        <w:rPr>
-          <w:rFonts w:ascii="Times New Roman" w:hAnsi="Times New Roman"/>
-          <w:color w:val="000000"/>
-          <w:sz w:val="24"/>
-        </w:rPr>
-        <w:t>возсилаємо:</w:t>
-      </w:r>
-      <w:r>
-        <w:rPr>
-          <w:rFonts w:ascii="Times New Roman" w:hAnsi="Times New Roman"/>
-          <w:color w:val="000000"/>
-          <w:sz w:val="24"/>
-        </w:rPr>
-        <w:t xml:space="preserve"> </w:t>
-      </w:r>
-      <w:r>
-        <w:rPr>
-          <w:rFonts w:ascii="Times New Roman" w:hAnsi="Times New Roman"/>
-          <w:color w:val="000000"/>
-          <w:sz w:val="24"/>
-        </w:rPr>
-        <w:t>Отцю,</w:t>
-      </w:r>
-      <w:r>
-        <w:rPr>
-          <w:rFonts w:ascii="Times New Roman" w:hAnsi="Times New Roman"/>
-          <w:color w:val="000000"/>
-          <w:sz w:val="24"/>
-        </w:rPr>
-        <w:t xml:space="preserve"> </w:t>
-      </w:r>
-      <w:r>
-        <w:rPr>
-          <w:rFonts w:ascii="Times New Roman" w:hAnsi="Times New Roman"/>
-          <w:color w:val="000000"/>
-          <w:sz w:val="24"/>
-        </w:rPr>
-        <w:t>і</w:t>
-      </w:r>
-      <w:r>
-        <w:rPr>
-          <w:rFonts w:ascii="Times New Roman" w:hAnsi="Times New Roman"/>
-          <w:color w:val="000000"/>
-          <w:sz w:val="24"/>
-        </w:rPr>
-        <w:t xml:space="preserve"> </w:t>
-      </w:r>
-      <w:r>
-        <w:rPr>
-          <w:rFonts w:ascii="Times New Roman" w:hAnsi="Times New Roman"/>
-          <w:color w:val="000000"/>
-          <w:sz w:val="24"/>
-        </w:rPr>
-        <w:t>Сину,</w:t>
-      </w:r>
-      <w:r>
-        <w:rPr>
-          <w:rFonts w:ascii="Times New Roman" w:hAnsi="Times New Roman"/>
-          <w:color w:val="000000"/>
-          <w:sz w:val="24"/>
-        </w:rPr>
-        <w:t xml:space="preserve"> </w:t>
-      </w:r>
-      <w:r>
-        <w:rPr>
-          <w:rFonts w:ascii="Times New Roman" w:hAnsi="Times New Roman"/>
-          <w:color w:val="000000"/>
-          <w:sz w:val="24"/>
-        </w:rPr>
-        <w:t>і</w:t>
-      </w:r>
-      <w:r>
-        <w:rPr>
-          <w:rFonts w:ascii="Times New Roman" w:hAnsi="Times New Roman"/>
-          <w:color w:val="000000"/>
-          <w:sz w:val="24"/>
-        </w:rPr>
-        <w:t xml:space="preserve"> </w:t>
-      </w:r>
-      <w:r>
-        <w:rPr>
-          <w:rFonts w:ascii="Times New Roman" w:hAnsi="Times New Roman"/>
-          <w:color w:val="000000"/>
-          <w:sz w:val="24"/>
-        </w:rPr>
-        <w:t>Святому</w:t>
-      </w:r>
-      <w:r>
-        <w:rPr>
-          <w:rFonts w:ascii="Times New Roman" w:hAnsi="Times New Roman"/>
-          <w:color w:val="000000"/>
-          <w:sz w:val="24"/>
-        </w:rPr>
-        <w:t xml:space="preserve"> </w:t>
-      </w:r>
-      <w:r>
-        <w:rPr>
-          <w:rFonts w:ascii="Times New Roman" w:hAnsi="Times New Roman"/>
-          <w:color w:val="000000"/>
-          <w:sz w:val="24"/>
-        </w:rPr>
-        <w:t>Духові</w:t>
-      </w:r>
-      <w:r>
-        <w:rPr>
-          <w:rFonts w:ascii="Times New Roman" w:hAnsi="Times New Roman"/>
-          <w:sz w:val="24"/>
-        </w:rPr>
-        <w:t>,</w:t>
-      </w:r>
-      <w:r>
-        <w:rPr>
-          <w:rFonts w:ascii="Times New Roman" w:hAnsi="Times New Roman"/>
-          <w:sz w:val="24"/>
-        </w:rPr>
-        <w:t xml:space="preserve"> </w:t>
-      </w:r>
-      <w:r>
-        <w:rPr>
-          <w:rFonts w:ascii="Times New Roman" w:hAnsi="Times New Roman"/>
-          <w:sz w:val="24"/>
-        </w:rPr>
-        <w:t>нині,</w:t>
-      </w:r>
-      <w:r>
-        <w:rPr>
-          <w:rFonts w:ascii="Times New Roman" w:hAnsi="Times New Roman"/>
-          <w:sz w:val="24"/>
-        </w:rPr>
-        <w:t xml:space="preserve"> </w:t>
-      </w:r>
-      <w:r>
-        <w:rPr>
-          <w:rFonts w:ascii="Times New Roman" w:hAnsi="Times New Roman"/>
-          <w:sz w:val="24"/>
-        </w:rPr>
-        <w:t>і</w:t>
-      </w:r>
-      <w:r>
-        <w:rPr>
-          <w:rFonts w:ascii="Times New Roman" w:hAnsi="Times New Roman"/>
-          <w:sz w:val="24"/>
-        </w:rPr>
-        <w:t xml:space="preserve"> </w:t>
-      </w:r>
-      <w:r>
-        <w:rPr>
-          <w:rFonts w:ascii="Times New Roman" w:hAnsi="Times New Roman"/>
-          <w:sz w:val="24"/>
-        </w:rPr>
-        <w:t>повсякчас,</w:t>
-      </w:r>
-      <w:r>
-        <w:rPr>
-          <w:rFonts w:ascii="Times New Roman" w:hAnsi="Times New Roman"/>
-          <w:sz w:val="24"/>
-        </w:rPr>
-        <w:t xml:space="preserve"> </w:t>
-      </w:r>
-      <w:r>
-        <w:rPr>
-          <w:rFonts w:ascii="Times New Roman" w:hAnsi="Times New Roman"/>
-          <w:sz w:val="24"/>
-        </w:rPr>
-        <w:t>і</w:t>
-      </w:r>
-      <w:r>
-        <w:rPr>
-          <w:rFonts w:ascii="Times New Roman" w:hAnsi="Times New Roman"/>
-          <w:sz w:val="24"/>
-        </w:rPr>
-        <w:t xml:space="preserve"> </w:t>
-      </w:r>
-      <w:r>
-        <w:rPr>
-          <w:rFonts w:ascii="Times New Roman" w:hAnsi="Times New Roman"/>
-          <w:sz w:val="24"/>
-        </w:rPr>
-        <w:t>на</w:t>
-      </w:r>
-      <w:r>
-        <w:rPr>
-          <w:rFonts w:ascii="Times New Roman" w:hAnsi="Times New Roman"/>
-          <w:sz w:val="24"/>
-        </w:rPr>
-        <w:t xml:space="preserve"> </w:t>
-      </w:r>
-      <w:r>
-        <w:rPr>
-          <w:rFonts w:ascii="Times New Roman" w:hAnsi="Times New Roman"/>
-          <w:sz w:val="24"/>
-        </w:rPr>
-        <w:t>віки</w:t>
-      </w:r>
-      <w:r>
-        <w:rPr>
-          <w:rFonts w:ascii="Times New Roman" w:hAnsi="Times New Roman"/>
-          <w:sz w:val="24"/>
-        </w:rPr>
-        <w:t xml:space="preserve"> </w:t>
-      </w:r>
-      <w:r>
-        <w:rPr>
-          <w:rFonts w:ascii="Times New Roman" w:hAnsi="Times New Roman"/>
-          <w:sz w:val="24"/>
-        </w:rPr>
-        <w:t>віків.</w:t>
+          <w:sz w:val="24"/>
+        </w:rPr>
+        <w:t xml:space="preserve"> Бо Ти Бог наш і Тобі славу возсилаємо: Отцю, і Сину, і Святому Духові, нині, і повсякчас, і на віки віків.</w:t>
       </w:r>
     </w:p>
     <w:p>
@@ -42476,7 +40960,7 @@
         <w:rPr>
           <w:rFonts w:ascii="Times New Roman" w:hAnsi="Times New Roman"/>
           <w:i/>
-          <w:color w:val="FF0000"/>
+          <w:color w:val="FF4400"/>
           <w:sz w:val="24"/>
         </w:rPr>
         <w:t>Священник:</w:t>
@@ -42484,412 +40968,9 @@
       <w:r>
         <w:rPr>
           <w:rFonts w:ascii="Times New Roman" w:hAnsi="Times New Roman"/>
-          <w:i/>
-          <w:color w:val="FF0000"/>
-          <w:sz w:val="24"/>
-        </w:rPr>
-        <w:t xml:space="preserve"> </w:t>
-      </w:r>
-      <w:r>
-        <w:rPr>
-          <w:rFonts w:ascii="Times New Roman" w:hAnsi="Times New Roman"/>
-          <w:color w:val="000000"/>
-          <w:sz w:val="24"/>
-        </w:rPr>
-        <w:t>Бо</w:t>
-      </w:r>
-      <w:r>
-        <w:rPr>
-          <w:rFonts w:ascii="Times New Roman" w:hAnsi="Times New Roman"/>
-          <w:color w:val="000000"/>
-          <w:sz w:val="24"/>
-        </w:rPr>
-        <w:t xml:space="preserve"> </w:t>
-      </w:r>
-      <w:r>
-        <w:rPr>
-          <w:rFonts w:ascii="Times New Roman" w:hAnsi="Times New Roman"/>
-          <w:color w:val="000000"/>
-          <w:sz w:val="24"/>
-        </w:rPr>
-        <w:t>Ти</w:t>
-      </w:r>
-      <w:r>
-        <w:rPr>
-          <w:rFonts w:ascii="Times New Roman" w:hAnsi="Times New Roman"/>
-          <w:color w:val="000000"/>
-          <w:sz w:val="24"/>
-        </w:rPr>
-        <w:t xml:space="preserve"> </w:t>
-      </w:r>
-      <w:r>
-        <w:rPr>
-          <w:rFonts w:ascii="Times New Roman" w:hAnsi="Times New Roman"/>
-          <w:color w:val="000000"/>
-          <w:sz w:val="24"/>
-        </w:rPr>
-        <w:t>цар</w:t>
-      </w:r>
-      <w:r>
-        <w:rPr>
-          <w:rFonts w:ascii="Times New Roman" w:hAnsi="Times New Roman"/>
-          <w:color w:val="000000"/>
-          <w:sz w:val="24"/>
-        </w:rPr>
-        <w:t xml:space="preserve"> </w:t>
-      </w:r>
-      <w:r>
-        <w:rPr>
-          <w:rFonts w:ascii="Times New Roman" w:hAnsi="Times New Roman"/>
-          <w:color w:val="000000"/>
-          <w:sz w:val="24"/>
-        </w:rPr>
-        <w:t>миру</w:t>
-      </w:r>
-      <w:r>
-        <w:rPr>
-          <w:rFonts w:ascii="Times New Roman" w:hAnsi="Times New Roman"/>
-          <w:color w:val="000000"/>
-          <w:sz w:val="24"/>
-        </w:rPr>
-        <w:t xml:space="preserve"> </w:t>
-      </w:r>
-      <w:r>
-        <w:rPr>
-          <w:rFonts w:ascii="Times New Roman" w:hAnsi="Times New Roman"/>
-          <w:color w:val="000000"/>
-          <w:sz w:val="24"/>
-        </w:rPr>
-        <w:t>і</w:t>
-      </w:r>
-      <w:r>
-        <w:rPr>
-          <w:rFonts w:ascii="Times New Roman" w:hAnsi="Times New Roman"/>
-          <w:color w:val="000000"/>
-          <w:sz w:val="24"/>
-        </w:rPr>
-        <w:t xml:space="preserve"> </w:t>
-      </w:r>
-      <w:r>
-        <w:rPr>
-          <w:rFonts w:ascii="Times New Roman" w:hAnsi="Times New Roman"/>
-          <w:color w:val="000000"/>
-          <w:sz w:val="24"/>
-        </w:rPr>
-        <w:t>Спас</w:t>
-      </w:r>
-      <w:r>
-        <w:rPr>
-          <w:rFonts w:ascii="Times New Roman" w:hAnsi="Times New Roman"/>
-          <w:color w:val="000000"/>
-          <w:sz w:val="24"/>
-        </w:rPr>
-        <w:t xml:space="preserve"> </w:t>
-      </w:r>
-      <w:r>
-        <w:rPr>
-          <w:rFonts w:ascii="Times New Roman" w:hAnsi="Times New Roman"/>
-          <w:color w:val="000000"/>
-          <w:sz w:val="24"/>
-        </w:rPr>
-        <w:t>душ</w:t>
-      </w:r>
-      <w:r>
-        <w:rPr>
-          <w:rFonts w:ascii="Times New Roman" w:hAnsi="Times New Roman"/>
-          <w:color w:val="000000"/>
-          <w:sz w:val="24"/>
-        </w:rPr>
-        <w:t xml:space="preserve"> </w:t>
-      </w:r>
-      <w:r>
-        <w:rPr>
-          <w:rFonts w:ascii="Times New Roman" w:hAnsi="Times New Roman"/>
-          <w:color w:val="000000"/>
-          <w:sz w:val="24"/>
-        </w:rPr>
-        <w:t>наших</w:t>
-      </w:r>
-      <w:r>
-        <w:rPr>
-          <w:rFonts w:ascii="Times New Roman" w:hAnsi="Times New Roman"/>
-          <w:color w:val="000000"/>
-          <w:sz w:val="24"/>
-        </w:rPr>
-        <w:t xml:space="preserve"> </w:t>
-      </w:r>
-      <w:r>
-        <w:rPr>
-          <w:rFonts w:ascii="Times New Roman" w:hAnsi="Times New Roman"/>
-          <w:color w:val="000000"/>
-          <w:sz w:val="24"/>
-        </w:rPr>
-        <w:t>–</w:t>
-      </w:r>
-      <w:r>
-        <w:rPr>
-          <w:rFonts w:ascii="Times New Roman" w:hAnsi="Times New Roman"/>
-          <w:color w:val="000000"/>
-          <w:sz w:val="24"/>
-        </w:rPr>
-        <w:t xml:space="preserve"> </w:t>
-      </w:r>
-      <w:r>
-        <w:rPr>
-          <w:rFonts w:ascii="Times New Roman" w:hAnsi="Times New Roman"/>
-          <w:color w:val="000000"/>
-          <w:sz w:val="24"/>
-        </w:rPr>
-        <w:t>і</w:t>
-      </w:r>
-      <w:r>
-        <w:rPr>
-          <w:rFonts w:ascii="Times New Roman" w:hAnsi="Times New Roman"/>
-          <w:color w:val="000000"/>
-          <w:sz w:val="24"/>
-        </w:rPr>
-        <w:t xml:space="preserve"> </w:t>
-      </w:r>
-      <w:r>
-        <w:rPr>
-          <w:rFonts w:ascii="Times New Roman" w:hAnsi="Times New Roman"/>
-          <w:color w:val="000000"/>
-          <w:sz w:val="24"/>
-        </w:rPr>
-        <w:t>Тобі</w:t>
-      </w:r>
-      <w:r>
-        <w:rPr>
-          <w:rFonts w:ascii="Times New Roman" w:hAnsi="Times New Roman"/>
-          <w:color w:val="000000"/>
-          <w:sz w:val="24"/>
-        </w:rPr>
-        <w:t xml:space="preserve"> </w:t>
-      </w:r>
-      <w:r>
-        <w:rPr>
-          <w:rFonts w:ascii="Times New Roman" w:hAnsi="Times New Roman"/>
-          <w:color w:val="000000"/>
-          <w:sz w:val="24"/>
-        </w:rPr>
-        <w:t>славу</w:t>
-      </w:r>
-      <w:r>
-        <w:rPr>
-          <w:rFonts w:ascii="Times New Roman" w:hAnsi="Times New Roman"/>
-          <w:color w:val="000000"/>
-          <w:sz w:val="24"/>
-        </w:rPr>
-        <w:t xml:space="preserve"> </w:t>
-      </w:r>
-      <w:r>
-        <w:rPr>
-          <w:rFonts w:ascii="Times New Roman" w:hAnsi="Times New Roman"/>
-          <w:color w:val="000000"/>
-          <w:sz w:val="24"/>
-        </w:rPr>
-        <w:t>возсилаємо,</w:t>
-      </w:r>
-      <w:r>
-        <w:rPr>
-          <w:rFonts w:ascii="Times New Roman" w:hAnsi="Times New Roman"/>
-          <w:color w:val="000000"/>
-          <w:sz w:val="24"/>
-        </w:rPr>
-        <w:t xml:space="preserve"> </w:t>
-      </w:r>
-      <w:r>
-        <w:rPr>
-          <w:rFonts w:ascii="Times New Roman" w:hAnsi="Times New Roman"/>
-          <w:color w:val="000000"/>
-          <w:sz w:val="24"/>
-        </w:rPr>
-        <w:t>Отцю,</w:t>
-      </w:r>
-      <w:r>
-        <w:rPr>
-          <w:rFonts w:ascii="Times New Roman" w:hAnsi="Times New Roman"/>
-          <w:color w:val="000000"/>
-          <w:sz w:val="24"/>
-        </w:rPr>
-        <w:t xml:space="preserve"> </w:t>
-      </w:r>
-      <w:r>
-        <w:rPr>
-          <w:rFonts w:ascii="Times New Roman" w:hAnsi="Times New Roman"/>
-          <w:color w:val="000000"/>
-          <w:sz w:val="24"/>
-        </w:rPr>
-        <w:t>і</w:t>
-      </w:r>
-      <w:r>
-        <w:rPr>
-          <w:rFonts w:ascii="Times New Roman" w:hAnsi="Times New Roman"/>
-          <w:color w:val="000000"/>
-          <w:sz w:val="24"/>
-        </w:rPr>
-        <w:t xml:space="preserve"> </w:t>
-      </w:r>
-      <w:r>
-        <w:rPr>
-          <w:rFonts w:ascii="Times New Roman" w:hAnsi="Times New Roman"/>
-          <w:color w:val="000000"/>
-          <w:sz w:val="24"/>
-        </w:rPr>
-        <w:t>Сину,</w:t>
-      </w:r>
-      <w:r>
-        <w:rPr>
-          <w:rFonts w:ascii="Times New Roman" w:hAnsi="Times New Roman"/>
-          <w:color w:val="000000"/>
-          <w:sz w:val="24"/>
-        </w:rPr>
-        <w:t xml:space="preserve"> </w:t>
-      </w:r>
-      <w:r>
-        <w:rPr>
-          <w:rFonts w:ascii="Times New Roman" w:hAnsi="Times New Roman"/>
-          <w:color w:val="000000"/>
-          <w:sz w:val="24"/>
-        </w:rPr>
-        <w:t>і</w:t>
-      </w:r>
-      <w:r>
-        <w:rPr>
-          <w:rFonts w:ascii="Times New Roman" w:hAnsi="Times New Roman"/>
-          <w:color w:val="000000"/>
-          <w:sz w:val="24"/>
-        </w:rPr>
-        <w:t xml:space="preserve"> </w:t>
-      </w:r>
-      <w:r>
-        <w:rPr>
-          <w:rFonts w:ascii="Times New Roman" w:hAnsi="Times New Roman"/>
-          <w:color w:val="000000"/>
-          <w:sz w:val="24"/>
-        </w:rPr>
-        <w:t>Святому</w:t>
-      </w:r>
-      <w:r>
-        <w:rPr>
-          <w:rFonts w:ascii="Times New Roman" w:hAnsi="Times New Roman"/>
-          <w:color w:val="000000"/>
-          <w:sz w:val="24"/>
-        </w:rPr>
-        <w:t xml:space="preserve"> </w:t>
-      </w:r>
-      <w:r>
-        <w:rPr>
-          <w:rFonts w:ascii="Times New Roman" w:hAnsi="Times New Roman"/>
-          <w:color w:val="000000"/>
-          <w:sz w:val="24"/>
-        </w:rPr>
-        <w:t>Духові</w:t>
-      </w:r>
-      <w:r>
-        <w:rPr>
-          <w:rFonts w:ascii="Times New Roman" w:hAnsi="Times New Roman"/>
-          <w:sz w:val="24"/>
-        </w:rPr>
-        <w:t>,</w:t>
-      </w:r>
-      <w:r>
-        <w:rPr>
-          <w:rFonts w:ascii="Times New Roman" w:hAnsi="Times New Roman"/>
-          <w:sz w:val="24"/>
-        </w:rPr>
-        <w:t xml:space="preserve"> </w:t>
-      </w:r>
-      <w:r>
-        <w:rPr>
-          <w:rFonts w:ascii="Times New Roman" w:hAnsi="Times New Roman"/>
-          <w:sz w:val="24"/>
-        </w:rPr>
-        <w:t>нині,</w:t>
-      </w:r>
-      <w:r>
-        <w:rPr>
-          <w:rFonts w:ascii="Times New Roman" w:hAnsi="Times New Roman"/>
-          <w:sz w:val="24"/>
-        </w:rPr>
-        <w:t xml:space="preserve"> </w:t>
-      </w:r>
-      <w:r>
-        <w:rPr>
-          <w:rFonts w:ascii="Times New Roman" w:hAnsi="Times New Roman"/>
-          <w:sz w:val="24"/>
-        </w:rPr>
-        <w:t>і</w:t>
-      </w:r>
-      <w:r>
-        <w:rPr>
-          <w:rFonts w:ascii="Times New Roman" w:hAnsi="Times New Roman"/>
-          <w:sz w:val="24"/>
-        </w:rPr>
-        <w:t xml:space="preserve"> </w:t>
-      </w:r>
-      <w:r>
-        <w:rPr>
-          <w:rFonts w:ascii="Times New Roman" w:hAnsi="Times New Roman"/>
-          <w:sz w:val="24"/>
-        </w:rPr>
-        <w:t>повсякчас,</w:t>
-      </w:r>
-      <w:r>
-        <w:rPr>
-          <w:rFonts w:ascii="Times New Roman" w:hAnsi="Times New Roman"/>
-          <w:sz w:val="24"/>
-        </w:rPr>
-        <w:t xml:space="preserve"> </w:t>
-      </w:r>
-      <w:r>
-        <w:rPr>
-          <w:rFonts w:ascii="Times New Roman" w:hAnsi="Times New Roman"/>
-          <w:sz w:val="24"/>
-        </w:rPr>
-        <w:t>і</w:t>
-      </w:r>
-      <w:r>
-        <w:rPr>
-          <w:rFonts w:ascii="Times New Roman" w:hAnsi="Times New Roman"/>
-          <w:sz w:val="24"/>
-        </w:rPr>
-        <w:t xml:space="preserve"> </w:t>
-      </w:r>
-      <w:r>
-        <w:rPr>
-          <w:rFonts w:ascii="Times New Roman" w:hAnsi="Times New Roman"/>
-          <w:sz w:val="24"/>
-        </w:rPr>
-        <w:t>на</w:t>
-      </w:r>
-      <w:r>
-        <w:rPr>
-          <w:rFonts w:ascii="Times New Roman" w:hAnsi="Times New Roman"/>
-          <w:sz w:val="24"/>
-        </w:rPr>
-        <w:t xml:space="preserve"> </w:t>
-      </w:r>
-      <w:r>
-        <w:rPr>
-          <w:rFonts w:ascii="Times New Roman" w:hAnsi="Times New Roman"/>
-          <w:sz w:val="24"/>
-        </w:rPr>
-        <w:t>віки</w:t>
-      </w:r>
-      <w:r>
-        <w:rPr>
-          <w:rFonts w:ascii="Times New Roman" w:hAnsi="Times New Roman"/>
-          <w:sz w:val="24"/>
-        </w:rPr>
-        <w:t xml:space="preserve"> </w:t>
-      </w:r>
-      <w:r>
-        <w:rPr>
-          <w:rFonts w:ascii="Times New Roman" w:hAnsi="Times New Roman"/>
-          <w:sz w:val="24"/>
-        </w:rPr>
-        <w:t>віків.</w:t>
+          <w:sz w:val="24"/>
+        </w:rPr>
+        <w:t xml:space="preserve"> Бо Ти цар миру і Спас душ наших – і Тобі славу возсилаємо, Отцю, і Сину, і Святому Духові, нині, і повсякчас, і на віки віків.</w:t>
       </w:r>
     </w:p>
     <w:p>
@@ -47435,29 +45516,19 @@
       </w:pPr>
       <w:r>
         <w:rPr>
-          <w:rFonts w:ascii="Times New Roman" w:hAnsi="Times New Roman" w:cs="Times New Roman"/>
+          <w:rFonts w:ascii="Times New Roman" w:hAnsi="Times New Roman"/>
           <w:i/>
           <w:color w:val="FF4400"/>
           <w:sz w:val="24"/>
-          <w:szCs w:val="24"/>
-        </w:rPr>
-        <w:t xml:space="preserve">Священник: </w:t>
-      </w:r>
-      <w:r>
-        <w:rPr>
-          <w:rFonts w:ascii="Times New Roman" w:hAnsi="Times New Roman" w:cs="Times New Roman"/>
-          <w:sz w:val="24"/>
-          <w:szCs w:val="24"/>
-        </w:rPr>
-        <w:t>Бо милостивий і людинолюбний Бог єси, і Тобі славу возсилаємо, Отцю, і Сину, і Св</w:t>
-      </w:r>
-      <w:r>
-        <w:rPr>
-          <w:rFonts w:ascii="Times New Roman" w:hAnsi="Times New Roman" w:cs="Times New Roman"/>
-          <w:sz w:val="24"/>
-          <w:szCs w:val="24"/>
-        </w:rPr>
-        <w:t>ятому Духові, нині, і повсякчас, і на віки віків.</w:t>
+        </w:rPr>
+        <w:t>Священник:</w:t>
+      </w:r>
+      <w:r>
+        <w:rPr>
+          <w:rFonts w:ascii="Times New Roman" w:hAnsi="Times New Roman"/>
+          <w:sz w:val="24"/>
+        </w:rPr>
+        <w:t xml:space="preserve"> Бо милостивий і людинолюбний Бог єси, і Тобі славу возсилаємо, Отцю, і Сину, і Святому Духові, нині, і повсякчас, і на віки віків.</w:t>
       </w:r>
     </w:p>
     <w:p>
@@ -48679,56 +46750,38 @@
     <w:p>
       <w:pPr>
         <w:spacing w:after="120"/>
-        <w:jc w:val="both"/>
-        <w:rPr>
-          <w:rFonts w:ascii="Times New Roman" w:hAnsi="Times New Roman" w:cs="Times New Roman"/>
-          <w:sz w:val="24"/>
-          <w:szCs w:val="24"/>
-        </w:rPr>
-      </w:pPr>
-      <w:r>
-        <w:rPr>
-          <w:rFonts w:ascii="Times New Roman" w:hAnsi="Times New Roman" w:cs="Times New Roman"/>
-          <w:i/>
-          <w:color w:val="FF0000"/>
-          <w:sz w:val="24"/>
-          <w:szCs w:val="24"/>
-        </w:rPr>
-        <w:t>Священик:</w:t>
-      </w:r>
-      <w:r>
-        <w:rPr>
-          <w:rFonts w:ascii="Times New Roman" w:hAnsi="Times New Roman" w:cs="Times New Roman"/>
-          <w:sz w:val="24"/>
-          <w:szCs w:val="24"/>
-        </w:rPr>
-        <w:t xml:space="preserve"> Христос, істинний Бог наш, молитвами пречистої своєї Матері, святих, славних і всехвальних апостолів, і свято́го священному́ченика Йосафа́та, архиєпископа Полоцького, якого світлу пам’ять днесь урочисто святкуємо; і святого </w:t>
-      </w:r>
-      <w:r>
-        <w:rPr>
-          <w:rFonts w:ascii="Times New Roman" w:hAnsi="Times New Roman" w:cs="Times New Roman"/>
-          <w:i/>
-          <w:color w:val="FF0000"/>
-          <w:sz w:val="24"/>
-          <w:szCs w:val="24"/>
-        </w:rPr>
-        <w:t>(ім'я, якого є храм)</w:t>
-      </w:r>
-      <w:r>
-        <w:rPr>
-          <w:rFonts w:ascii="Times New Roman" w:hAnsi="Times New Roman" w:cs="Times New Roman"/>
-          <w:sz w:val="24"/>
-          <w:szCs w:val="24"/>
-        </w:rPr>
-        <w:t xml:space="preserve">, </w:t>
-      </w:r>
-      <w:r>
-        <w:rPr>
-          <w:rFonts w:ascii="Times New Roman" w:hAnsi="Times New Roman" w:cs="Times New Roman"/>
-          <w:sz w:val="24"/>
-          <w:szCs w:val="24"/>
-        </w:rPr>
-        <w:t>і всіх святих, помилує і спасе нас, як благий і людинолюбний.</w:t>
+      </w:pPr>
+      <w:r>
+        <w:rPr>
+          <w:rFonts w:ascii="Times New Roman" w:hAnsi="Times New Roman"/>
+          <w:i/>
+          <w:color w:val="FF4400"/>
+          <w:sz w:val="24"/>
+        </w:rPr>
+        <w:t>Священник:</w:t>
+      </w:r>
+      <w:r>
+        <w:rPr>
+          <w:rFonts w:ascii="Times New Roman" w:hAnsi="Times New Roman"/>
+          <w:sz w:val="24"/>
+        </w:rPr>
+        <w:t xml:space="preserve"> Христос, істинний Бог наш - молитвами пречистої Своєї Матері, святих славних і всехвальних апостолів, і святого, </w:t>
+      </w:r>
+      <w:r>
+        <w:rPr>
+          <w:rFonts w:ascii="Times New Roman" w:hAnsi="Times New Roman"/>
+          <w:i/>
+          <w:color w:val="FF4400"/>
+          <w:sz w:val="24"/>
+        </w:rPr>
+        <w:t>якого є храм</w:t>
+      </w:r>
+      <w:r>
+        <w:rPr>
+          <w:rFonts w:ascii="Times New Roman" w:hAnsi="Times New Roman"/>
+          <w:sz w:val="24"/>
+        </w:rPr>
+        <w:t>, і святого священномученика Йосафата, архиєпископа Полоцького, якого сьогодні пам'ять світло звершуємо, святого отця нашого Івана Милостивого, патріарха Олександрійського, преподобного отця нашого Ніла, блаженного священномученика Григорія Лакоти, єпископа, і всіх святих - помилує і спасе нас як благий і людинолюбний.</w:t>
       </w:r>
     </w:p>
     <w:p>
